--- a/Bases de Datos II/Kit docente/Clase 1/Guion Docente Clase 1 - Revision BD I y arranque VetCare.docx
+++ b/Bases de Datos II/Kit docente/Clase 1/Guion Docente Clase 1 - Revision BD I y arranque VetCare.docx
@@ -282,84 +282,6 @@
     </w:p>
     <w:p>
       <w:pPr>
-        <w:pStyle w:val="ListBullet"/>
-      </w:pPr>
-      <w:r>
-        <w:rPr>
-          <w:b w:val="0"/>
-          <w:color w:val="4A4A49"/>
-          <w:sz w:val="22"/>
-        </w:rPr>
-        <w:t>Nivel conceptual = entidades y relaciones; nivel fisico = tablas con tipos y longitudes. El ER de hoy es el conceptual (Dueno posee Mascota); el CREATE TABLE de la demo es el mismo modelo en fisico (dueno.telefono VARCHAR(30)). Una tabla = conjunto de entidades del mismo tipo; cada fila es una instancia, cada columna un atributo. La clave primaria (PK) identifica sin ambiguedad cada fila: nunca se repite, nunca es nula.</w:t>
-      </w:r>
-    </w:p>
-    <w:p>
-      <w:pPr>
-        <w:pStyle w:val="ListBullet"/>
-      </w:pPr>
-      <w:r>
-        <w:rPr>
-          <w:b w:val="0"/>
-          <w:color w:val="4A4A49"/>
-          <w:sz w:val="22"/>
-        </w:rPr>
-        <w:t>Clave foranea (FK): columna que apunta a la PK de otra tabla y materializa una relacion (1-N o N-N via tabla intermedia). Garantiza integridad referencial: la BD rechaza una Cita con id_mascota que no existe.</w:t>
-      </w:r>
-    </w:p>
-    <w:p>
-      <w:pPr>
-        <w:pStyle w:val="ListBullet"/>
-      </w:pPr>
-      <w:r>
-        <w:rPr>
-          <w:b w:val="0"/>
-          <w:color w:val="4A4A49"/>
-          <w:sz w:val="22"/>
-        </w:rPr>
-        <w:t>Normalizacion 1FN-3FN en una frase cada una: 1FN = nada de listas dentro de una celda (una fila = una mascota, no varias); 2FN = ningun atributo depende solo de una parte de una PK compuesta; 3FN = ningun atributo depende de otro atributo que no sea la PK. Sub-normalizar genera anomalias de insercion/actualizacion/borrado (ej.: cambiar el telefono de un dueno en 5 filas distintas); sobre-normalizar multiplica JOINs sin necesidad real.</w:t>
-      </w:r>
-    </w:p>
-    <w:p>
-      <w:pPr>
-        <w:pStyle w:val="ListBullet"/>
-      </w:pPr>
-      <w:r>
-        <w:rPr>
-          <w:b w:val="0"/>
-          <w:color w:val="4A4A49"/>
-          <w:sz w:val="22"/>
-        </w:rPr>
-        <w:t>Error de docente que no domina el tema: confundir PK con 'el primer campo de la tabla', o asumir que normalizar siempre mejora el rendimiento (en lectura intensiva a veces se denormaliza a proposito, y eso se vera en Clase 6-7).</w:t>
-      </w:r>
-    </w:p>
-    <w:p>
-      <w:pPr>
-        <w:pStyle w:val="ListBullet"/>
-      </w:pPr>
-      <w:r>
-        <w:rPr>
-          <w:b w:val="0"/>
-          <w:color w:val="4A4A49"/>
-          <w:sz w:val="22"/>
-        </w:rPr>
-        <w:t>Dominio VetCare y sus relaciones: Dueno 1-N Mascota, Mascota 1-N Cita, Veterinario 1-N Cita, Consulta 1-1 Cita (una consulta documenta una cita atendida), Factura 1-N DetalleFactura N-1 Insumo.</w:t>
-      </w:r>
-    </w:p>
-    <w:p>
-      <w:pPr>
-        <w:pStyle w:val="ListBullet"/>
-      </w:pPr>
-      <w:r>
-        <w:rPr>
-          <w:b w:val="0"/>
-          <w:color w:val="4A4A49"/>
-          <w:sz w:val="22"/>
-        </w:rPr>
-        <w:t>Reglas de negocio del PI que ya anticipan clases futuras: mascota inactiva no puede tener cita nueva (se validara con un procedimiento en Clase 3), stock de insumo nunca queda negativo (transacciones, Clase 8), cambios sensibles quedan auditados (triggers, Clase 4).</w:t>
-      </w:r>
-    </w:p>
-    <w:p>
-      <w:pPr>
         <w:spacing w:before="200" w:after="60"/>
       </w:pPr>
       <w:r>
@@ -368,20 +290,7 @@
           <w:color w:val="1A1C1D"/>
           <w:sz w:val="32"/>
         </w:rPr>
-        <w:t>Desarrollo del tema (para dictar sin consultar otra fuente)</w:t>
-      </w:r>
-    </w:p>
-    <w:p>
-      <w:pPr>
-        <w:spacing w:before="200" w:after="60"/>
-      </w:pPr>
-      <w:r>
-        <w:rPr>
-          <w:b/>
-          <w:color w:val="1A1C1D"/>
-          <w:sz w:val="32"/>
-        </w:rPr>
-        <w:t>El cliente: la clinica Huellitas - diapositiva 4</w:t>
+        <w:t>Apoyo por diapositiva</w:t>
       </w:r>
     </w:p>
     <w:p>
@@ -391,326 +300,617 @@
           <w:color w:val="4A4A49"/>
           <w:sz w:val="22"/>
         </w:rPr>
-        <w:t>Antes de dibujar una sola tabla hay que decir para quien se dibuja, porque el taller de hoy y los enunciados de las quince clases en ExamLab estan escritos sobre un cliente concreto y con nombre. La Clinica Veterinaria Huellitas atiende un alto volumen de pacientes y lleva toda su gestion en carpetas de papel. La administracion reporta tres problemas y conviene enunciarlos tal cual, porque cada uno se traduce despues en una decision de esquema: se extravian fichas de pacientes, y esa es la razon de que el expediente tenga que vivir en una fila con clave primaria y no en un papel; buscar un historial en el archivo fisico genera filas en la sala de espera, que es el motivo por el que en la Clase 7 se habla de indices y no como un tema abstracto de rendimiento; y no hay metricas, no saben cuantas especies atienden al mes, que es exactamente la consulta agregada que aparece en el taller de la Clase 6. Un curso de bases de datos que no nombra al cliente convierte cada taller en un ejercicio suelto; nombrarlo hace que el estudiante pueda decidir por si mismo si un dato sobra.</w:t>
+        <w:t xml:space="preserve">Todo lo que hay que decir </w:t>
       </w:r>
-    </w:p>
-    <w:p>
+      <w:r>
+        <w:rPr>
+          <w:b/>
+          <w:color w:val="4A4A49"/>
+          <w:sz w:val="22"/>
+        </w:rPr>
+        <w:t>esta proyectado</w:t>
+      </w:r>
       <w:r>
         <w:rPr>
           <w:b w:val="0"/>
           <w:color w:val="4A4A49"/>
           <w:sz w:val="22"/>
         </w:rPr>
-        <w:t>Hay que fijar la nomenclatura en voz alta porque el material la usa con precision y el estudiante la mezcla: Huellitas es la CLINICA, es decir el cliente que tiene el problema; VetCare es el SISTEMA que se le construye, y VetCare DB es concretamente la base de datos de ese sistema, que es lo que se hace en esta asignatura. Programacion II construye la aplicacion para el mismo cliente y Seminario disena sus planos, asi que un estudiante que curse dos de las tres materias trabaja el mismo caso desde dos angulos. La frontera de hoy conviene decirla de forma explicita para cortar la ansiedad: aqui no se pide la aplicacion ni la interfaz, se pide la capa de datos, y por eso el entregable del semestre es un esquema con integridad, roles, procedimientos y un plan de ejecucion, no una pantalla.</w:t>
+        <w:t>. Esta seccion dice que subrayar en cada lamina, no repite su contenido.</w:t>
       </w:r>
     </w:p>
     <w:p>
+      <w:r>
+        <w:rPr>
+          <w:b/>
+          <w:color w:val="4A4A49"/>
+          <w:sz w:val="22"/>
+        </w:rPr>
+        <w:t>[Slide 5] El cliente: la clinica Huellitas (1/2)</w:t>
+      </w:r>
       <w:r>
         <w:rPr>
           <w:b w:val="0"/>
           <w:color w:val="4A4A49"/>
           <w:sz w:val="22"/>
         </w:rPr>
-        <w:t>Los tres interesados son la herramienta de decision mas util que se le puede dar hoy al estudiante, y estan en la diapositiva por eso. El dueno de la clinica quiere metricas del negocio. La recepcionista quiere agendar rapido y con pocos clics. El veterinario quiere el historial del paciente a la mano durante la consulta. Lo importante, y hay que subrayarlo, es que esos intereses ENTRAN EN CONFLICTO: pedir mas datos en el formulario de la cita da mejores metricas al dueno y le hace mas lento el trabajo a la recepcionista. Ahi esta la diferencia entre un modelo copiado y uno decidido. Cuando en un taller un estudiante pregunte si una columna sobra, la respuesta del docente no deberia ser si o no sino otra pregunta: cual de los tres la necesita, y que pierde otro si la agregamos.</w:t>
+        <w:t xml:space="preserve"> — 5 vinetas.</w:t>
       </w:r>
     </w:p>
     <w:p>
       <w:pPr>
-        <w:spacing w:before="200" w:after="60"/>
+        <w:pStyle w:val="ListBullet2"/>
       </w:pPr>
-      <w:r>
-        <w:rPr>
-          <w:b/>
-          <w:color w:val="1A1C1D"/>
-          <w:sz w:val="32"/>
-        </w:rPr>
-        <w:t>Por que esto no es Bases de Datos I, y el vocabulario minimo - diapositiva 5</w:t>
-      </w:r>
-    </w:p>
-    <w:p>
       <w:r>
         <w:rPr>
           <w:b w:val="0"/>
           <w:color w:val="4A4A49"/>
           <w:sz w:val="22"/>
         </w:rPr>
-        <w:t>Esta clase parece repetir Bases de Datos I y no lo hace. Alla el objetivo era escribir consultas que devolvieran el resultado correcto; aqui es disenar un esquema que siga siendo correcto cuando lo usen tres personas distintas, cuando tenga cien mil filas y cuando alguien meta datos malos, a veces por error y a veces a proposito. Conviene fijar el vocabulario operativo antes de dibujar nada. Una tabla, o relacion, es un conjunto de entidades del mismo tipo: mascota guarda mascotas y nada mas. Una fila es una instancia concreta e irrepetible: la perra Luna de la duena Ana Perez. Una columna es un atributo, y todo atributo tiene un dominio, el conjunto de valores que el motor considera legales: especie no acepta cualquier texto, acepta Canino, Felino, Ave u Otro. Conviene desactivar una trampa de vocabulario: la palabra dominio se usara hoy con dos sentidos, el de un atributo y el del proyecto, que es la clinica Huellitas. Sobre estas tres nociones se monta el semestre: los roles de la Clase 2 se otorgan sobre tablas, los procedimientos de la Clase 3 validan columnas y los indices de la Clase 7 se crean sobre columnas concretas.</w:t>
+        <w:t>Antes de dibujar una sola tabla hay que decir para quien se dibuja, porque el taller de hoy y los enunciados de las quince clases en ExamLab estan escritos sobre un cliente concreto y con nombre.</w:t>
       </w:r>
     </w:p>
     <w:p>
       <w:pPr>
-        <w:spacing w:before="200" w:after="60"/>
+        <w:pStyle w:val="ListBullet2"/>
       </w:pPr>
-      <w:r>
-        <w:rPr>
-          <w:b/>
-          <w:color w:val="1A1C1D"/>
-          <w:sz w:val="32"/>
-        </w:rPr>
-        <w:t>Nivel conceptual y nivel fisico: dos vistas del mismo modelo - diapositiva 5</w:t>
-      </w:r>
-    </w:p>
-    <w:p>
       <w:r>
         <w:rPr>
           <w:b w:val="0"/>
           <w:color w:val="4A4A49"/>
           <w:sz w:val="22"/>
         </w:rPr>
-        <w:t>Antes de cualquier otra cosa hay que separar dos niveles que el estudiante mezcla y que hoy se recorren los dos. El nivel conceptual nombra entidades y relaciones con vocabulario de negocio y sin comprometerse con ningun motor: Dueno posee Mascota, Veterinario atiende Cita. El nivel fisico convierte esas entidades en tablas con columnas tipadas, longitudes, restricciones y claves: dueno.telefono VARCHAR(30) NOT NULL. Son dos vistas del MISMO modelo, no dos modelos distintos, y esa es la razon de que la clase produzca dos artefactos: el diagrama ER de la diapositiva 6 es la vista conceptual, y el guion CREATE TABLE de la diapositiva 7 es la misma informacion en fisico. El criterio operativo para saber si el conceptual esta completo es exactamente ese: si otra persona puede escribir el fisico mirandolo, sin preguntar nada, esta completo. Conviene decirlo en voz alta porque explica por que se exige tipo y longitud en el diagrama: no es decoracion, es lo que hace traducible el dibujo.</w:t>
+        <w:t>Hay que fijar la nomenclatura en voz alta porque el material la usa con precision y el estudiante la mezcla: Huellitas es la CLINICA, es decir el cliente que tiene el problema</w:t>
       </w:r>
     </w:p>
     <w:p>
       <w:pPr>
-        <w:spacing w:before="200" w:after="60"/>
+        <w:pStyle w:val="ListBullet2"/>
       </w:pPr>
-      <w:r>
-        <w:rPr>
-          <w:b/>
-          <w:color w:val="1A1C1D"/>
-          <w:sz w:val="32"/>
-        </w:rPr>
-        <w:t>Clave primaria: natural o sustituta - diapositiva 5</w:t>
-      </w:r>
-    </w:p>
-    <w:p>
       <w:r>
         <w:rPr>
           <w:b w:val="0"/>
           <w:color w:val="4A4A49"/>
           <w:sz w:val="22"/>
         </w:rPr>
-        <w:t>La clave primaria es la columna, o el conjunto de columnas, que identifica una fila sin ambiguedad: no se repite y no admite nulos. Eso no es estilo, es una restriccion que el motor verifica en cada INSERT y UPDATE y que rechaza con error. La pregunta de diseno real no es si poner clave primaria, sino cual. Una clave natural es un atributo del mundo real que ya identifica la entidad: la cedula del dueno, el microchip de la mascota. Una clave sustituta, o surrogate, es un numero sin significado de negocio que la base genera: id_dueno 1, 2, 3. La natural ahorra un JOIN cuando se busca por ella; la sustituta gana cuando el dato natural cambia, se repite o todavia no existe. En VetCare pasan las tres cosas: el dueno llega sin cedula a la mano, un microchip se digita mal y hay que corregirlo, y una mascota rescatada no tiene microchip. Por eso el esquema usa identificadores sustitutos y guarda el dato natural aparte con unicidad: CREATE TABLE dueno (id_dueno INT PRIMARY KEY, cedula VARCHAR(20) UNIQUE, nombre VARCHAR(80) NOT NULL, telefono VARCHAR(30), email VARCHAR(120)). UNIQUE impide dos duenos con la misma cedula, permite dejarla nula un rato y permite corregirla sin tocar las filas de mascota que apuntan al dueno. Regla citable, y es convencion de oficio, no regla dura: si el valor lo controla un tercero, el Estado o un fabricante, no lo use como clave primaria.</w:t>
+        <w:t>Los tres interesados son la herramienta de decision mas util que se le puede dar hoy al estudiante, y estan en la diapositiva por eso.</w:t>
       </w:r>
     </w:p>
     <w:p>
       <w:pPr>
-        <w:spacing w:before="200" w:after="60"/>
+        <w:pStyle w:val="ListBullet2"/>
       </w:pPr>
-      <w:r>
-        <w:rPr>
-          <w:b/>
-          <w:color w:val="1A1C1D"/>
-          <w:sz w:val="32"/>
-        </w:rPr>
-        <w:t>Normalizacion 1FN-3FN: primero la enfermedad - diapositiva 5</w:t>
-      </w:r>
-    </w:p>
-    <w:p>
       <w:r>
         <w:rPr>
           <w:b w:val="0"/>
           <w:color w:val="4A4A49"/>
           <w:sz w:val="22"/>
         </w:rPr>
-        <w:t>La normalizacion se dicta mejor al reves de como se suele dictar: primero la enfermedad. Supongamos que el estudiante guarda el telefono del dueno dentro de cada fila de cita. Aparecen tres anomalias. De actualizacion: cuando Ana Perez cambia de telefono hay que actualizar todas sus citas, y si una queda sin actualizar la base contiene dos verdades contradictorias. De insercion: no se puede registrar un dueno nuevo hasta que tenga una cita, porque el dato solo vive en cita. De borrado: al eliminar la ultima cita desaparece el telefono. Leidas asi, las tres formas normales son tres vacunas. Primera: nada de listas en una celda; guardar 3001112233 y 3159998877 juntos obliga a buscar con SUBSTR, no se puede indexar y no se sabe cual esta vigente, luego se crea telefono_dueno. Segunda: en detalle_factura, con clave compuesta (id_factura, id_insumo), un atributo como nombre_insumo depende solo de id_insumo y sale hacia insumo; en cambio precio_unitario se queda, y este matiz separa a quien entendio de quien memorizo, porque no es redundancia sino el precio historico del momento de la venta: si el total se recalcula con el precio actual, reimprimir una factura de hace seis meses da otra cifra. Tercera: si cita guardara especialidad_veterinario, ese atributo depende de id_veterinario y no de id_cita, luego sale hacia veterinario. La tercera forma normal es el punto de parada practico en casi todo sistema transaccional, y eso es convencion; se rompe a proposito cuando conviene, por ejemplo guardando el total ya calculado en factura, decision que se sostiene con un disparador de la Clase 4 y se justifica con planes de ejecucion en las Clases 6 y 7.</w:t>
+        <w:t>Lo importante, y hay que subrayarlo, es que esos intereses ENTRAN EN CONFLICTO: pedir mas datos en el formulario de la cita da mejores metricas al dueno y le hace mas lento el trabajo a la recepcionista.</w:t>
       </w:r>
     </w:p>
     <w:p>
       <w:pPr>
-        <w:spacing w:before="200" w:after="60"/>
+        <w:pStyle w:val="ListBullet2"/>
       </w:pPr>
-      <w:r>
-        <w:rPr>
-          <w:b/>
-          <w:color w:val="1A1C1D"/>
-          <w:sz w:val="32"/>
-        </w:rPr>
-        <w:t>Clave foranea, borrado y por que la FK no basta - diapositiva 6</w:t>
-      </w:r>
-    </w:p>
-    <w:p>
       <w:r>
         <w:rPr>
           <w:b w:val="0"/>
           <w:color w:val="4A4A49"/>
           <w:sz w:val="22"/>
         </w:rPr>
-        <w:t>La clave foranea apunta a la clave primaria de otra tabla y su efecto practico es que el motor se niega a guardar una referencia inventada. Si se intenta INSERT INTO cita (id_cita, id_mascota, fecha_hora, estado) VALUES (101, 999, TIMESTAMP '2026-09-01 09:00:00', 'PROGRAMADA') y la mascota 999 no existe, la sentencia falla y nombra la restriccion violada: eso es integridad referencial. Lo que casi nunca se explica es la otra mitad: que pasa al borrar el padre. Al declarar la clave foranea se elige el comportamiento; RESTRICT o NO ACTION impide borrar el dueno mientras tenga mascotas, CASCADE borra las filas hijas en cadena y SET NULL deja la referencia nula. Si no se especifica nada, Oracle y PostgreSQL asumen el comportamiento restrictivo, y esa es regla dura del estandar, no convencion. En VetCare se decide entidad por entidad: mascota hacia dueno restrictivo, porque borrar un dueno no debe evaporar el historial clinico; consulta hacia cita restrictivo, porque la consulta es el registro medico; detalle_factura hacia factura en cascada, porque una linea de detalle no significa nada sin su factura; detalle_factura hacia insumo restrictivo, porque no se puede borrar un insumo ya facturado. La conclusion honesta es que en produccion casi nada se borra: se marca inactivo con activa CHAR(1) DEFAULT 'S' CHECK (activa IN ('S','N')). Esa baja logica es la que obliga a validar en la Clase 3 que una mascota inactiva no agende, porque la clave foranea la sigue aceptando: el identificador existe, el negocio no lo quiere.</w:t>
+        <w:t>Cuando en un taller un estudiante pregunte si una columna sobra, la respuesta del docente no deberia ser si o no sino otra pregunta: cual de los tres la necesita, y que pierde otro si la agregamos.</w:t>
       </w:r>
     </w:p>
     <w:p>
-      <w:pPr>
-        <w:spacing w:before="200" w:after="60"/>
-      </w:pPr>
       <w:r>
         <w:rPr>
           <w:b/>
-          <w:color w:val="1A1C1D"/>
-          <w:sz w:val="32"/>
+          <w:color w:val="4A4A49"/>
+          <w:sz w:val="22"/>
         </w:rPr>
-        <w:t>Baja logica: activa CHAR(1) en vez de DELETE - diapositiva 6</w:t>
+        <w:t>[Slide 6] El cliente: la clinica Huellitas (2/2)</w:t>
       </w:r>
-    </w:p>
-    <w:p>
       <w:r>
         <w:rPr>
           <w:b w:val="0"/>
           <w:color w:val="4A4A49"/>
           <w:sz w:val="22"/>
         </w:rPr>
-        <w:t>Conviene detenerse en la baja logica porque es la decision que sostiene medio semestre y casi nunca se explica. En un sistema real no se borran clientes ni pacientes: no se hace DELETE FROM mascota. Primero por integridad, porque la fila esta referenciada por citas, consultas y facturas y el motor lo va a impedir; segundo por trazabilidad, porque el historial clinico y la facturacion de esa mascota tienen que seguir existiendo aunque la mascota ya no venga; y tercero porque un borrado es irreversible y una equivocacion de digitacion no deberia serlo. Lo que se hace es marcar la fila como inactiva: activa CHAR(1) DEFAULT 'S' CHECK (activa IN ('S','N')), y las consultas del dia a dia filtran WHERE activa = 'S'. La consecuencia que hay que subrayar, porque es la que abre la Clase 3, es que la clave foranea NO defiende esa regla: para el motor, la mascota inactiva existe y su identificador es valido, asi que aceptara sin chistar una cita nueva sobre ella. La regla vive en otra capa: un CHECK si solo mira columnas de la misma fila, un procedimiento almacenado si necesita consultar otra tabla (Clase 3), o un disparador si debe aplicarse aunque nadie llame al procedimiento (Clase 4). Si el estudiante sale hoy con DELETE en la cabeza, en la Clase 3 no va a entender por que hace falta sp_agendar_cita.</w:t>
+        <w:t xml:space="preserve"> — 8 vinetas.</w:t>
       </w:r>
     </w:p>
     <w:p>
-      <w:pPr>
-        <w:spacing w:before="200" w:after="60"/>
-      </w:pPr>
       <w:r>
         <w:rPr>
           <w:b/>
-          <w:color w:val="1A1C1D"/>
-          <w:sz w:val="32"/>
+          <w:color w:val="4A4A49"/>
+          <w:sz w:val="22"/>
         </w:rPr>
-        <w:t>Que separa un diagrama ER de un dibujo - diapositiva 6</w:t>
+        <w:t>[Slide 7] Por que esto no es Bases de Datos I, y el vocabulario minimo</w:t>
       </w:r>
-    </w:p>
-    <w:p>
       <w:r>
         <w:rPr>
           <w:b w:val="0"/>
           <w:color w:val="4A4A49"/>
           <w:sz w:val="22"/>
         </w:rPr>
-        <w:t>Hace falta distinguir un diagrama entidad-relacion de un dibujo, porque el entregable de hoy es un PNG y es facil entregar lo segundo creyendo que es lo primero. Un dibujo son cajas con nombres unidas por lineas. Un diagrama bien hecho cumple cinco condiciones verificables: entidades en singular con su clave primaria marcada; cada atributo con tipo y longitud, no solo nombre; cada clave foranea senalada indicando a que entidad apunta; cada relacion con cardinalidad en los dos extremos, con maximo y minimo; y cada relacion con nombre verbal legible, Dueno posee Mascota, Veterinario atiende Cita. El criterio de aceptacion que conviene entregar es operativo: el diagrama esta bien si otra persona puede escribir el CREATE TABLE completo mirandolo, sin preguntar nada. La opcionalidad es la parte que siempre se omite y la que mas cuesta despues. En VetCare, Consulta y Cita estan en relacion uno a uno pero no simetrica: una cita programada aun no tiene consulta, y una consulta no existe sin su cita. Eso se materializa como consulta.id_cita NOT NULL UNIQUE, no como una clave foranea simple, y decidirlo hoy evita la pregunta que aparece en la Clase 3 cuando alguien intenta registrar la consulta antes de la cita. Como referencia de tamano, el modelo tiene ocho entidades y siete relaciones y debe caber legible en una hoja; si no cabe, se divide en vistas por subsistema, y eso es convencion, no norma.</w:t>
+        <w:t xml:space="preserve"> — 7 vinetas.</w:t>
       </w:r>
     </w:p>
     <w:p>
       <w:pPr>
-        <w:spacing w:before="200" w:after="60"/>
+        <w:pStyle w:val="ListBullet2"/>
       </w:pPr>
-      <w:r>
-        <w:rPr>
-          <w:b/>
-          <w:color w:val="1A1C1D"/>
-          <w:sz w:val="32"/>
-        </w:rPr>
-        <w:t>Tipos de datos: donde se pagan las facturas mas caras - diapositiva 7</w:t>
-      </w:r>
-    </w:p>
-    <w:p>
       <w:r>
         <w:rPr>
           <w:b w:val="0"/>
           <w:color w:val="4A4A49"/>
           <w:sz w:val="22"/>
         </w:rPr>
-        <w:t>Elegir tipos parece trivial y es donde se pagan las facturas mas caras del semestre. Un telefono no es un numero: como NUMBER se pierden los ceros iniciales, no cabe el prefijo internacional ni una extension, asi que va VARCHAR(30). Una fecha no es texto: si fecha_hora fuera VARCHAR(20), el ORDER BY seria alfabetico y no cronologico, no se podrian sumar treinta minutos para calcular el fin de la cita y el indice de la Clase 7 serviria de poco; va TIMESTAMP. El dinero no es flotante: FLOAT representa decimales en binario y arrastra errores que, sumados en cientos de lineas de detalle_factura, hacen que el total no cuadre con sus partes; va NUMBER(12,2) en Oracle o DECIMAL(12,2) en PostgreSQL. La tentacion contraria, declarar todo VARCHAR(4000) por comodidad, renuncia a que la base valide algo y traslada la validacion entera a quien programe cada pantalla. Numeros de referencia como convencion del curso: nombre VARCHAR(80), email VARCHAR(120) porque el estandar de correo admite hasta 254 caracteres, telefono VARCHAR(30), especie VARCHAR(40). El costo de equivocarse no es reescribir una linea: la tabla ya tiene datos, el ALTER TABLE debe convertir cada valor, puede fallar por una sola fila invalida, bloquea la tabla mientras dura, y los procedimientos de las Clases 3 y 4 ya asumen el tipo antiguo.</w:t>
+        <w:t>Conviene fijar el vocabulario operativo antes de dibujar nada.</w:t>
       </w:r>
     </w:p>
     <w:p>
       <w:pPr>
-        <w:spacing w:before="200" w:after="60"/>
+        <w:pStyle w:val="ListBullet2"/>
       </w:pPr>
-      <w:r>
-        <w:rPr>
-          <w:b/>
-          <w:color w:val="1A1C1D"/>
-          <w:sz w:val="32"/>
-        </w:rPr>
-        <w:t>Convenciones de nombres para que el DDL corra a la primera - diapositiva 7</w:t>
-      </w:r>
-    </w:p>
-    <w:p>
       <w:r>
         <w:rPr>
           <w:b w:val="0"/>
           <w:color w:val="4A4A49"/>
           <w:sz w:val="22"/>
         </w:rPr>
-        <w:t>Convenciones de nombres del curso, y hay que exigirlas desde hoy porque el taller se corrige ejecutando el guion en el PostgreSQL que ExamLab trae en el navegador. Todo en minusculas: PostgreSQL pliega a minuscula cualquier identificador sin comillas, asi que escribir CREATE TABLE Mascota y despues consultarlo entrecomillado produce un error de tabla inexistente que cuesta veinte minutos de clase encontrar; la regla practica es no usar nunca comillas dobles en identificadores. Nombres de tabla en singular y sin tildes ni enes: dueno, mascota, cita, veterinario, consulta, insumo, factura, detalle_factura. Una tabla es un conjunto de entidades del mismo tipo, pero se nombra por lo que guarda cada fila, y el singular hace que la clave foranea se lea sola: cita.id_mascota apunta a mascota.id_mascota. Identificadores sustitutos uniformes con el patron id_&lt;entidad&gt;, el mismo nombre en la tabla propia y en la que la referencia, para que el JOIN se escriba sin buscar como se llamo la columna alla. Palabras compuestas con guion bajo (detalle_factura, fecha_hora), nunca camelCase. Y la convencion que mas tiempo ahorra en el semestre: el mismo nombre en el diagrama, en el DDL y en el codigo Mermaid que se entrega; cuando los tres coinciden, revisar el taller de un estudiante es leer una sola vez.</w:t>
+        <w:t>Conviene desactivar una trampa de vocabulario: la palabra dominio se usara hoy con dos sentidos, el de un atributo y el del proyecto, que es la clinica Huellitas.</w:t>
       </w:r>
     </w:p>
     <w:p>
-      <w:pPr>
-        <w:spacing w:before="200" w:after="60"/>
-      </w:pPr>
       <w:r>
         <w:rPr>
           <w:b/>
-          <w:color w:val="1A1C1D"/>
-          <w:sz w:val="32"/>
+          <w:color w:val="4A4A49"/>
+          <w:sz w:val="22"/>
         </w:rPr>
-        <w:t>Herramientas del dia y que se puede demostrar con cada una - diapositiva 9</w:t>
+        <w:t>[Slide 8] Nivel conceptual y nivel fisico: dos vistas del mismo modelo</w:t>
       </w:r>
-    </w:p>
-    <w:p>
       <w:r>
         <w:rPr>
           <w:b w:val="0"/>
           <w:color w:val="4A4A49"/>
           <w:sz w:val="22"/>
         </w:rPr>
-        <w:t>Sobre lo que se puede demostrar con herramientas gratuitas conviene ser preciso, porque de eso depende que el taller no se atore. En DB Fiddle, sin cuenta y en menos de un minuto, se ejecuta el guion completo de CREATE TABLE con claves primarias, foraneas y CHECK, se insertan Ana Perez, Luna y su cita, se corre el JOIN de las tres tablas y, sobre todo, se provoca el error de integridad en vivo insertando una cita con id_mascota inexistente para que el grupo lea el mensaje real del motor. Tambien se demuestra el borrado en cascada: DELETE FROM factura WHERE id_factura = 1 y verificar con SELECT COUNT(*) FROM detalle_factura que las lineas hijas desaparecieron. Lo que DB Fiddle no da es persistencia: cada ejecucion recrea el esquema desde cero y no hay usuarios ni roles reales, razon por la cual la Clase 2 trabaja con matriz documentada. Oracle Live SQL exige cuenta gratuita pero conserva esquema y guiones entre sesiones y admite bloques PL/SQL, que es lo que se necesitara desde la Clase 3; conviene que el estudiante la cree hoy y no el dia que la necesite. draw.io corre en el navegador, no pide cuenta y exporta PNG, el formato que pide ExamLab. De ahi sale la regla operativa del curso: la fuente de verdad es el archivo sql en la carpeta del proyecto, nunca la pestana del navegador, y el estudiante va bien si reconstruye el esquema completo en menos de cinco minutos pegando su propio guion.</w:t>
+        <w:t xml:space="preserve"> — 4 vinetas.</w:t>
       </w:r>
     </w:p>
     <w:p>
       <w:pPr>
-        <w:spacing w:before="200" w:after="60"/>
+        <w:pStyle w:val="ListBullet2"/>
       </w:pPr>
-      <w:r>
-        <w:rPr>
-          <w:b/>
-          <w:color w:val="1A1C1D"/>
-          <w:sz w:val="32"/>
-        </w:rPr>
-        <w:t>Del ER dibujado al codigo Mermaid que se entrega - diapositiva 10</w:t>
-      </w:r>
-    </w:p>
-    <w:p>
       <w:r>
         <w:rPr>
           <w:b w:val="0"/>
           <w:color w:val="4A4A49"/>
           <w:sz w:val="22"/>
         </w:rPr>
-        <w:t>Ultimo tramo, y es el que decide si el taller se entrega o no: como pasa el estudiante del dibujo a lo que la plataforma califica. El taller de hoy pide el modelo ER en la pregunta de tipo diagrama de ExamLab, y esa pregunta NO recibe imagenes: recibe texto en sintaxis Mermaid (erDiagram) que la plataforma renderiza al instante. Eso no significa que haya que dibujar escribiendo codigo, y conviene decirlo asi para que nadie se bloquee: el camino corto es disenar visual en draw.io o Excalidraw, que es donde se piensa el modelo, y despues pedirle a una IA que traduzca ese boceto a Mermaid. La IA acierta la sintaxis; el modelo sigue siendo del estudiante, y por eso hay que revisar lo que devuelve: entidades completas, cardinalidades en el sentido correcto, PK y FK marcadas. El paso que nadie se puede saltar es pegar el codigo en la pregunta y mirarlo renderizado dentro de ExamLab antes de enviar, porque un diagrama que no renderiza no se puede calificar. El PNG exportado se conserva en la carpeta del PI para el informe, pero no reemplaza la respuesta en la plataforma. La demo de la diapositiva 8 debe terminar exactamente ahi, y la diapositiva 10 deja los cuatro pasos proyectados mientras el grupo trabaja.</w:t>
+        <w:t>Antes de cualquier otra cosa hay que separar dos niveles que el estudiante mezcla y que hoy se recorren los dos.</w:t>
       </w:r>
     </w:p>
     <w:p>
       <w:pPr>
-        <w:spacing w:before="200" w:after="60"/>
+        <w:pStyle w:val="ListBullet2"/>
       </w:pPr>
-      <w:r>
-        <w:rPr>
-          <w:b/>
-          <w:color w:val="1A1C1D"/>
-          <w:sz w:val="32"/>
-        </w:rPr>
-        <w:t>Preguntas frecuentes del grupo - diapositiva 5</w:t>
-      </w:r>
-    </w:p>
-    <w:p>
       <w:r>
         <w:rPr>
           <w:b w:val="0"/>
           <w:color w:val="4A4A49"/>
           <w:sz w:val="22"/>
         </w:rPr>
-        <w:t>Tres preguntas aparecen casi siempre y conviene tener la respuesta lista. Primera: si la pantalla muestra todo junto, por que no una sola tabla con todo. La respuesta no es doctrinal sino de costo: ahi el telefono de un dueno con veinte citas vive veinte veces y basta una actualizacion parcial para que el sistema mienta; ademas ese diseno impide registrar un dueno sin cita o un insumo sin venta. Segunda: la clave primaria tiene que ser el primer campo y autoincremental. No: el orden fisico de las columnas es irrelevante para el motor, la clave primaria es una restriccion y no una posicion, y el autoincremento es solo una forma comoda de generar valores sustitutos. Tercera, la mas valiosa porque abre las clases siguientes: si pongo la clave foranea, ya no necesito validar en la aplicacion. La clave foranea garantiza que el identificador exista, no que la regla de negocio se cumpla; la mascota inactiva tiene un identificador valido y la clave foranea la acepta sin chistar. Esa regla necesita otra herramienta: un CHECK cuando mira solo columnas de la misma fila, un procedimiento almacenado cuando debe consultar otra tabla, que es el hito de la Clase 3, o un disparador cuando debe aplicarse aunque nadie llame al procedimiento, que es el hito de la Clase 4.</w:t>
+        <w:t>Conviene decirlo en voz alta porque explica por que se exige tipo y longitud en el diagrama: no es decoracion, es lo que hace traducible el dibujo.</w:t>
       </w:r>
     </w:p>
     <w:p>
-      <w:pPr>
-        <w:spacing w:before="200" w:after="60"/>
-      </w:pPr>
       <w:r>
         <w:rPr>
           <w:b/>
-          <w:color w:val="1A1C1D"/>
-          <w:sz w:val="32"/>
+          <w:color w:val="4A4A49"/>
+          <w:sz w:val="22"/>
         </w:rPr>
-        <w:t>Errores tipicos del docente que no domina el tema</w:t>
+        <w:t>[Slide 9] Clave primaria: natural o sustituta (1/2)</w:t>
       </w:r>
-    </w:p>
-    <w:p>
       <w:r>
         <w:rPr>
           <w:b w:val="0"/>
           <w:color w:val="4A4A49"/>
           <w:sz w:val="22"/>
         </w:rPr>
-        <w:t>Error tipico del docente que no domina el tema: dictar las tres formas normales como una escalera de niveles sin mostrar una sola anomalia concreta sobre las tablas de VetCare. La consecuencia aguas abajo es que el estudiante normaliza por ritual, parte insumo en tres tablas que nunca se consultan por separado y llega a la Clase 6 sin poder explicar por que su consulta de agenda hace seis JOIN ni cual sobra, de modo que el mismo vacio le cuesta puntos en el Parcial 1 y otra vez en el Parcial 2. El segundo tropiezo es aceptar como valido un diagrama sin cardinalidades y sin tipos de datos, solo porque el PNG se ve ordenado. La consecuencia es que en la Clase 3 el estudiante descubre que nunca decidio si un veterinario puede tener dos citas en la misma franja, escribe sp_agendar_cita sin esa validacion, y en la Clase 10 la demostracion de doble reserva no tiene contra que compararse; a esa altura rehacer el modelo implica tocar tablas con datos, procedimientos y disparadores escritos encima, y el estudiante pierde una sesion completa del proyecto.</w:t>
+        <w:t xml:space="preserve"> — 7 vinetas.</w:t>
+      </w:r>
+    </w:p>
+    <w:p>
+      <w:r>
+        <w:rPr>
+          <w:b/>
+          <w:color w:val="4A4A49"/>
+          <w:sz w:val="22"/>
+        </w:rPr>
+        <w:t>[Slide 10] Clave primaria: natural o sustituta (2/2)</w:t>
+      </w:r>
+      <w:r>
+        <w:rPr>
+          <w:b w:val="0"/>
+          <w:color w:val="4A4A49"/>
+          <w:sz w:val="22"/>
+        </w:rPr>
+        <w:t xml:space="preserve"> — 3 vinetas.</w:t>
+      </w:r>
+    </w:p>
+    <w:p>
+      <w:r>
+        <w:rPr>
+          <w:b/>
+          <w:color w:val="4A4A49"/>
+          <w:sz w:val="22"/>
+        </w:rPr>
+        <w:t>[Slide 11] Normalizacion 1FN-3FN: primero la enfermedad (1/2)</w:t>
+      </w:r>
+      <w:r>
+        <w:rPr>
+          <w:b w:val="0"/>
+          <w:color w:val="4A4A49"/>
+          <w:sz w:val="22"/>
+        </w:rPr>
+        <w:t xml:space="preserve"> — 8 vinetas.</w:t>
+      </w:r>
+    </w:p>
+    <w:p>
+      <w:r>
+        <w:rPr>
+          <w:b/>
+          <w:color w:val="4A4A49"/>
+          <w:sz w:val="22"/>
+        </w:rPr>
+        <w:t>[Slide 12] Normalizacion 1FN-3FN: primero la enfermedad (2/2)</w:t>
+      </w:r>
+      <w:r>
+        <w:rPr>
+          <w:b w:val="0"/>
+          <w:color w:val="4A4A49"/>
+          <w:sz w:val="22"/>
+        </w:rPr>
+        <w:t xml:space="preserve"> — 5 vinetas.</w:t>
+      </w:r>
+    </w:p>
+    <w:p>
+      <w:r>
+        <w:rPr>
+          <w:b/>
+          <w:color w:val="4A4A49"/>
+          <w:sz w:val="22"/>
+        </w:rPr>
+        <w:t>[Slide 13] Clave foranea, borrado y por que la FK no basta (1/2)</w:t>
+      </w:r>
+      <w:r>
+        <w:rPr>
+          <w:b w:val="0"/>
+          <w:color w:val="4A4A49"/>
+          <w:sz w:val="22"/>
+        </w:rPr>
+        <w:t xml:space="preserve"> — 6 vinetas.</w:t>
+      </w:r>
+    </w:p>
+    <w:p>
+      <w:r>
+        <w:rPr>
+          <w:b/>
+          <w:color w:val="4A4A49"/>
+          <w:sz w:val="22"/>
+        </w:rPr>
+        <w:t>[Slide 14] Clave foranea, borrado y por que la FK no basta (2/2)</w:t>
+      </w:r>
+      <w:r>
+        <w:rPr>
+          <w:b w:val="0"/>
+          <w:color w:val="4A4A49"/>
+          <w:sz w:val="22"/>
+        </w:rPr>
+        <w:t xml:space="preserve"> — 4 vinetas.</w:t>
+      </w:r>
+    </w:p>
+    <w:p>
+      <w:r>
+        <w:rPr>
+          <w:b/>
+          <w:color w:val="4A4A49"/>
+          <w:sz w:val="22"/>
+        </w:rPr>
+        <w:t>[Slide 15] Baja logica: activa CHAR(1) en vez de DELETE</w:t>
+      </w:r>
+      <w:r>
+        <w:rPr>
+          <w:b w:val="0"/>
+          <w:color w:val="4A4A49"/>
+          <w:sz w:val="22"/>
+        </w:rPr>
+        <w:t xml:space="preserve"> — 6 vinetas.</w:t>
+      </w:r>
+    </w:p>
+    <w:p>
+      <w:pPr>
+        <w:pStyle w:val="ListBullet2"/>
+      </w:pPr>
+      <w:r>
+        <w:rPr>
+          <w:b w:val="0"/>
+          <w:color w:val="4A4A49"/>
+          <w:sz w:val="22"/>
+        </w:rPr>
+        <w:t>Conviene detenerse en la baja logica porque es la decision que sostiene medio semestre y casi nunca se explica.</w:t>
+      </w:r>
+    </w:p>
+    <w:p>
+      <w:pPr>
+        <w:pStyle w:val="ListBullet2"/>
+      </w:pPr>
+      <w:r>
+        <w:rPr>
+          <w:b w:val="0"/>
+          <w:color w:val="4A4A49"/>
+          <w:sz w:val="22"/>
+        </w:rPr>
+        <w:t>Si el estudiante sale hoy con DELETE en la cabeza, en la Clase 3 no va a entender por que hace falta sp_agendar_cita.</w:t>
+      </w:r>
+    </w:p>
+    <w:p>
+      <w:r>
+        <w:rPr>
+          <w:b/>
+          <w:color w:val="4A4A49"/>
+          <w:sz w:val="22"/>
+        </w:rPr>
+        <w:t>[Slide 16] Que separa un diagrama ER de un dibujo (1/2)</w:t>
+      </w:r>
+      <w:r>
+        <w:rPr>
+          <w:b w:val="0"/>
+          <w:color w:val="4A4A49"/>
+          <w:sz w:val="22"/>
+        </w:rPr>
+        <w:t xml:space="preserve"> — 5 vinetas.</w:t>
+      </w:r>
+    </w:p>
+    <w:p>
+      <w:r>
+        <w:rPr>
+          <w:b/>
+          <w:color w:val="4A4A49"/>
+          <w:sz w:val="22"/>
+        </w:rPr>
+        <w:t>[Slide 17] Que separa un diagrama ER de un dibujo (2/2)</w:t>
+      </w:r>
+      <w:r>
+        <w:rPr>
+          <w:b w:val="0"/>
+          <w:color w:val="4A4A49"/>
+          <w:sz w:val="22"/>
+        </w:rPr>
+        <w:t xml:space="preserve"> — 4 vinetas.</w:t>
+      </w:r>
+    </w:p>
+    <w:p>
+      <w:r>
+        <w:rPr>
+          <w:b/>
+          <w:color w:val="4A4A49"/>
+          <w:sz w:val="22"/>
+        </w:rPr>
+        <w:t>[Slide 18] Tipos de datos: donde se pagan las facturas mas caras (1/2)</w:t>
+      </w:r>
+      <w:r>
+        <w:rPr>
+          <w:b w:val="0"/>
+          <w:color w:val="4A4A49"/>
+          <w:sz w:val="22"/>
+        </w:rPr>
+        <w:t xml:space="preserve"> — 4 vinetas.</w:t>
+      </w:r>
+    </w:p>
+    <w:p>
+      <w:r>
+        <w:rPr>
+          <w:b/>
+          <w:color w:val="4A4A49"/>
+          <w:sz w:val="22"/>
+        </w:rPr>
+        <w:t>[Slide 19] Tipos de datos: donde se pagan las facturas mas caras (2/2)</w:t>
+      </w:r>
+      <w:r>
+        <w:rPr>
+          <w:b w:val="0"/>
+          <w:color w:val="4A4A49"/>
+          <w:sz w:val="22"/>
+        </w:rPr>
+        <w:t xml:space="preserve"> — 3 vinetas.</w:t>
+      </w:r>
+    </w:p>
+    <w:p>
+      <w:r>
+        <w:rPr>
+          <w:b/>
+          <w:color w:val="4A4A49"/>
+          <w:sz w:val="22"/>
+        </w:rPr>
+        <w:t>[Slide 20] Convenciones de nombres para que el DDL corra a la primera</w:t>
+      </w:r>
+      <w:r>
+        <w:rPr>
+          <w:b w:val="0"/>
+          <w:color w:val="4A4A49"/>
+          <w:sz w:val="22"/>
+        </w:rPr>
+        <w:t xml:space="preserve"> — 7 vinetas.</w:t>
+      </w:r>
+    </w:p>
+    <w:p>
+      <w:pPr>
+        <w:pStyle w:val="ListBullet2"/>
+      </w:pPr>
+      <w:r>
+        <w:rPr>
+          <w:b w:val="0"/>
+          <w:color w:val="4A4A49"/>
+          <w:sz w:val="22"/>
+        </w:rPr>
+        <w:t>Convenciones de nombres del curso, y hay que exigirlas desde hoy porque el taller se corrige ejecutando el guion en el PostgreSQL que ExamLab trae en el navegador.</w:t>
+      </w:r>
+    </w:p>
+    <w:p>
+      <w:r>
+        <w:rPr>
+          <w:b/>
+          <w:color w:val="4A4A49"/>
+          <w:sz w:val="22"/>
+        </w:rPr>
+        <w:t>[Slide 21] Herramientas del dia y que se puede demostrar con cada una</w:t>
+      </w:r>
+      <w:r>
+        <w:rPr>
+          <w:b w:val="0"/>
+          <w:color w:val="4A4A49"/>
+          <w:sz w:val="22"/>
+        </w:rPr>
+        <w:t xml:space="preserve"> — 5 vinetas.</w:t>
+      </w:r>
+    </w:p>
+    <w:p>
+      <w:pPr>
+        <w:pStyle w:val="ListBullet2"/>
+      </w:pPr>
+      <w:r>
+        <w:rPr>
+          <w:b w:val="0"/>
+          <w:color w:val="4A4A49"/>
+          <w:sz w:val="22"/>
+        </w:rPr>
+        <w:t>Oracle Live SQL exige cuenta gratuita pero conserva esquema y guiones entre sesiones y admite bloques PL/SQL, que es lo que se necesitara desde la Clase 3; conviene que el estudiante la cree hoy y no el dia que la necesite. draw.io corre en el navegador, no pide cuenta y exporta PNG, el formato que pide ExamLab.</w:t>
+      </w:r>
+    </w:p>
+    <w:p>
+      <w:pPr>
+        <w:pStyle w:val="ListBullet2"/>
+      </w:pPr>
+      <w:r>
+        <w:rPr>
+          <w:b w:val="0"/>
+          <w:color w:val="4A4A49"/>
+          <w:sz w:val="22"/>
+        </w:rPr>
+        <w:t>De ahi sale la regla operativa del curso: la fuente de verdad es el archivo sql en la carpeta del proyecto, nunca la pestana del navegador, y el estudiante va bien si reconstruye el esquema completo en menos de cinco minutos pegando su propio guion.</w:t>
+      </w:r>
+    </w:p>
+    <w:p>
+      <w:r>
+        <w:rPr>
+          <w:b/>
+          <w:color w:val="4A4A49"/>
+          <w:sz w:val="22"/>
+        </w:rPr>
+        <w:t>[Slide 22] Del ER dibujado al codigo Mermaid que se entrega</w:t>
+      </w:r>
+      <w:r>
+        <w:rPr>
+          <w:b w:val="0"/>
+          <w:color w:val="4A4A49"/>
+          <w:sz w:val="22"/>
+        </w:rPr>
+        <w:t xml:space="preserve"> — 4 vinetas.</w:t>
+      </w:r>
+    </w:p>
+    <w:p>
+      <w:pPr>
+        <w:pStyle w:val="ListBullet2"/>
+      </w:pPr>
+      <w:r>
+        <w:rPr>
+          <w:b w:val="0"/>
+          <w:color w:val="4A4A49"/>
+          <w:sz w:val="22"/>
+        </w:rPr>
+        <w:t>Ultimo tramo, y es el que decide si el taller se entrega o no: como pasa el estudiante del dibujo a lo que la plataforma califica.</w:t>
+      </w:r>
+    </w:p>
+    <w:p>
+      <w:pPr>
+        <w:pStyle w:val="ListBullet2"/>
+      </w:pPr>
+      <w:r>
+        <w:rPr>
+          <w:b w:val="0"/>
+          <w:color w:val="4A4A49"/>
+          <w:sz w:val="22"/>
+        </w:rPr>
+        <w:t>Eso no significa que haya que dibujar escribiendo codigo, y conviene decirlo asi para que nadie se bloquee: el camino corto es disenar visual en draw.io o Excalidraw, que es donde se piensa el modelo, y despues pedirle a una IA que traduzca ese boceto a Mermaid.</w:t>
+      </w:r>
+    </w:p>
+    <w:p>
+      <w:pPr>
+        <w:pStyle w:val="ListBullet2"/>
+      </w:pPr>
+      <w:r>
+        <w:rPr>
+          <w:b w:val="0"/>
+          <w:color w:val="4A4A49"/>
+          <w:sz w:val="22"/>
+        </w:rPr>
+        <w:t>La demo debe terminar exactamente ahi, y deja los cuatro pasos proyectados mientras el grupo trabaja.</w:t>
+      </w:r>
+    </w:p>
+    <w:p>
+      <w:r>
+        <w:rPr>
+          <w:b/>
+          <w:color w:val="4A4A49"/>
+          <w:sz w:val="22"/>
+        </w:rPr>
+        <w:t>[Slide 23] Preguntas frecuentes del grupo (1/2)</w:t>
+      </w:r>
+      <w:r>
+        <w:rPr>
+          <w:b w:val="0"/>
+          <w:color w:val="4A4A49"/>
+          <w:sz w:val="22"/>
+        </w:rPr>
+        <w:t xml:space="preserve"> — 4 vinetas.</w:t>
+      </w:r>
+    </w:p>
+    <w:p>
+      <w:pPr>
+        <w:pStyle w:val="ListBullet2"/>
+      </w:pPr>
+      <w:r>
+        <w:rPr>
+          <w:b w:val="0"/>
+          <w:color w:val="4A4A49"/>
+          <w:sz w:val="22"/>
+        </w:rPr>
+        <w:t>Tres preguntas aparecen casi siempre y conviene tener la respuesta lista.</w:t>
+      </w:r>
+    </w:p>
+    <w:p>
+      <w:r>
+        <w:rPr>
+          <w:b/>
+          <w:color w:val="4A4A49"/>
+          <w:sz w:val="22"/>
+        </w:rPr>
+        <w:t>[Slide 24] Preguntas frecuentes del grupo (2/2)</w:t>
+      </w:r>
+      <w:r>
+        <w:rPr>
+          <w:b w:val="0"/>
+          <w:color w:val="4A4A49"/>
+          <w:sz w:val="22"/>
+        </w:rPr>
+        <w:t xml:space="preserve"> — 4 vinetas.</w:t>
       </w:r>
     </w:p>
     <w:p>
@@ -843,7 +1043,254 @@
           <w:color w:val="4A4A49"/>
           <w:sz w:val="22"/>
         </w:rPr>
-        <w:t>Teoria Core (breve)</w:t>
+        <w:t>El cliente: la clinica Huellitas (1/2)</w:t>
+      </w:r>
+    </w:p>
+    <w:p>
+      <w:pPr>
+        <w:pStyle w:val="ListNumber"/>
+      </w:pPr>
+      <w:r>
+        <w:rPr>
+          <w:b w:val="0"/>
+          <w:color w:val="4A4A49"/>
+          <w:sz w:val="22"/>
+        </w:rPr>
+        <w:t>El cliente: la clinica Huellitas (2/2)</w:t>
+      </w:r>
+    </w:p>
+    <w:p>
+      <w:pPr>
+        <w:pStyle w:val="ListNumber"/>
+      </w:pPr>
+      <w:r>
+        <w:rPr>
+          <w:b w:val="0"/>
+          <w:color w:val="4A4A49"/>
+          <w:sz w:val="22"/>
+        </w:rPr>
+        <w:t>Por que esto no es Bases de Datos I, y el vocabulario minimo</w:t>
+      </w:r>
+    </w:p>
+    <w:p>
+      <w:pPr>
+        <w:pStyle w:val="ListNumber"/>
+      </w:pPr>
+      <w:r>
+        <w:rPr>
+          <w:b w:val="0"/>
+          <w:color w:val="4A4A49"/>
+          <w:sz w:val="22"/>
+        </w:rPr>
+        <w:t>Nivel conceptual y nivel fisico: dos vistas del mismo modelo</w:t>
+      </w:r>
+    </w:p>
+    <w:p>
+      <w:pPr>
+        <w:pStyle w:val="ListNumber"/>
+      </w:pPr>
+      <w:r>
+        <w:rPr>
+          <w:b w:val="0"/>
+          <w:color w:val="4A4A49"/>
+          <w:sz w:val="22"/>
+        </w:rPr>
+        <w:t>Clave primaria: natural o sustituta (1/2)</w:t>
+      </w:r>
+    </w:p>
+    <w:p>
+      <w:pPr>
+        <w:pStyle w:val="ListNumber"/>
+      </w:pPr>
+      <w:r>
+        <w:rPr>
+          <w:b w:val="0"/>
+          <w:color w:val="4A4A49"/>
+          <w:sz w:val="22"/>
+        </w:rPr>
+        <w:t>Clave primaria: natural o sustituta (2/2)</w:t>
+      </w:r>
+    </w:p>
+    <w:p>
+      <w:pPr>
+        <w:pStyle w:val="ListNumber"/>
+      </w:pPr>
+      <w:r>
+        <w:rPr>
+          <w:b w:val="0"/>
+          <w:color w:val="4A4A49"/>
+          <w:sz w:val="22"/>
+        </w:rPr>
+        <w:t>Normalizacion 1FN-3FN: primero la enfermedad (1/2)</w:t>
+      </w:r>
+    </w:p>
+    <w:p>
+      <w:pPr>
+        <w:pStyle w:val="ListNumber"/>
+      </w:pPr>
+      <w:r>
+        <w:rPr>
+          <w:b w:val="0"/>
+          <w:color w:val="4A4A49"/>
+          <w:sz w:val="22"/>
+        </w:rPr>
+        <w:t>Normalizacion 1FN-3FN: primero la enfermedad (2/2)</w:t>
+      </w:r>
+    </w:p>
+    <w:p>
+      <w:pPr>
+        <w:pStyle w:val="ListNumber"/>
+      </w:pPr>
+      <w:r>
+        <w:rPr>
+          <w:b w:val="0"/>
+          <w:color w:val="4A4A49"/>
+          <w:sz w:val="22"/>
+        </w:rPr>
+        <w:t>Clave foranea, borrado y por que la FK no basta (1/2)</w:t>
+      </w:r>
+    </w:p>
+    <w:p>
+      <w:pPr>
+        <w:pStyle w:val="ListNumber"/>
+      </w:pPr>
+      <w:r>
+        <w:rPr>
+          <w:b w:val="0"/>
+          <w:color w:val="4A4A49"/>
+          <w:sz w:val="22"/>
+        </w:rPr>
+        <w:t>Clave foranea, borrado y por que la FK no basta (2/2)</w:t>
+      </w:r>
+    </w:p>
+    <w:p>
+      <w:pPr>
+        <w:pStyle w:val="ListNumber"/>
+      </w:pPr>
+      <w:r>
+        <w:rPr>
+          <w:b w:val="0"/>
+          <w:color w:val="4A4A49"/>
+          <w:sz w:val="22"/>
+        </w:rPr>
+        <w:t>Baja logica: activa CHAR(1) en vez de DELETE</w:t>
+      </w:r>
+    </w:p>
+    <w:p>
+      <w:pPr>
+        <w:pStyle w:val="ListNumber"/>
+      </w:pPr>
+      <w:r>
+        <w:rPr>
+          <w:b w:val="0"/>
+          <w:color w:val="4A4A49"/>
+          <w:sz w:val="22"/>
+        </w:rPr>
+        <w:t>Que separa un diagrama ER de un dibujo (1/2)</w:t>
+      </w:r>
+    </w:p>
+    <w:p>
+      <w:pPr>
+        <w:pStyle w:val="ListNumber"/>
+      </w:pPr>
+      <w:r>
+        <w:rPr>
+          <w:b w:val="0"/>
+          <w:color w:val="4A4A49"/>
+          <w:sz w:val="22"/>
+        </w:rPr>
+        <w:t>Que separa un diagrama ER de un dibujo (2/2)</w:t>
+      </w:r>
+    </w:p>
+    <w:p>
+      <w:pPr>
+        <w:pStyle w:val="ListNumber"/>
+      </w:pPr>
+      <w:r>
+        <w:rPr>
+          <w:b w:val="0"/>
+          <w:color w:val="4A4A49"/>
+          <w:sz w:val="22"/>
+        </w:rPr>
+        <w:t>Tipos de datos: donde se pagan las facturas mas caras (1/2)</w:t>
+      </w:r>
+    </w:p>
+    <w:p>
+      <w:pPr>
+        <w:pStyle w:val="ListNumber"/>
+      </w:pPr>
+      <w:r>
+        <w:rPr>
+          <w:b w:val="0"/>
+          <w:color w:val="4A4A49"/>
+          <w:sz w:val="22"/>
+        </w:rPr>
+        <w:t>Tipos de datos: donde se pagan las facturas mas caras (2/2)</w:t>
+      </w:r>
+    </w:p>
+    <w:p>
+      <w:pPr>
+        <w:pStyle w:val="ListNumber"/>
+      </w:pPr>
+      <w:r>
+        <w:rPr>
+          <w:b w:val="0"/>
+          <w:color w:val="4A4A49"/>
+          <w:sz w:val="22"/>
+        </w:rPr>
+        <w:t>Convenciones de nombres para que el DDL corra a la primera</w:t>
+      </w:r>
+    </w:p>
+    <w:p>
+      <w:pPr>
+        <w:pStyle w:val="ListNumber"/>
+      </w:pPr>
+      <w:r>
+        <w:rPr>
+          <w:b w:val="0"/>
+          <w:color w:val="4A4A49"/>
+          <w:sz w:val="22"/>
+        </w:rPr>
+        <w:t>Herramientas del dia y que se puede demostrar con cada una</w:t>
+      </w:r>
+    </w:p>
+    <w:p>
+      <w:pPr>
+        <w:pStyle w:val="ListNumber"/>
+      </w:pPr>
+      <w:r>
+        <w:rPr>
+          <w:b w:val="0"/>
+          <w:color w:val="4A4A49"/>
+          <w:sz w:val="22"/>
+        </w:rPr>
+        <w:t>Del ER dibujado al codigo Mermaid que se entrega</w:t>
+      </w:r>
+    </w:p>
+    <w:p>
+      <w:pPr>
+        <w:pStyle w:val="ListNumber"/>
+      </w:pPr>
+      <w:r>
+        <w:rPr>
+          <w:b w:val="0"/>
+          <w:color w:val="4A4A49"/>
+          <w:sz w:val="22"/>
+        </w:rPr>
+        <w:t>Preguntas frecuentes del grupo (1/2)</w:t>
+      </w:r>
+    </w:p>
+    <w:p>
+      <w:pPr>
+        <w:pStyle w:val="ListNumber"/>
+      </w:pPr>
+      <w:r>
+        <w:rPr>
+          <w:b w:val="0"/>
+          <w:color w:val="4A4A49"/>
+          <w:sz w:val="22"/>
+        </w:rPr>
+        <w:t>Preguntas frecuentes del grupo (2/2)</w:t>
       </w:r>
     </w:p>
     <w:p>
@@ -1124,7 +1571,7 @@
           <w:color w:val="1A1C1D"/>
           <w:sz w:val="32"/>
         </w:rPr>
-        <w:t>10-35 · Teoria Core (breve) · desde [Slide 5]</w:t>
+        <w:t>10-35 · Teoria Core (breve) · desde</w:t>
       </w:r>
     </w:p>
     <w:p>
@@ -1152,7 +1599,7 @@
           <w:color w:val="4A4A49"/>
           <w:sz w:val="22"/>
         </w:rPr>
-        <w:t>Proyecte estas diapositivas, en este orden, ~8 min cada una. Son la teoria</w:t>
+        <w:t>Proyecte estas diapositivas, en este orden, ~25 min cada una. Son la teoria</w:t>
       </w:r>
     </w:p>
     <w:p>
@@ -1189,45 +1636,6 @@
           <w:sz w:val="22"/>
         </w:rPr>
         <w:t>proyecta en todas ellas.</w:t>
-      </w:r>
-    </w:p>
-    <w:p>
-      <w:pPr>
-        <w:pStyle w:val="ListNumber"/>
-      </w:pPr>
-      <w:r>
-        <w:rPr>
-          <w:b/>
-          <w:color w:val="4A4A49"/>
-          <w:sz w:val="22"/>
-        </w:rPr>
-        <w:t>[Slide 5] Teoria Core (breve)</w:t>
-      </w:r>
-    </w:p>
-    <w:p>
-      <w:pPr>
-        <w:pStyle w:val="ListNumber"/>
-      </w:pPr>
-      <w:r>
-        <w:rPr>
-          <w:b/>
-          <w:color w:val="4A4A49"/>
-          <w:sz w:val="22"/>
-        </w:rPr>
-        <w:t>[Slide 6] ER minimo VetCare (con cardinalidad)</w:t>
-      </w:r>
-    </w:p>
-    <w:p>
-      <w:pPr>
-        <w:pStyle w:val="ListNumber"/>
-      </w:pPr>
-      <w:r>
-        <w:rPr>
-          <w:b/>
-          <w:color w:val="4A4A49"/>
-          <w:sz w:val="22"/>
-        </w:rPr>
-        <w:t>[Slide 7] El DDL minimo que sostiene el ER</w:t>
       </w:r>
     </w:p>
     <w:p>
@@ -1358,7 +1766,7 @@
           <w:color w:val="1A1C1D"/>
           <w:sz w:val="32"/>
         </w:rPr>
-        <w:t>35-55 · Demo paso a paso · [Slide 8][Slide 10]</w:t>
+        <w:t>35-55 · Demo paso a paso · [Slide 27][Slide 29]</w:t>
       </w:r>
     </w:p>
     <w:p>
@@ -1414,7 +1822,7 @@
           <w:color w:val="4A4A49"/>
           <w:sz w:val="22"/>
         </w:rPr>
-        <w:t xml:space="preserve"> [Slide 10] — es la parte que el estudiante no adivina: pase el boceto a codigo Mermaid con ayuda de una IA, peguelo en la pregunta de diagrama y muestrelo renderizado.</w:t>
+        <w:t xml:space="preserve"> [Slide 29] — es la parte que el estudiante no adivina: pase el boceto a codigo Mermaid con ayuda de una IA, peguelo en la pregunta de diagrama y muestrelo renderizado.</w:t>
       </w:r>
     </w:p>
     <w:p>
@@ -1609,7 +2017,7 @@
           <w:color w:val="1A1C1D"/>
           <w:sz w:val="32"/>
         </w:rPr>
-        <w:t>55-105 · Taller guiado = tarea del PI · [Slide 14]</w:t>
+        <w:t>55-105 · Taller guiado = tarea del PI · [Slide 33]</w:t>
       </w:r>
     </w:p>
     <w:p>
@@ -1775,7 +2183,7 @@
           <w:color w:val="1A1C1D"/>
           <w:sz w:val="32"/>
         </w:rPr>
-        <w:t>105-115 · Criterios de exito + quiz corto · [Slide 16]</w:t>
+        <w:t>105-115 · Criterios de exito + quiz corto · [Slide 35]</w:t>
       </w:r>
     </w:p>
     <w:p>
@@ -1785,7 +2193,7 @@
           <w:color w:val="4A4A49"/>
           <w:sz w:val="22"/>
         </w:rPr>
-        <w:t>Repasar checklist del dia con [Slide 16] «Criterios de exito / entregable».</w:t>
+        <w:t>Repasar checklist del dia con [Slide 35] «Criterios de exito / entregable».</w:t>
       </w:r>
     </w:p>
     <w:p>
@@ -1874,7 +2282,7 @@
           <w:color w:val="1A1C1D"/>
           <w:sz w:val="32"/>
         </w:rPr>
-        <w:t>115-120 · Cierre · [Slide 18]</w:t>
+        <w:t>115-120 · Cierre · [Slide 37]</w:t>
       </w:r>
     </w:p>
     <w:p>
@@ -1902,7 +2310,7 @@
           <w:color w:val="4A4A49"/>
           <w:sz w:val="22"/>
         </w:rPr>
-        <w:t>Proyectar [Slide 18] slide de cierre. Dudas finales.</w:t>
+        <w:t>Proyectar [Slide 37] slide de cierre. Dudas finales.</w:t>
       </w:r>
     </w:p>
     <w:p>

--- a/Bases de Datos II/Kit docente/Clase 1/Guion Docente Clase 1 - Revision BD I y arranque VetCare.docx
+++ b/Bases de Datos II/Kit docente/Clase 1/Guion Docente Clase 1 - Revision BD I y arranque VetCare.docx
@@ -334,7 +334,7 @@
           <w:color w:val="4A4A49"/>
           <w:sz w:val="22"/>
         </w:rPr>
-        <w:t xml:space="preserve"> — 5 vinetas.</w:t>
+        <w:t xml:space="preserve"> — 3 vinetas.</w:t>
       </w:r>
     </w:p>
     <w:p>
@@ -360,7 +360,46 @@
           <w:color w:val="4A4A49"/>
           <w:sz w:val="22"/>
         </w:rPr>
+        <w:t>La Clinica Veterinaria Huellitas atiende un alto volumen de pacientes y lleva toda su gestion en carpetas de papel.</w:t>
+      </w:r>
+    </w:p>
+    <w:p>
+      <w:pPr>
+        <w:pStyle w:val="ListBullet2"/>
+      </w:pPr>
+      <w:r>
+        <w:rPr>
+          <w:b w:val="0"/>
+          <w:color w:val="4A4A49"/>
+          <w:sz w:val="22"/>
+        </w:rPr>
+        <w:t>Un curso de bases de datos que no nombra al cliente convierte cada taller en un ejercicio suelto; nombrarlo hace que el estudiante pueda decidir por si mismo si un dato sobra.</w:t>
+      </w:r>
+    </w:p>
+    <w:p>
+      <w:pPr>
+        <w:pStyle w:val="ListBullet2"/>
+      </w:pPr>
+      <w:r>
+        <w:rPr>
+          <w:b w:val="0"/>
+          <w:color w:val="4A4A49"/>
+          <w:sz w:val="22"/>
+        </w:rPr>
         <w:t>Hay que fijar la nomenclatura en voz alta porque el material la usa con precision y el estudiante la mezcla: Huellitas es la CLINICA, es decir el cliente que tiene el problema</w:t>
+      </w:r>
+    </w:p>
+    <w:p>
+      <w:pPr>
+        <w:pStyle w:val="ListBullet2"/>
+      </w:pPr>
+      <w:r>
+        <w:rPr>
+          <w:b w:val="0"/>
+          <w:color w:val="4A4A49"/>
+          <w:sz w:val="22"/>
+        </w:rPr>
+        <w:t>Programacion II construye la aplicacion para el mismo cliente y Seminario disena sus planos, asi que un estudiante que curse dos de las tres materias trabaja el mismo caso desde dos angulos.</w:t>
       </w:r>
     </w:p>
     <w:p>
@@ -386,7 +425,59 @@
           <w:color w:val="4A4A49"/>
           <w:sz w:val="22"/>
         </w:rPr>
+        <w:t>El dueno de la clinica quiere metricas del negocio.</w:t>
+      </w:r>
+    </w:p>
+    <w:p>
+      <w:pPr>
+        <w:pStyle w:val="ListBullet2"/>
+      </w:pPr>
+      <w:r>
+        <w:rPr>
+          <w:b w:val="0"/>
+          <w:color w:val="4A4A49"/>
+          <w:sz w:val="22"/>
+        </w:rPr>
+        <w:t>La recepcionista quiere agendar rapido y con pocos clics.</w:t>
+      </w:r>
+    </w:p>
+    <w:p>
+      <w:pPr>
+        <w:pStyle w:val="ListBullet2"/>
+      </w:pPr>
+      <w:r>
+        <w:rPr>
+          <w:b w:val="0"/>
+          <w:color w:val="4A4A49"/>
+          <w:sz w:val="22"/>
+        </w:rPr>
+        <w:t>El veterinario quiere el historial del paciente a la mano durante la consulta.</w:t>
+      </w:r>
+    </w:p>
+    <w:p>
+      <w:pPr>
+        <w:pStyle w:val="ListBullet2"/>
+      </w:pPr>
+      <w:r>
+        <w:rPr>
+          <w:b w:val="0"/>
+          <w:color w:val="4A4A49"/>
+          <w:sz w:val="22"/>
+        </w:rPr>
         <w:t>Lo importante, y hay que subrayarlo, es que esos intereses ENTRAN EN CONFLICTO: pedir mas datos en el formulario de la cita da mejores metricas al dueno y le hace mas lento el trabajo a la recepcionista.</w:t>
+      </w:r>
+    </w:p>
+    <w:p>
+      <w:pPr>
+        <w:pStyle w:val="ListBullet2"/>
+      </w:pPr>
+      <w:r>
+        <w:rPr>
+          <w:b w:val="0"/>
+          <w:color w:val="4A4A49"/>
+          <w:sz w:val="22"/>
+        </w:rPr>
+        <w:t>Ahi esta la diferencia entre un modelo copiado y uno decidido.</w:t>
       </w:r>
     </w:p>
     <w:p>
@@ -417,7 +508,7 @@
           <w:color w:val="4A4A49"/>
           <w:sz w:val="22"/>
         </w:rPr>
-        <w:t xml:space="preserve"> — 8 vinetas.</w:t>
+        <w:t xml:space="preserve"> — 3 vinetas.</w:t>
       </w:r>
     </w:p>
     <w:p>
@@ -427,7 +518,7 @@
           <w:color w:val="4A4A49"/>
           <w:sz w:val="22"/>
         </w:rPr>
-        <w:t>[Slide 7] Por que esto no es Bases de Datos I, y el vocabulario minimo</w:t>
+        <w:t>[Slide 7] Por que esto no es Bases de Datos I, y el vocabulario minimo (1/2)</w:t>
       </w:r>
       <w:r>
         <w:rPr>
@@ -435,7 +526,20 @@
           <w:color w:val="4A4A49"/>
           <w:sz w:val="22"/>
         </w:rPr>
-        <w:t xml:space="preserve"> — 7 vinetas.</w:t>
+        <w:t xml:space="preserve"> — 4 vinetas.</w:t>
+      </w:r>
+    </w:p>
+    <w:p>
+      <w:pPr>
+        <w:pStyle w:val="ListBullet2"/>
+      </w:pPr>
+      <w:r>
+        <w:rPr>
+          <w:b w:val="0"/>
+          <w:color w:val="4A4A49"/>
+          <w:sz w:val="22"/>
+        </w:rPr>
+        <w:t>Esta clase parece repetir Bases de Datos I y no lo hace.</w:t>
       </w:r>
     </w:p>
     <w:p>
@@ -471,7 +575,25 @@
           <w:color w:val="4A4A49"/>
           <w:sz w:val="22"/>
         </w:rPr>
-        <w:t>[Slide 8] Nivel conceptual y nivel fisico: dos vistas del mismo modelo</w:t>
+        <w:t>[Slide 8] Por que esto no es Bases de Datos I, y el vocabulario minimo (2/2)</w:t>
+      </w:r>
+      <w:r>
+        <w:rPr>
+          <w:b w:val="0"/>
+          <w:color w:val="4A4A49"/>
+          <w:sz w:val="22"/>
+        </w:rPr>
+        <w:t xml:space="preserve"> — 2 vinetas.</w:t>
+      </w:r>
+    </w:p>
+    <w:p>
+      <w:r>
+        <w:rPr>
+          <w:b/>
+          <w:color w:val="4A4A49"/>
+          <w:sz w:val="22"/>
+        </w:rPr>
+        <w:t>[Slide 9] Nivel conceptual y nivel fisico: dos vistas del mismo modelo</w:t>
       </w:r>
       <w:r>
         <w:rPr>
@@ -515,7 +637,77 @@
           <w:color w:val="4A4A49"/>
           <w:sz w:val="22"/>
         </w:rPr>
-        <w:t>[Slide 9] Clave primaria: natural o sustituta (1/2)</w:t>
+        <w:t>[Slide 10] Clave primaria: natural o sustituta</w:t>
+      </w:r>
+      <w:r>
+        <w:rPr>
+          <w:b w:val="0"/>
+          <w:color w:val="4A4A49"/>
+          <w:sz w:val="22"/>
+        </w:rPr>
+        <w:t xml:space="preserve"> — 6 vinetas.</w:t>
+      </w:r>
+    </w:p>
+    <w:p>
+      <w:pPr>
+        <w:pStyle w:val="ListBullet2"/>
+      </w:pPr>
+      <w:r>
+        <w:rPr>
+          <w:b w:val="0"/>
+          <w:color w:val="4A4A49"/>
+          <w:sz w:val="22"/>
+        </w:rPr>
+        <w:t>Eso no es estilo, es una restriccion que el motor verifica en cada INSERT y UPDATE y que rechaza con error.</w:t>
+      </w:r>
+    </w:p>
+    <w:p>
+      <w:pPr>
+        <w:pStyle w:val="ListBullet2"/>
+      </w:pPr>
+      <w:r>
+        <w:rPr>
+          <w:b w:val="0"/>
+          <w:color w:val="4A4A49"/>
+          <w:sz w:val="22"/>
+        </w:rPr>
+        <w:t>La natural ahorra un JOIN cuando se busca por ella; la sustituta gana cuando el dato natural cambia, se repite o todavia no existe.</w:t>
+      </w:r>
+    </w:p>
+    <w:p>
+      <w:pPr>
+        <w:pStyle w:val="ListBullet2"/>
+      </w:pPr>
+      <w:r>
+        <w:rPr>
+          <w:b w:val="0"/>
+          <w:color w:val="4A4A49"/>
+          <w:sz w:val="22"/>
+        </w:rPr>
+        <w:t>Por eso el esquema usa identificadores sustitutos y guarda el dato natural aparte con unicidad:.</w:t>
+      </w:r>
+    </w:p>
+    <w:p>
+      <w:pPr>
+        <w:pStyle w:val="ListBullet2"/>
+      </w:pPr>
+      <w:r>
+        <w:rPr>
+          <w:b w:val="0"/>
+          <w:color w:val="4A4A49"/>
+          <w:sz w:val="22"/>
+        </w:rPr>
+        <w:t>UNIQUE impide dos duenos con la misma cedula, permite dejarla nula un rato y permite corregirla sin tocar las filas de mascota que apuntan al dueno.</w:t>
+      </w:r>
+    </w:p>
+    <w:p>
+      <w:r>
+        <w:rPr>
+          <w:b/>
+          <w:color w:val="4A4A49"/>
+          <w:sz w:val="22"/>
+        </w:rPr>
+        <w:t>[Slide 11] Clave primaria: natural o sustituta — sintaxis</w:t>
       </w:r>
       <w:r>
         <w:rPr>
@@ -533,7 +725,325 @@
           <w:color w:val="4A4A49"/>
           <w:sz w:val="22"/>
         </w:rPr>
-        <w:t>[Slide 10] Clave primaria: natural o sustituta (2/2)</w:t>
+        <w:t>[Slide 12] Normalizacion 1FN-3FN: primero la enfermedad (1/2)</w:t>
+      </w:r>
+      <w:r>
+        <w:rPr>
+          <w:b w:val="0"/>
+          <w:color w:val="4A4A49"/>
+          <w:sz w:val="22"/>
+        </w:rPr>
+        <w:t xml:space="preserve"> — 6 vinetas.</w:t>
+      </w:r>
+    </w:p>
+    <w:p>
+      <w:pPr>
+        <w:pStyle w:val="ListBullet2"/>
+      </w:pPr>
+      <w:r>
+        <w:rPr>
+          <w:b w:val="0"/>
+          <w:color w:val="4A4A49"/>
+          <w:sz w:val="22"/>
+        </w:rPr>
+        <w:t>Supongamos que el estudiante guarda el telefono del dueno dentro de cada fila de cita.</w:t>
+      </w:r>
+    </w:p>
+    <w:p>
+      <w:pPr>
+        <w:pStyle w:val="ListBullet2"/>
+      </w:pPr>
+      <w:r>
+        <w:rPr>
+          <w:b w:val="0"/>
+          <w:color w:val="4A4A49"/>
+          <w:sz w:val="22"/>
+        </w:rPr>
+        <w:t>Aparecen tres anomalias.</w:t>
+      </w:r>
+    </w:p>
+    <w:p>
+      <w:pPr>
+        <w:pStyle w:val="ListBullet2"/>
+      </w:pPr>
+      <w:r>
+        <w:rPr>
+          <w:b w:val="0"/>
+          <w:color w:val="4A4A49"/>
+          <w:sz w:val="22"/>
+        </w:rPr>
+        <w:t>Leidas asi, las tres formas normales son tres vacunas.</w:t>
+      </w:r>
+    </w:p>
+    <w:p>
+      <w:r>
+        <w:rPr>
+          <w:b/>
+          <w:color w:val="4A4A49"/>
+          <w:sz w:val="22"/>
+        </w:rPr>
+        <w:t>[Slide 13] Normalizacion 1FN-3FN: primero la enfermedad (2/2)</w:t>
+      </w:r>
+      <w:r>
+        <w:rPr>
+          <w:b w:val="0"/>
+          <w:color w:val="4A4A49"/>
+          <w:sz w:val="22"/>
+        </w:rPr>
+        <w:t xml:space="preserve"> — 4 vinetas.</w:t>
+      </w:r>
+    </w:p>
+    <w:p>
+      <w:r>
+        <w:rPr>
+          <w:b/>
+          <w:color w:val="4A4A49"/>
+          <w:sz w:val="22"/>
+        </w:rPr>
+        <w:t>[Slide 14] Clave foranea, borrado y por que la FK no basta (1/2)</w:t>
+      </w:r>
+      <w:r>
+        <w:rPr>
+          <w:b w:val="0"/>
+          <w:color w:val="4A4A49"/>
+          <w:sz w:val="22"/>
+        </w:rPr>
+        <w:t xml:space="preserve"> — 4 vinetas.</w:t>
+      </w:r>
+    </w:p>
+    <w:p>
+      <w:pPr>
+        <w:pStyle w:val="ListBullet2"/>
+      </w:pPr>
+      <w:r>
+        <w:rPr>
+          <w:b w:val="0"/>
+          <w:color w:val="4A4A49"/>
+          <w:sz w:val="22"/>
+        </w:rPr>
+        <w:t>Lo que casi nunca se explica es la otra mitad: que pasa al borrar el padre.</w:t>
+      </w:r>
+    </w:p>
+    <w:p>
+      <w:pPr>
+        <w:pStyle w:val="ListBullet2"/>
+      </w:pPr>
+      <w:r>
+        <w:rPr>
+          <w:b w:val="0"/>
+          <w:color w:val="4A4A49"/>
+          <w:sz w:val="22"/>
+        </w:rPr>
+        <w:t>Al declarar la clave foranea se elige el comportamiento</w:t>
+      </w:r>
+    </w:p>
+    <w:p>
+      <w:pPr>
+        <w:pStyle w:val="ListBullet2"/>
+      </w:pPr>
+      <w:r>
+        <w:rPr>
+          <w:b w:val="0"/>
+          <w:color w:val="4A4A49"/>
+          <w:sz w:val="22"/>
+        </w:rPr>
+        <w:t>RESTRICT o NO ACTION impide borrar el dueno mientras tenga mascotas, CASCADE borra las filas hijas en cadena y SET NULL deja la referencia nula.</w:t>
+      </w:r>
+    </w:p>
+    <w:p>
+      <w:pPr>
+        <w:pStyle w:val="ListBullet2"/>
+      </w:pPr>
+      <w:r>
+        <w:rPr>
+          <w:b w:val="0"/>
+          <w:color w:val="4A4A49"/>
+          <w:sz w:val="22"/>
+        </w:rPr>
+        <w:t>Esa baja logica es la que obliga a validar en la Clase 3 que una mascota inactiva no agende, porque la clave foranea la sigue aceptando: el identificador existe, el negocio no lo quiere.</w:t>
+      </w:r>
+    </w:p>
+    <w:p>
+      <w:r>
+        <w:rPr>
+          <w:b/>
+          <w:color w:val="4A4A49"/>
+          <w:sz w:val="22"/>
+        </w:rPr>
+        <w:t>[Slide 15] Clave foranea, borrado y por que la FK no basta (2/2)</w:t>
+      </w:r>
+      <w:r>
+        <w:rPr>
+          <w:b w:val="0"/>
+          <w:color w:val="4A4A49"/>
+          <w:sz w:val="22"/>
+        </w:rPr>
+        <w:t xml:space="preserve"> — 2 vinetas.</w:t>
+      </w:r>
+    </w:p>
+    <w:p>
+      <w:r>
+        <w:rPr>
+          <w:b/>
+          <w:color w:val="4A4A49"/>
+          <w:sz w:val="22"/>
+        </w:rPr>
+        <w:t>[Slide 16] Clave foranea, borrado y por que la FK no... — sintaxis</w:t>
+      </w:r>
+      <w:r>
+        <w:rPr>
+          <w:b w:val="0"/>
+          <w:color w:val="4A4A49"/>
+          <w:sz w:val="22"/>
+        </w:rPr>
+        <w:t xml:space="preserve"> — 2 vinetas.</w:t>
+      </w:r>
+    </w:p>
+    <w:p>
+      <w:r>
+        <w:rPr>
+          <w:b/>
+          <w:color w:val="4A4A49"/>
+          <w:sz w:val="22"/>
+        </w:rPr>
+        <w:t>[Slide 17] Baja logica: activa CHAR(1) en vez de DELETE</w:t>
+      </w:r>
+      <w:r>
+        <w:rPr>
+          <w:b w:val="0"/>
+          <w:color w:val="4A4A49"/>
+          <w:sz w:val="22"/>
+        </w:rPr>
+        <w:t xml:space="preserve"> — 4 vinetas.</w:t>
+      </w:r>
+    </w:p>
+    <w:p>
+      <w:pPr>
+        <w:pStyle w:val="ListBullet2"/>
+      </w:pPr>
+      <w:r>
+        <w:rPr>
+          <w:b w:val="0"/>
+          <w:color w:val="4A4A49"/>
+          <w:sz w:val="22"/>
+        </w:rPr>
+        <w:t>Conviene detenerse en la baja logica porque es la decision que sostiene medio semestre y casi nunca se explica.</w:t>
+      </w:r>
+    </w:p>
+    <w:p>
+      <w:pPr>
+        <w:pStyle w:val="ListBullet2"/>
+      </w:pPr>
+      <w:r>
+        <w:rPr>
+          <w:b w:val="0"/>
+          <w:color w:val="4A4A49"/>
+          <w:sz w:val="22"/>
+        </w:rPr>
+        <w:t>Lo que se hace es marcar la fila como inactiva: activa CHAR(1) DEFAULT 'S' CHECK (activa IN ('S','N')), y las consultas del dia a dia filtran WHERE activa = 'S'.</w:t>
+      </w:r>
+    </w:p>
+    <w:p>
+      <w:pPr>
+        <w:pStyle w:val="ListBullet2"/>
+      </w:pPr>
+      <w:r>
+        <w:rPr>
+          <w:b w:val="0"/>
+          <w:color w:val="4A4A49"/>
+          <w:sz w:val="22"/>
+        </w:rPr>
+        <w:t>La consecuencia que hay que subrayar, porque es la que abre la Clase 3, es que la clave foranea NO defiende esa regla: para el motor, la mascota inactiva existe y su identificador es valido, asi que aceptara sin chistar una cita nueva sobre ella.</w:t>
+      </w:r>
+    </w:p>
+    <w:p>
+      <w:pPr>
+        <w:pStyle w:val="ListBullet2"/>
+      </w:pPr>
+      <w:r>
+        <w:rPr>
+          <w:b w:val="0"/>
+          <w:color w:val="4A4A49"/>
+          <w:sz w:val="22"/>
+        </w:rPr>
+        <w:t>Si el estudiante sale hoy con DELETE en la cabeza, en la Clase 3 no va a entender por que hace falta sp_agendar_cita.</w:t>
+      </w:r>
+    </w:p>
+    <w:p>
+      <w:r>
+        <w:rPr>
+          <w:b/>
+          <w:color w:val="4A4A49"/>
+          <w:sz w:val="22"/>
+        </w:rPr>
+        <w:t>[Slide 18] Que separa un diagrama ER de un dibujo (1/2)</w:t>
+      </w:r>
+      <w:r>
+        <w:rPr>
+          <w:b w:val="0"/>
+          <w:color w:val="4A4A49"/>
+          <w:sz w:val="22"/>
+        </w:rPr>
+        <w:t xml:space="preserve"> — 4 vinetas.</w:t>
+      </w:r>
+    </w:p>
+    <w:p>
+      <w:pPr>
+        <w:pStyle w:val="ListBullet2"/>
+      </w:pPr>
+      <w:r>
+        <w:rPr>
+          <w:b w:val="0"/>
+          <w:color w:val="4A4A49"/>
+          <w:sz w:val="22"/>
+        </w:rPr>
+        <w:t>Eso se materializa como consulta.id_cita NOT NULL UNIQUE, no como una clave foranea simple, y decidirlo hoy evita la pregunta que aparece en la Clase 3 cuando alguien intenta registrar la consulta antes de la cita.</w:t>
+      </w:r>
+    </w:p>
+    <w:p>
+      <w:r>
+        <w:rPr>
+          <w:b/>
+          <w:color w:val="4A4A49"/>
+          <w:sz w:val="22"/>
+        </w:rPr>
+        <w:t>[Slide 19] Que separa un diagrama ER de un dibujo (2/2)</w:t>
+      </w:r>
+      <w:r>
+        <w:rPr>
+          <w:b w:val="0"/>
+          <w:color w:val="4A4A49"/>
+          <w:sz w:val="22"/>
+        </w:rPr>
+        <w:t xml:space="preserve"> — 4 vinetas.</w:t>
+      </w:r>
+    </w:p>
+    <w:p>
+      <w:r>
+        <w:rPr>
+          <w:b/>
+          <w:color w:val="4A4A49"/>
+          <w:sz w:val="22"/>
+        </w:rPr>
+        <w:t>[Slide 20] Tipos de datos: donde se pagan las facturas mas caras (1/2)</w:t>
+      </w:r>
+      <w:r>
+        <w:rPr>
+          <w:b w:val="0"/>
+          <w:color w:val="4A4A49"/>
+          <w:sz w:val="22"/>
+        </w:rPr>
+        <w:t xml:space="preserve"> — 4 vinetas.</w:t>
+      </w:r>
+    </w:p>
+    <w:p>
+      <w:r>
+        <w:rPr>
+          <w:b/>
+          <w:color w:val="4A4A49"/>
+          <w:sz w:val="22"/>
+        </w:rPr>
+        <w:t>[Slide 21] Tipos de datos: donde se pagan las facturas mas caras (2/2)</w:t>
       </w:r>
       <w:r>
         <w:rPr>
@@ -551,61 +1061,7 @@
           <w:color w:val="4A4A49"/>
           <w:sz w:val="22"/>
         </w:rPr>
-        <w:t>[Slide 11] Normalizacion 1FN-3FN: primero la enfermedad (1/2)</w:t>
-      </w:r>
-      <w:r>
-        <w:rPr>
-          <w:b w:val="0"/>
-          <w:color w:val="4A4A49"/>
-          <w:sz w:val="22"/>
-        </w:rPr>
-        <w:t xml:space="preserve"> — 8 vinetas.</w:t>
-      </w:r>
-    </w:p>
-    <w:p>
-      <w:r>
-        <w:rPr>
-          <w:b/>
-          <w:color w:val="4A4A49"/>
-          <w:sz w:val="22"/>
-        </w:rPr>
-        <w:t>[Slide 12] Normalizacion 1FN-3FN: primero la enfermedad (2/2)</w:t>
-      </w:r>
-      <w:r>
-        <w:rPr>
-          <w:b w:val="0"/>
-          <w:color w:val="4A4A49"/>
-          <w:sz w:val="22"/>
-        </w:rPr>
-        <w:t xml:space="preserve"> — 5 vinetas.</w:t>
-      </w:r>
-    </w:p>
-    <w:p>
-      <w:r>
-        <w:rPr>
-          <w:b/>
-          <w:color w:val="4A4A49"/>
-          <w:sz w:val="22"/>
-        </w:rPr>
-        <w:t>[Slide 13] Clave foranea, borrado y por que la FK no basta (1/2)</w:t>
-      </w:r>
-      <w:r>
-        <w:rPr>
-          <w:b w:val="0"/>
-          <w:color w:val="4A4A49"/>
-          <w:sz w:val="22"/>
-        </w:rPr>
-        <w:t xml:space="preserve"> — 6 vinetas.</w:t>
-      </w:r>
-    </w:p>
-    <w:p>
-      <w:r>
-        <w:rPr>
-          <w:b/>
-          <w:color w:val="4A4A49"/>
-          <w:sz w:val="22"/>
-        </w:rPr>
-        <w:t>[Slide 14] Clave foranea, borrado y por que la FK no basta (2/2)</w:t>
+        <w:t>[Slide 22] Convenciones de nombres para que el DDL corra a la primera (1/2)</w:t>
       </w:r>
       <w:r>
         <w:rPr>
@@ -617,140 +1073,6 @@
       </w:r>
     </w:p>
     <w:p>
-      <w:r>
-        <w:rPr>
-          <w:b/>
-          <w:color w:val="4A4A49"/>
-          <w:sz w:val="22"/>
-        </w:rPr>
-        <w:t>[Slide 15] Baja logica: activa CHAR(1) en vez de DELETE</w:t>
-      </w:r>
-      <w:r>
-        <w:rPr>
-          <w:b w:val="0"/>
-          <w:color w:val="4A4A49"/>
-          <w:sz w:val="22"/>
-        </w:rPr>
-        <w:t xml:space="preserve"> — 6 vinetas.</w:t>
-      </w:r>
-    </w:p>
-    <w:p>
-      <w:pPr>
-        <w:pStyle w:val="ListBullet2"/>
-      </w:pPr>
-      <w:r>
-        <w:rPr>
-          <w:b w:val="0"/>
-          <w:color w:val="4A4A49"/>
-          <w:sz w:val="22"/>
-        </w:rPr>
-        <w:t>Conviene detenerse en la baja logica porque es la decision que sostiene medio semestre y casi nunca se explica.</w:t>
-      </w:r>
-    </w:p>
-    <w:p>
-      <w:pPr>
-        <w:pStyle w:val="ListBullet2"/>
-      </w:pPr>
-      <w:r>
-        <w:rPr>
-          <w:b w:val="0"/>
-          <w:color w:val="4A4A49"/>
-          <w:sz w:val="22"/>
-        </w:rPr>
-        <w:t>Si el estudiante sale hoy con DELETE en la cabeza, en la Clase 3 no va a entender por que hace falta sp_agendar_cita.</w:t>
-      </w:r>
-    </w:p>
-    <w:p>
-      <w:r>
-        <w:rPr>
-          <w:b/>
-          <w:color w:val="4A4A49"/>
-          <w:sz w:val="22"/>
-        </w:rPr>
-        <w:t>[Slide 16] Que separa un diagrama ER de un dibujo (1/2)</w:t>
-      </w:r>
-      <w:r>
-        <w:rPr>
-          <w:b w:val="0"/>
-          <w:color w:val="4A4A49"/>
-          <w:sz w:val="22"/>
-        </w:rPr>
-        <w:t xml:space="preserve"> — 5 vinetas.</w:t>
-      </w:r>
-    </w:p>
-    <w:p>
-      <w:r>
-        <w:rPr>
-          <w:b/>
-          <w:color w:val="4A4A49"/>
-          <w:sz w:val="22"/>
-        </w:rPr>
-        <w:t>[Slide 17] Que separa un diagrama ER de un dibujo (2/2)</w:t>
-      </w:r>
-      <w:r>
-        <w:rPr>
-          <w:b w:val="0"/>
-          <w:color w:val="4A4A49"/>
-          <w:sz w:val="22"/>
-        </w:rPr>
-        <w:t xml:space="preserve"> — 4 vinetas.</w:t>
-      </w:r>
-    </w:p>
-    <w:p>
-      <w:r>
-        <w:rPr>
-          <w:b/>
-          <w:color w:val="4A4A49"/>
-          <w:sz w:val="22"/>
-        </w:rPr>
-        <w:t>[Slide 18] Tipos de datos: donde se pagan las facturas mas caras (1/2)</w:t>
-      </w:r>
-      <w:r>
-        <w:rPr>
-          <w:b w:val="0"/>
-          <w:color w:val="4A4A49"/>
-          <w:sz w:val="22"/>
-        </w:rPr>
-        <w:t xml:space="preserve"> — 4 vinetas.</w:t>
-      </w:r>
-    </w:p>
-    <w:p>
-      <w:r>
-        <w:rPr>
-          <w:b/>
-          <w:color w:val="4A4A49"/>
-          <w:sz w:val="22"/>
-        </w:rPr>
-        <w:t>[Slide 19] Tipos de datos: donde se pagan las facturas mas caras (2/2)</w:t>
-      </w:r>
-      <w:r>
-        <w:rPr>
-          <w:b w:val="0"/>
-          <w:color w:val="4A4A49"/>
-          <w:sz w:val="22"/>
-        </w:rPr>
-        <w:t xml:space="preserve"> — 3 vinetas.</w:t>
-      </w:r>
-    </w:p>
-    <w:p>
-      <w:r>
-        <w:rPr>
-          <w:b/>
-          <w:color w:val="4A4A49"/>
-          <w:sz w:val="22"/>
-        </w:rPr>
-        <w:t>[Slide 20] Convenciones de nombres para que el DDL corra a la primera</w:t>
-      </w:r>
-      <w:r>
-        <w:rPr>
-          <w:b w:val="0"/>
-          <w:color w:val="4A4A49"/>
-          <w:sz w:val="22"/>
-        </w:rPr>
-        <w:t xml:space="preserve"> — 7 vinetas.</w:t>
-      </w:r>
-    </w:p>
-    <w:p>
       <w:pPr>
         <w:pStyle w:val="ListBullet2"/>
       </w:pPr>
@@ -764,13 +1086,26 @@
       </w:r>
     </w:p>
     <w:p>
+      <w:pPr>
+        <w:pStyle w:val="ListBullet2"/>
+      </w:pPr>
+      <w:r>
+        <w:rPr>
+          <w:b w:val="0"/>
+          <w:color w:val="4A4A49"/>
+          <w:sz w:val="22"/>
+        </w:rPr>
+        <w:t>Identificadores sustitutos uniformes con el patron id_&lt;entidad&gt;, el mismo nombre en la tabla propia y en la que la referencia, para que el JOIN se escriba sin buscar como se llamo la columna alla.</w:t>
+      </w:r>
+    </w:p>
+    <w:p>
       <w:r>
         <w:rPr>
           <w:b/>
           <w:color w:val="4A4A49"/>
           <w:sz w:val="22"/>
         </w:rPr>
-        <w:t>[Slide 21] Herramientas del dia y que se puede demostrar con cada una</w:t>
+        <w:t>[Slide 23] Convenciones de nombres para que el DDL corra a la primera (2/2)</w:t>
       </w:r>
       <w:r>
         <w:rPr>
@@ -778,7 +1113,51 @@
           <w:color w:val="4A4A49"/>
           <w:sz w:val="22"/>
         </w:rPr>
-        <w:t xml:space="preserve"> — 5 vinetas.</w:t>
+        <w:t xml:space="preserve"> — 2 vinetas.</w:t>
+      </w:r>
+    </w:p>
+    <w:p>
+      <w:r>
+        <w:rPr>
+          <w:b/>
+          <w:color w:val="4A4A49"/>
+          <w:sz w:val="22"/>
+        </w:rPr>
+        <w:t>[Slide 24] Herramientas del dia y que se puede demostrar con cada una</w:t>
+      </w:r>
+      <w:r>
+        <w:rPr>
+          <w:b w:val="0"/>
+          <w:color w:val="4A4A49"/>
+          <w:sz w:val="22"/>
+        </w:rPr>
+        <w:t xml:space="preserve"> — 2 vinetas.</w:t>
+      </w:r>
+    </w:p>
+    <w:p>
+      <w:pPr>
+        <w:pStyle w:val="ListBullet2"/>
+      </w:pPr>
+      <w:r>
+        <w:rPr>
+          <w:b w:val="0"/>
+          <w:color w:val="4A4A49"/>
+          <w:sz w:val="22"/>
+        </w:rPr>
+        <w:t>En DB Fiddle, sin cuenta y en menos de un minuto, se ejecuta el guion completo de CREATE TABLE con claves primarias, foraneas y CHECK, se insertan Ana Perez, Luna y su cita, se corre el JOIN de las tres tablas y, sobre todo, se provoca el error de integridad en vivo insertando una cita con id_mascota inexistente para que el grupo lea el mensaje real del motor.</w:t>
+      </w:r>
+    </w:p>
+    <w:p>
+      <w:pPr>
+        <w:pStyle w:val="ListBullet2"/>
+      </w:pPr>
+      <w:r>
+        <w:rPr>
+          <w:b w:val="0"/>
+          <w:color w:val="4A4A49"/>
+          <w:sz w:val="22"/>
+        </w:rPr>
+        <w:t>Lo que DB Fiddle no da es persistencia: cada ejecucion recrea el esquema desde cero y no hay usuarios ni roles reales, razon por la cual la Clase 2 trabaja con matriz documentada.</w:t>
       </w:r>
     </w:p>
     <w:p>
@@ -814,7 +1193,7 @@
           <w:color w:val="4A4A49"/>
           <w:sz w:val="22"/>
         </w:rPr>
-        <w:t>[Slide 22] Del ER dibujado al codigo Mermaid que se entrega</w:t>
+        <w:t>[Slide 25] Del ER dibujado al codigo Mermaid que se entrega</w:t>
       </w:r>
       <w:r>
         <w:rPr>
@@ -822,7 +1201,7 @@
           <w:color w:val="4A4A49"/>
           <w:sz w:val="22"/>
         </w:rPr>
-        <w:t xml:space="preserve"> — 4 vinetas.</w:t>
+        <w:t xml:space="preserve"> — 3 vinetas.</w:t>
       </w:r>
     </w:p>
     <w:p>
@@ -849,6 +1228,19 @@
           <w:sz w:val="22"/>
         </w:rPr>
         <w:t>Eso no significa que haya que dibujar escribiendo codigo, y conviene decirlo asi para que nadie se bloquee: el camino corto es disenar visual en draw.io o Excalidraw, que es donde se piensa el modelo, y despues pedirle a una IA que traduzca ese boceto a Mermaid.</w:t>
+      </w:r>
+    </w:p>
+    <w:p>
+      <w:pPr>
+        <w:pStyle w:val="ListBullet2"/>
+      </w:pPr>
+      <w:r>
+        <w:rPr>
+          <w:b w:val="0"/>
+          <w:color w:val="4A4A49"/>
+          <w:sz w:val="22"/>
+        </w:rPr>
+        <w:t>El PNG exportado se conserva en la carpeta del PI para el informe, pero no reemplaza la respuesta en la plataforma.</w:t>
       </w:r>
     </w:p>
     <w:p>
@@ -871,7 +1263,7 @@
           <w:color w:val="4A4A49"/>
           <w:sz w:val="22"/>
         </w:rPr>
-        <w:t>[Slide 23] Preguntas frecuentes del grupo (1/2)</w:t>
+        <w:t>[Slide 26] Preguntas frecuentes del grupo</w:t>
       </w:r>
       <w:r>
         <w:rPr>
@@ -879,7 +1271,7 @@
           <w:color w:val="4A4A49"/>
           <w:sz w:val="22"/>
         </w:rPr>
-        <w:t xml:space="preserve"> — 4 vinetas.</w:t>
+        <w:t xml:space="preserve"> — 5 vinetas.</w:t>
       </w:r>
     </w:p>
     <w:p>
@@ -896,21 +1288,29 @@
       </w:r>
     </w:p>
     <w:p>
-      <w:r>
-        <w:rPr>
-          <w:b/>
-          <w:color w:val="4A4A49"/>
-          <w:sz w:val="22"/>
-        </w:rPr>
-        <w:t>[Slide 24] Preguntas frecuentes del grupo (2/2)</w:t>
-      </w:r>
+      <w:pPr>
+        <w:pStyle w:val="ListBullet2"/>
+      </w:pPr>
       <w:r>
         <w:rPr>
           <w:b w:val="0"/>
           <w:color w:val="4A4A49"/>
           <w:sz w:val="22"/>
         </w:rPr>
-        <w:t xml:space="preserve"> — 4 vinetas.</w:t>
+        <w:t>La respuesta no es doctrinal sino de costo: ahi el telefono de un dueno con veinte citas vive veinte veces y basta una actualizacion parcial para que el sistema mienta; ademas ese diseno impide registrar un dueno sin cita o un insumo sin venta.</w:t>
+      </w:r>
+    </w:p>
+    <w:p>
+      <w:pPr>
+        <w:pStyle w:val="ListBullet2"/>
+      </w:pPr>
+      <w:r>
+        <w:rPr>
+          <w:b w:val="0"/>
+          <w:color w:val="4A4A49"/>
+          <w:sz w:val="22"/>
+        </w:rPr>
+        <w:t>Esa regla necesita otra herramienta: un CHECK cuando mira solo columnas de la misma fila, un procedimiento almacenado cuando debe consultar otra tabla, que es el hito de la Clase 3, o un disparador cuando debe aplicarse aunque nadie llame al procedimiento, que es el hito de la Clase 4.</w:t>
       </w:r>
     </w:p>
     <w:p>
@@ -1069,7 +1469,20 @@
           <w:color w:val="4A4A49"/>
           <w:sz w:val="22"/>
         </w:rPr>
-        <w:t>Por que esto no es Bases de Datos I, y el vocabulario minimo</w:t>
+        <w:t>Por que esto no es Bases de Datos I, y el vocabulario minimo (1/2)</w:t>
+      </w:r>
+    </w:p>
+    <w:p>
+      <w:pPr>
+        <w:pStyle w:val="ListNumber"/>
+      </w:pPr>
+      <w:r>
+        <w:rPr>
+          <w:b w:val="0"/>
+          <w:color w:val="4A4A49"/>
+          <w:sz w:val="22"/>
+        </w:rPr>
+        <w:t>Por que esto no es Bases de Datos I, y el vocabulario minimo (2/2)</w:t>
       </w:r>
     </w:p>
     <w:p>
@@ -1095,7 +1508,7 @@
           <w:color w:val="4A4A49"/>
           <w:sz w:val="22"/>
         </w:rPr>
-        <w:t>Clave primaria: natural o sustituta (1/2)</w:t>
+        <w:t>Clave primaria: natural o sustituta</w:t>
       </w:r>
     </w:p>
     <w:p>
@@ -1108,7 +1521,7 @@
           <w:color w:val="4A4A49"/>
           <w:sz w:val="22"/>
         </w:rPr>
-        <w:t>Clave primaria: natural o sustituta (2/2)</w:t>
+        <w:t>Clave primaria: natural o sustituta — sintaxis</w:t>
       </w:r>
     </w:p>
     <w:p>
@@ -1173,6 +1586,19 @@
           <w:color w:val="4A4A49"/>
           <w:sz w:val="22"/>
         </w:rPr>
+        <w:t>Clave foranea, borrado y por que la FK no... — sintaxis</w:t>
+      </w:r>
+    </w:p>
+    <w:p>
+      <w:pPr>
+        <w:pStyle w:val="ListNumber"/>
+      </w:pPr>
+      <w:r>
+        <w:rPr>
+          <w:b w:val="0"/>
+          <w:color w:val="4A4A49"/>
+          <w:sz w:val="22"/>
+        </w:rPr>
         <w:t>Baja logica: activa CHAR(1) en vez de DELETE</w:t>
       </w:r>
     </w:p>
@@ -1238,7 +1664,20 @@
           <w:color w:val="4A4A49"/>
           <w:sz w:val="22"/>
         </w:rPr>
-        <w:t>Convenciones de nombres para que el DDL corra a la primera</w:t>
+        <w:t>Convenciones de nombres para que el DDL corra a la primera (1/2)</w:t>
+      </w:r>
+    </w:p>
+    <w:p>
+      <w:pPr>
+        <w:pStyle w:val="ListNumber"/>
+      </w:pPr>
+      <w:r>
+        <w:rPr>
+          <w:b w:val="0"/>
+          <w:color w:val="4A4A49"/>
+          <w:sz w:val="22"/>
+        </w:rPr>
+        <w:t>Convenciones de nombres para que el DDL corra a la primera (2/2)</w:t>
       </w:r>
     </w:p>
     <w:p>
@@ -1277,20 +1716,7 @@
           <w:color w:val="4A4A49"/>
           <w:sz w:val="22"/>
         </w:rPr>
-        <w:t>Preguntas frecuentes del grupo (1/2)</w:t>
-      </w:r>
-    </w:p>
-    <w:p>
-      <w:pPr>
-        <w:pStyle w:val="ListNumber"/>
-      </w:pPr>
-      <w:r>
-        <w:rPr>
-          <w:b w:val="0"/>
-          <w:color w:val="4A4A49"/>
-          <w:sz w:val="22"/>
-        </w:rPr>
-        <w:t>Preguntas frecuentes del grupo (2/2)</w:t>
+        <w:t>Preguntas frecuentes del grupo</w:t>
       </w:r>
     </w:p>
     <w:p>
@@ -1766,7 +2192,7 @@
           <w:color w:val="1A1C1D"/>
           <w:sz w:val="32"/>
         </w:rPr>
-        <w:t>35-55 · Demo paso a paso · [Slide 27][Slide 29]</w:t>
+        <w:t>35-55 · Demo paso a paso · [Slide 29][Slide 31]</w:t>
       </w:r>
     </w:p>
     <w:p>
@@ -1822,7 +2248,7 @@
           <w:color w:val="4A4A49"/>
           <w:sz w:val="22"/>
         </w:rPr>
-        <w:t xml:space="preserve"> [Slide 29] — es la parte que el estudiante no adivina: pase el boceto a codigo Mermaid con ayuda de una IA, peguelo en la pregunta de diagrama y muestrelo renderizado.</w:t>
+        <w:t xml:space="preserve"> [Slide 31] — es la parte que el estudiante no adivina: pase el boceto a codigo Mermaid con ayuda de una IA, peguelo en la pregunta de diagrama y muestrelo renderizado.</w:t>
       </w:r>
     </w:p>
     <w:p>
@@ -2017,7 +2443,7 @@
           <w:color w:val="1A1C1D"/>
           <w:sz w:val="32"/>
         </w:rPr>
-        <w:t>55-105 · Taller guiado = tarea del PI · [Slide 33]</w:t>
+        <w:t>55-105 · Taller guiado = tarea del PI · [Slide 35]</w:t>
       </w:r>
     </w:p>
     <w:p>
@@ -2183,7 +2609,7 @@
           <w:color w:val="1A1C1D"/>
           <w:sz w:val="32"/>
         </w:rPr>
-        <w:t>105-115 · Criterios de exito + quiz corto · [Slide 35]</w:t>
+        <w:t>105-115 · Criterios de exito + quiz corto · [Slide 37]</w:t>
       </w:r>
     </w:p>
     <w:p>
@@ -2193,7 +2619,7 @@
           <w:color w:val="4A4A49"/>
           <w:sz w:val="22"/>
         </w:rPr>
-        <w:t>Repasar checklist del dia con [Slide 35] «Criterios de exito / entregable».</w:t>
+        <w:t>Repasar checklist del dia con [Slide 37] «Criterios de exito / entregable».</w:t>
       </w:r>
     </w:p>
     <w:p>
@@ -2282,7 +2708,7 @@
           <w:color w:val="1A1C1D"/>
           <w:sz w:val="32"/>
         </w:rPr>
-        <w:t>115-120 · Cierre · [Slide 37]</w:t>
+        <w:t>115-120 · Cierre · [Slide 39]</w:t>
       </w:r>
     </w:p>
     <w:p>
@@ -2310,7 +2736,7 @@
           <w:color w:val="4A4A49"/>
           <w:sz w:val="22"/>
         </w:rPr>
-        <w:t>Proyectar [Slide 37] slide de cierre. Dudas finales.</w:t>
+        <w:t>Proyectar [Slide 39] slide de cierre. Dudas finales.</w:t>
       </w:r>
     </w:p>
     <w:p>

--- a/Bases de Datos II/Kit docente/Clase 1/Guion Docente Clase 1 - Revision BD I y arranque VetCare.docx
+++ b/Bases de Datos II/Kit docente/Clase 1/Guion Docente Clase 1 - Revision BD I y arranque VetCare.docx
@@ -1320,6 +1320,96 @@
           <w:color w:val="4A4A49"/>
           <w:sz w:val="22"/>
         </w:rPr>
+        <w:t>[Slide 27] El patron de tabla: PK, obligatorios y dominio cerrado</w:t>
+      </w:r>
+      <w:r>
+        <w:rPr>
+          <w:b w:val="0"/>
+          <w:color w:val="4A4A49"/>
+          <w:sz w:val="22"/>
+        </w:rPr>
+        <w:t xml:space="preserve"> — 10 vinetas.</w:t>
+      </w:r>
+    </w:p>
+    <w:p>
+      <w:r>
+        <w:rPr>
+          <w:b/>
+          <w:color w:val="4A4A49"/>
+          <w:sz w:val="22"/>
+        </w:rPr>
+        <w:t>[Slide 28] La clave foranea y que pasa al borrar el padre</w:t>
+      </w:r>
+      <w:r>
+        <w:rPr>
+          <w:b w:val="0"/>
+          <w:color w:val="4A4A49"/>
+          <w:sz w:val="22"/>
+        </w:rPr>
+        <w:t xml:space="preserve"> — 13 vinetas.</w:t>
+      </w:r>
+    </w:p>
+    <w:p>
+      <w:r>
+        <w:rPr>
+          <w:b/>
+          <w:color w:val="4A4A49"/>
+          <w:sz w:val="22"/>
+        </w:rPr>
+        <w:t>[Slide 29] Integridad referencial: el error que devuelve el motor</w:t>
+      </w:r>
+      <w:r>
+        <w:rPr>
+          <w:b w:val="0"/>
+          <w:color w:val="4A4A49"/>
+          <w:sz w:val="22"/>
+        </w:rPr>
+        <w:t xml:space="preserve"> — 10 vinetas.</w:t>
+      </w:r>
+    </w:p>
+    <w:p>
+      <w:r>
+        <w:rPr>
+          <w:b/>
+          <w:color w:val="4A4A49"/>
+          <w:sz w:val="22"/>
+        </w:rPr>
+        <w:t>[Slide 30] El JOIN de tres tablas</w:t>
+      </w:r>
+      <w:r>
+        <w:rPr>
+          <w:b w:val="0"/>
+          <w:color w:val="4A4A49"/>
+          <w:sz w:val="22"/>
+        </w:rPr>
+        <w:t xml:space="preserve"> — 10 vinetas.</w:t>
+      </w:r>
+    </w:p>
+    <w:p>
+      <w:r>
+        <w:rPr>
+          <w:b/>
+          <w:color w:val="4A4A49"/>
+          <w:sz w:val="22"/>
+        </w:rPr>
+        <w:t>[Slide 31] Lo que el DDL NO puede defender solo</w:t>
+      </w:r>
+      <w:r>
+        <w:rPr>
+          <w:b w:val="0"/>
+          <w:color w:val="4A4A49"/>
+          <w:sz w:val="22"/>
+        </w:rPr>
+        <w:t xml:space="preserve"> — 10 vinetas.</w:t>
+      </w:r>
+    </w:p>
+    <w:p>
+      <w:r>
+        <w:rPr>
+          <w:b/>
+          <w:color w:val="4A4A49"/>
+          <w:sz w:val="22"/>
+        </w:rPr>
         <w:t>Demo que usted debe poder repetir:</w:t>
       </w:r>
       <w:r>
@@ -1717,6 +1807,71 @@
           <w:sz w:val="22"/>
         </w:rPr>
         <w:t>Preguntas frecuentes del grupo</w:t>
+      </w:r>
+    </w:p>
+    <w:p>
+      <w:pPr>
+        <w:pStyle w:val="ListNumber"/>
+      </w:pPr>
+      <w:r>
+        <w:rPr>
+          <w:b w:val="0"/>
+          <w:color w:val="4A4A49"/>
+          <w:sz w:val="22"/>
+        </w:rPr>
+        <w:t>El patron de tabla: PK, obligatorios y dominio cerrado</w:t>
+      </w:r>
+    </w:p>
+    <w:p>
+      <w:pPr>
+        <w:pStyle w:val="ListNumber"/>
+      </w:pPr>
+      <w:r>
+        <w:rPr>
+          <w:b w:val="0"/>
+          <w:color w:val="4A4A49"/>
+          <w:sz w:val="22"/>
+        </w:rPr>
+        <w:t>La clave foranea y que pasa al borrar el padre</w:t>
+      </w:r>
+    </w:p>
+    <w:p>
+      <w:pPr>
+        <w:pStyle w:val="ListNumber"/>
+      </w:pPr>
+      <w:r>
+        <w:rPr>
+          <w:b w:val="0"/>
+          <w:color w:val="4A4A49"/>
+          <w:sz w:val="22"/>
+        </w:rPr>
+        <w:t>Integridad referencial: el error que devuelve el motor</w:t>
+      </w:r>
+    </w:p>
+    <w:p>
+      <w:pPr>
+        <w:pStyle w:val="ListNumber"/>
+      </w:pPr>
+      <w:r>
+        <w:rPr>
+          <w:b w:val="0"/>
+          <w:color w:val="4A4A49"/>
+          <w:sz w:val="22"/>
+        </w:rPr>
+        <w:t>El JOIN de tres tablas</w:t>
+      </w:r>
+    </w:p>
+    <w:p>
+      <w:pPr>
+        <w:pStyle w:val="ListNumber"/>
+      </w:pPr>
+      <w:r>
+        <w:rPr>
+          <w:b w:val="0"/>
+          <w:color w:val="4A4A49"/>
+          <w:sz w:val="22"/>
+        </w:rPr>
+        <w:t>Lo que el DDL NO puede defender solo</w:t>
       </w:r>
     </w:p>
     <w:p>
@@ -2192,7 +2347,7 @@
           <w:color w:val="1A1C1D"/>
           <w:sz w:val="32"/>
         </w:rPr>
-        <w:t>35-55 · Demo paso a paso · [Slide 29][Slide 31]</w:t>
+        <w:t>35-55 · Demo paso a paso · [Slide 34][Slide 36]</w:t>
       </w:r>
     </w:p>
     <w:p>
@@ -2248,7 +2403,7 @@
           <w:color w:val="4A4A49"/>
           <w:sz w:val="22"/>
         </w:rPr>
-        <w:t xml:space="preserve"> [Slide 31] — es la parte que el estudiante no adivina: pase el boceto a codigo Mermaid con ayuda de una IA, peguelo en la pregunta de diagrama y muestrelo renderizado.</w:t>
+        <w:t xml:space="preserve"> [Slide 36] — es la parte que el estudiante no adivina: pase el boceto a codigo Mermaid con ayuda de una IA, peguelo en la pregunta de diagrama y muestrelo renderizado.</w:t>
       </w:r>
     </w:p>
     <w:p>
@@ -2443,7 +2598,7 @@
           <w:color w:val="1A1C1D"/>
           <w:sz w:val="32"/>
         </w:rPr>
-        <w:t>55-105 · Taller guiado = tarea del PI · [Slide 35]</w:t>
+        <w:t>55-105 · Taller guiado = tarea del PI · [Slide 40]</w:t>
       </w:r>
     </w:p>
     <w:p>
@@ -2609,7 +2764,7 @@
           <w:color w:val="1A1C1D"/>
           <w:sz w:val="32"/>
         </w:rPr>
-        <w:t>105-115 · Criterios de exito + quiz corto · [Slide 37]</w:t>
+        <w:t>105-115 · Criterios de exito + quiz corto · [Slide 42]</w:t>
       </w:r>
     </w:p>
     <w:p>
@@ -2619,7 +2774,7 @@
           <w:color w:val="4A4A49"/>
           <w:sz w:val="22"/>
         </w:rPr>
-        <w:t>Repasar checklist del dia con [Slide 37] «Criterios de exito / entregable».</w:t>
+        <w:t>Repasar checklist del dia con [Slide 42] «Criterios de exito / entregable».</w:t>
       </w:r>
     </w:p>
     <w:p>
@@ -2708,7 +2863,7 @@
           <w:color w:val="1A1C1D"/>
           <w:sz w:val="32"/>
         </w:rPr>
-        <w:t>115-120 · Cierre · [Slide 39]</w:t>
+        <w:t>115-120 · Cierre · [Slide 44]</w:t>
       </w:r>
     </w:p>
     <w:p>
@@ -2736,7 +2891,7 @@
           <w:color w:val="4A4A49"/>
           <w:sz w:val="22"/>
         </w:rPr>
-        <w:t>Proyectar [Slide 39] slide de cierre. Dudas finales.</w:t>
+        <w:t>Proyectar [Slide 44] slide de cierre. Dudas finales.</w:t>
       </w:r>
     </w:p>
     <w:p>

--- a/Bases de Datos II/Kit docente/Clase 1/Guion Docente Clase 1 - Revision BD I y arranque VetCare.docx
+++ b/Bases de Datos II/Kit docente/Clase 1/Guion Docente Clase 1 - Revision BD I y arranque VetCare.docx
@@ -1494,7 +1494,7 @@
           <w:color w:val="4A4A49"/>
           <w:sz w:val="22"/>
         </w:rPr>
-        <w:t>Encuadre de hoy · Objetivo PI</w:t>
+        <w:t>Encuadre de hoy · Tema y objetivo</w:t>
       </w:r>
     </w:p>
     <w:p>
@@ -1923,111 +1923,7 @@
           <w:color w:val="4A4A49"/>
           <w:sz w:val="22"/>
         </w:rPr>
-        <w:t>Herramientas de hoy</w:t>
-      </w:r>
-    </w:p>
-    <w:p>
-      <w:pPr>
-        <w:pStyle w:val="ListNumber"/>
-      </w:pPr>
-      <w:r>
-        <w:rPr>
-          <w:b w:val="0"/>
-          <w:color w:val="4A4A49"/>
-          <w:sz w:val="22"/>
-        </w:rPr>
         <w:t>Del boceto a ExamLab (diagrama)</w:t>
-      </w:r>
-    </w:p>
-    <w:p>
-      <w:pPr>
-        <w:pStyle w:val="ListNumber"/>
-      </w:pPr>
-      <w:r>
-        <w:rPr>
-          <w:b w:val="0"/>
-          <w:color w:val="4A4A49"/>
-          <w:sz w:val="22"/>
-        </w:rPr>
-        <w:t>Taller PI VetCare — contexto / por que importa</w:t>
-      </w:r>
-    </w:p>
-    <w:p>
-      <w:pPr>
-        <w:pStyle w:val="ListNumber"/>
-      </w:pPr>
-      <w:r>
-        <w:rPr>
-          <w:b w:val="0"/>
-          <w:color w:val="4A4A49"/>
-          <w:sz w:val="22"/>
-        </w:rPr>
-        <w:t>Taller PI VetCare — objetivo y criterios</w:t>
-      </w:r>
-    </w:p>
-    <w:p>
-      <w:pPr>
-        <w:pStyle w:val="ListNumber"/>
-      </w:pPr>
-      <w:r>
-        <w:rPr>
-          <w:b w:val="0"/>
-          <w:color w:val="4A4A49"/>
-          <w:sz w:val="22"/>
-        </w:rPr>
-        <w:t>Taller PI VetCare — escenario / datos de partida</w:t>
-      </w:r>
-    </w:p>
-    <w:p>
-      <w:pPr>
-        <w:pStyle w:val="ListNumber"/>
-      </w:pPr>
-      <w:r>
-        <w:rPr>
-          <w:b w:val="0"/>
-          <w:color w:val="4A4A49"/>
-          <w:sz w:val="22"/>
-        </w:rPr>
-        <w:t>Taller PI VetCare — pasos guiados</w:t>
-      </w:r>
-    </w:p>
-    <w:p>
-      <w:pPr>
-        <w:pStyle w:val="ListNumber"/>
-      </w:pPr>
-      <w:r>
-        <w:rPr>
-          <w:b w:val="0"/>
-          <w:color w:val="4A4A49"/>
-          <w:sz w:val="22"/>
-        </w:rPr>
-        <w:t>Taller PI VetCare — pistas (checklist vacio)</w:t>
-      </w:r>
-    </w:p>
-    <w:p>
-      <w:pPr>
-        <w:pStyle w:val="ListNumber"/>
-      </w:pPr>
-      <w:r>
-        <w:rPr>
-          <w:b w:val="0"/>
-          <w:color w:val="4A4A49"/>
-          <w:sz w:val="22"/>
-        </w:rPr>
-        <w:t>Criterios de exito / entregable</w:t>
-      </w:r>
-    </w:p>
-    <w:p>
-      <w:pPr>
-        <w:pStyle w:val="ListNumber"/>
-      </w:pPr>
-      <w:r>
-        <w:rPr>
-          <w:b w:val="0"/>
-          <w:color w:val="4A4A49"/>
-          <w:sz w:val="22"/>
-        </w:rPr>
-        <w:t>Para el PI esta semana</w:t>
       </w:r>
     </w:p>
     <w:p>
@@ -2109,7 +2005,7 @@
           <w:color w:val="4A4A49"/>
           <w:sz w:val="22"/>
         </w:rPr>
-        <w:t xml:space="preserve"> «Buenas. Hoy el hilo es VetCare DB. Avanzamos el PI en: Arranque PI: dominio, alcance y borrador ER de VetCare DB.</w:t>
+        <w:t xml:space="preserve"> «Buenas. Hoy el hilo es VetCare DB y el tema es: Revision BD I · Arranque VetCare DB.»</w:t>
       </w:r>
     </w:p>
     <w:p>
@@ -2119,17 +2015,7 @@
           <w:color w:val="4A4A49"/>
           <w:sz w:val="22"/>
         </w:rPr>
-        <w:t>La teoria sera corta; el peso esta en el taller del proyecto.»</w:t>
-      </w:r>
-    </w:p>
-    <w:p>
-      <w:r>
-        <w:rPr>
-          <w:b w:val="0"/>
-          <w:color w:val="4A4A49"/>
-          <w:sz w:val="22"/>
-        </w:rPr>
-        <w:t>Proyectar [Slide 2] «Encuadre de hoy · Objetivo PI» y [Slide 3] «Mapa del bloque de hoy».</w:t>
+        <w:t>Proyectar [Slide 2] «Encuadre de hoy · Tema y objetivo» y [Slide 3] «Mapa del bloque de hoy».</w:t>
       </w:r>
     </w:p>
     <w:p>
@@ -2170,7 +2056,7 @@
           <w:color w:val="4A4A49"/>
           <w:sz w:val="22"/>
         </w:rPr>
-        <w:t xml:space="preserve"> «Solo lo necesario para el entregable de hoy.»</w:t>
+        <w:t xml:space="preserve"> «Esto es lo que hay que saber del tema de hoy.»</w:t>
       </w:r>
     </w:p>
     <w:p>
@@ -2347,7 +2233,7 @@
           <w:color w:val="1A1C1D"/>
           <w:sz w:val="32"/>
         </w:rPr>
-        <w:t>35-55 · Demo paso a paso · [Slide 34][Slide 36]</w:t>
+        <w:t>35-55 · Demo paso a paso · [Slide 34][Slide 35]</w:t>
       </w:r>
     </w:p>
     <w:p>
@@ -2403,7 +2289,7 @@
           <w:color w:val="4A4A49"/>
           <w:sz w:val="22"/>
         </w:rPr>
-        <w:t xml:space="preserve"> [Slide 36] — es la parte que el estudiante no adivina: pase el boceto a codigo Mermaid con ayuda de una IA, peguelo en la pregunta de diagrama y muestrelo renderizado.</w:t>
+        <w:t xml:space="preserve"> [Slide 35] — es la parte que el estudiante no adivina: pase el boceto a codigo Mermaid con ayuda de una IA, peguelo en la pregunta de diagrama y muestrelo renderizado.</w:t>
       </w:r>
     </w:p>
     <w:p>
@@ -2598,25 +2484,7 @@
           <w:color w:val="1A1C1D"/>
           <w:sz w:val="32"/>
         </w:rPr>
-        <w:t>55-105 · Taller guiado = tarea del PI · [Slide 40]</w:t>
-      </w:r>
-    </w:p>
-    <w:p>
-      <w:r>
-        <w:rPr>
-          <w:b/>
-          <w:color w:val="4A4A49"/>
-          <w:sz w:val="22"/>
-        </w:rPr>
-        <w:t>Decir:</w:t>
-      </w:r>
-      <w:r>
-        <w:rPr>
-          <w:b w:val="0"/>
-          <w:color w:val="4A4A49"/>
-          <w:sz w:val="22"/>
-        </w:rPr>
-        <w:t xml:space="preserve"> «Abran su carpeta VetCare. Esto suma a la rubrica del PI. Al final suben el taller en ExamLab.»</w:t>
+        <w:t>55-105 · Practica (opcional) · sin lamina</w:t>
       </w:r>
     </w:p>
     <w:p>
@@ -2626,7 +2494,86 @@
           <w:color w:val="4A4A49"/>
           <w:sz w:val="22"/>
         </w:rPr>
-        <w:t>Usar bloque Taller ampliado (contexto-&gt;pistas). Solucion en Kit docente/Solucion Taller... (no proyectar completa).</w:t>
+        <w:t xml:space="preserve">La practica es </w:t>
+      </w:r>
+      <w:r>
+        <w:rPr>
+          <w:b/>
+          <w:color w:val="4A4A49"/>
+          <w:sz w:val="22"/>
+        </w:rPr>
+        <w:t>opcional</w:t>
+      </w:r>
+      <w:r>
+        <w:rPr>
+          <w:b w:val="0"/>
+          <w:color w:val="4A4A49"/>
+          <w:sz w:val="22"/>
+        </w:rPr>
+        <w:t xml:space="preserve"> y </w:t>
+      </w:r>
+      <w:r>
+        <w:rPr>
+          <w:b/>
+          <w:color w:val="4A4A49"/>
+          <w:sz w:val="22"/>
+        </w:rPr>
+        <w:t>no se proyecta</w:t>
+      </w:r>
+      <w:r>
+        <w:rPr>
+          <w:b w:val="0"/>
+          <w:color w:val="4A4A49"/>
+          <w:sz w:val="22"/>
+        </w:rPr>
+        <w:t>: a veces se hace en clase, a veces no. La guia</w:t>
+      </w:r>
+    </w:p>
+    <w:p>
+      <w:r>
+        <w:rPr>
+          <w:b w:val="0"/>
+          <w:color w:val="4A4A49"/>
+          <w:sz w:val="22"/>
+        </w:rPr>
+        <w:t xml:space="preserve">completa (contexto, escenario, pasos, pistas, plantilla y criterios) esta en </w:t>
+      </w:r>
+      <w:r>
+        <w:rPr>
+          <w:rFonts w:ascii="Consolas" w:hAnsi="Consolas"/>
+          <w:b w:val="0"/>
+          <w:color w:val="111111"/>
+          <w:sz w:val="21"/>
+        </w:rPr>
+        <w:t>Clases/Clase 1 - Revision BD I y arranque VetCare/Taller PI - Clase 1 - VetCare.docx</w:t>
+      </w:r>
+      <w:r>
+        <w:rPr>
+          <w:b w:val="0"/>
+          <w:color w:val="4A4A49"/>
+          <w:sz w:val="22"/>
+        </w:rPr>
+        <w:t>.</w:t>
+      </w:r>
+    </w:p>
+    <w:p>
+      <w:r>
+        <w:rPr>
+          <w:b w:val="0"/>
+          <w:color w:val="4A4A49"/>
+          <w:sz w:val="22"/>
+        </w:rPr>
+        <w:t>Si hoy se hace, el estudiante la abre desde la carpeta de la clase. Solucion en Kit docente/Solucion Taller... (no proyectar).</w:t>
+      </w:r>
+    </w:p>
+    <w:p>
+      <w:r>
+        <w:rPr>
+          <w:b w:val="0"/>
+          <w:color w:val="4A4A49"/>
+          <w:sz w:val="22"/>
+        </w:rPr>
+        <w:t>Si se hace, avanza el PI en: Arranque PI: dominio, alcance y borrador ER de VetCare DB</w:t>
       </w:r>
     </w:p>
     <w:p>
@@ -2764,7 +2711,7 @@
           <w:color w:val="1A1C1D"/>
           <w:sz w:val="32"/>
         </w:rPr>
-        <w:t>105-115 · Criterios de exito + quiz corto · [Slide 42]</w:t>
+        <w:t>105-115 · Repaso + quiz corto</w:t>
       </w:r>
     </w:p>
     <w:p>
@@ -2774,7 +2721,7 @@
           <w:color w:val="4A4A49"/>
           <w:sz w:val="22"/>
         </w:rPr>
-        <w:t>Repasar checklist del dia con [Slide 42] «Criterios de exito / entregable».</w:t>
+        <w:t>Repasar los conceptos del dia volviendo a las laminas de teoria que mas costaron.</w:t>
       </w:r>
     </w:p>
     <w:p>
@@ -2863,7 +2810,7 @@
           <w:color w:val="1A1C1D"/>
           <w:sz w:val="32"/>
         </w:rPr>
-        <w:t>115-120 · Cierre · [Slide 44]</w:t>
+        <w:t>115-120 · Cierre · [Slide 36]</w:t>
       </w:r>
     </w:p>
     <w:p>
@@ -2881,7 +2828,7 @@
           <w:color w:val="4A4A49"/>
           <w:sz w:val="22"/>
         </w:rPr>
-        <w:t xml:space="preserve"> «Queda avanzado: Arranque PI: dominio, alcance y borrador ER de VetCare DB. Suban el taller a ExamLab hoy domingo 23:59 si aplica. Enunciado PI en Clases/Proyecto Integrador.»</w:t>
+        <w:t xml:space="preserve"> «Queda visto: Revision BD I · Arranque VetCare DB. Si hicimos la practica, la guia y la entrega estan en la carpeta de la clase.»</w:t>
       </w:r>
     </w:p>
     <w:p>
@@ -2891,7 +2838,7 @@
           <w:color w:val="4A4A49"/>
           <w:sz w:val="22"/>
         </w:rPr>
-        <w:t>Proyectar [Slide 44] slide de cierre. Dudas finales.</w:t>
+        <w:t>Proyectar [Slide 36] slide de cierre. Dudas finales.</w:t>
       </w:r>
     </w:p>
     <w:p>

--- a/Bases de Datos II/Kit docente/Clase 1/Guion Docente Clase 1 - Revision BD I y arranque VetCare.docx
+++ b/Bases de Datos II/Kit docente/Clase 1/Guion Docente Clase 1 - Revision BD I y arranque VetCare.docx
@@ -984,7 +984,7 @@
           <w:color w:val="4A4A49"/>
           <w:sz w:val="22"/>
         </w:rPr>
-        <w:t xml:space="preserve"> — 4 vinetas.</w:t>
+        <w:t xml:space="preserve"> — 5 vinetas.</w:t>
       </w:r>
     </w:p>
     <w:p>
@@ -1015,7 +1015,7 @@
           <w:color w:val="4A4A49"/>
           <w:sz w:val="22"/>
         </w:rPr>
-        <w:t xml:space="preserve"> — 4 vinetas.</w:t>
+        <w:t xml:space="preserve"> — 3 vinetas.</w:t>
       </w:r>
     </w:p>
     <w:p>
@@ -1193,7 +1193,7 @@
           <w:color w:val="4A4A49"/>
           <w:sz w:val="22"/>
         </w:rPr>
-        <w:t>[Slide 25] Del ER dibujado al codigo Mermaid que se entrega</w:t>
+        <w:t>[Slide 25] Del ER dibujado al codigo Mermaid</w:t>
       </w:r>
       <w:r>
         <w:rPr>
@@ -1793,7 +1793,7 @@
           <w:color w:val="4A4A49"/>
           <w:sz w:val="22"/>
         </w:rPr>
-        <w:t>Del ER dibujado al codigo Mermaid que se entrega</w:t>
+        <w:t>Del ER dibujado al codigo Mermaid</w:t>
       </w:r>
     </w:p>
     <w:p>
@@ -1923,7 +1923,7 @@
           <w:color w:val="4A4A49"/>
           <w:sz w:val="22"/>
         </w:rPr>
-        <w:t>Del boceto a ExamLab (diagrama)</w:t>
+        <w:t>Del boceto al código Mermaid</w:t>
       </w:r>
     </w:p>
     <w:p>

--- a/Bases de Datos II/Kit docente/Clase 1/Guion Docente Clase 1 - Revision BD I y arranque VetCare.docx
+++ b/Bases de Datos II/Kit docente/Clase 1/Guion Docente Clase 1 - Revision BD I y arranque VetCare.docx
@@ -347,7 +347,7 @@
           <w:color w:val="4A4A49"/>
           <w:sz w:val="22"/>
         </w:rPr>
-        <w:t>Antes de dibujar una sola tabla hay que decir para quien se dibuja, porque el taller de hoy y los enunciados de las quince clases en ExamLab estan escritos sobre un cliente concreto y con nombre.</w:t>
+        <w:t>Antes de dibujar una sola tabla hay que decir para quien se dibuja.</w:t>
       </w:r>
     </w:p>
     <w:p>
@@ -373,7 +373,7 @@
           <w:color w:val="4A4A49"/>
           <w:sz w:val="22"/>
         </w:rPr>
-        <w:t>Un curso de bases de datos que no nombra al cliente convierte cada taller en un ejercicio suelto; nombrarlo hace que el estudiante pueda decidir por si mismo si un dato sobra.</w:t>
+        <w:t>Hay que fijar la nomenclatura en voz alta porque el material la usa con precision y el estudiante la mezcla: Huellitas es la CLINICA, es decir el cliente que tiene el problema</w:t>
       </w:r>
     </w:p>
     <w:p>
@@ -386,7 +386,7 @@
           <w:color w:val="4A4A49"/>
           <w:sz w:val="22"/>
         </w:rPr>
-        <w:t>Hay que fijar la nomenclatura en voz alta porque el material la usa con precision y el estudiante la mezcla: Huellitas es la CLINICA, es decir el cliente que tiene el problema</w:t>
+        <w:t>Programacion II construye la aplicacion para el mismo cliente y Seminario disena sus planos, asi que un estudiante que curse dos de las tres materias trabaja el mismo caso desde dos angulos.</w:t>
       </w:r>
     </w:p>
     <w:p>
@@ -399,7 +399,7 @@
           <w:color w:val="4A4A49"/>
           <w:sz w:val="22"/>
         </w:rPr>
-        <w:t>Programacion II construye la aplicacion para el mismo cliente y Seminario disena sus planos, asi que un estudiante que curse dos de las tres materias trabaja el mismo caso desde dos angulos.</w:t>
+        <w:t>Los tres interesados son la herramienta de decision mas util que se le puede dar hoy al estudiante, y estan en la diapositiva por eso.</w:t>
       </w:r>
     </w:p>
     <w:p>
@@ -412,7 +412,7 @@
           <w:color w:val="4A4A49"/>
           <w:sz w:val="22"/>
         </w:rPr>
-        <w:t>Los tres interesados son la herramienta de decision mas util que se le puede dar hoy al estudiante, y estan en la diapositiva por eso.</w:t>
+        <w:t>El dueno de la clinica quiere metricas del negocio.</w:t>
       </w:r>
     </w:p>
     <w:p>
@@ -425,7 +425,7 @@
           <w:color w:val="4A4A49"/>
           <w:sz w:val="22"/>
         </w:rPr>
-        <w:t>El dueno de la clinica quiere metricas del negocio.</w:t>
+        <w:t>La recepcionista quiere agendar rapido y con pocos clics.</w:t>
       </w:r>
     </w:p>
     <w:p>
@@ -438,7 +438,7 @@
           <w:color w:val="4A4A49"/>
           <w:sz w:val="22"/>
         </w:rPr>
-        <w:t>La recepcionista quiere agendar rapido y con pocos clics.</w:t>
+        <w:t>El veterinario quiere el historial del paciente a la mano durante la consulta.</w:t>
       </w:r>
     </w:p>
     <w:p>
@@ -451,7 +451,7 @@
           <w:color w:val="4A4A49"/>
           <w:sz w:val="22"/>
         </w:rPr>
-        <w:t>El veterinario quiere el historial del paciente a la mano durante la consulta.</w:t>
+        <w:t>Lo importante, y hay que subrayarlo, es que esos intereses ENTRAN EN CONFLICTO: pedir mas datos en el formulario de la cita da mejores metricas al dueno y le hace mas lento el trabajo a la recepcionista.</w:t>
       </w:r>
     </w:p>
     <w:p>
@@ -464,7 +464,7 @@
           <w:color w:val="4A4A49"/>
           <w:sz w:val="22"/>
         </w:rPr>
-        <w:t>Lo importante, y hay que subrayarlo, es que esos intereses ENTRAN EN CONFLICTO: pedir mas datos en el formulario de la cita da mejores metricas al dueno y le hace mas lento el trabajo a la recepcionista.</w:t>
+        <w:t>Ahi esta la diferencia entre un modelo copiado y uno decidido.</w:t>
       </w:r>
     </w:p>
     <w:p>
@@ -477,7 +477,7 @@
           <w:color w:val="4A4A49"/>
           <w:sz w:val="22"/>
         </w:rPr>
-        <w:t>Ahi esta la diferencia entre un modelo copiado y uno decidido.</w:t>
+        <w:t>Fuera de la lamina (habla de la practica): Antes de dibujar una sola tabla hay que decir para quien se dibuja, porque el taller de hoy y los enunciados de las quince clases estan escritos sobre un cliente concreto y con nombre.</w:t>
       </w:r>
     </w:p>
     <w:p>
@@ -490,7 +490,33 @@
           <w:color w:val="4A4A49"/>
           <w:sz w:val="22"/>
         </w:rPr>
-        <w:t>Cuando en un taller un estudiante pregunte si una columna sobra, la respuesta del docente no deberia ser si o no sino otra pregunta: cual de los tres la necesita, y que pierde otro si la agregamos.</w:t>
+        <w:t>Fuera de la lamina (habla de la practica): La administracion reporta tres problemas y conviene enunciarlos tal cual, porque cada uno se traduce despues en una decision de esquema: se extravian fichas de pacientes, y esa es la razon de que el expediente tenga que vivir en una fila con clave primaria y no en un papel; buscar un historial en el archivo fisico genera filas en la sala de espera, que es el motivo por el que en la Clase 7 se habla de indices y no como un tema abstracto de rendimiento; y no hay metricas, no saben cuantas especies atienden al mes, que es exactamente la consulta agregada que aparece en el taller de la Clase 6.</w:t>
+      </w:r>
+    </w:p>
+    <w:p>
+      <w:pPr>
+        <w:pStyle w:val="ListBullet2"/>
+      </w:pPr>
+      <w:r>
+        <w:rPr>
+          <w:b w:val="0"/>
+          <w:color w:val="4A4A49"/>
+          <w:sz w:val="22"/>
+        </w:rPr>
+        <w:t>Fuera de la lamina (habla de la practica): Un curso de bases de datos que no nombra al cliente convierte cada taller en un ejercicio suelto; nombrarlo hace que el estudiante pueda decidir por si mismo si un dato sobra.</w:t>
+      </w:r>
+    </w:p>
+    <w:p>
+      <w:pPr>
+        <w:pStyle w:val="ListBullet2"/>
+      </w:pPr>
+      <w:r>
+        <w:rPr>
+          <w:b w:val="0"/>
+          <w:color w:val="4A4A49"/>
+          <w:sz w:val="22"/>
+        </w:rPr>
+        <w:t>Fuera de la lamina (habla de la practica): Cuando en un taller un estudiante pregunte si una columna sobra, la respuesta del docente no deberia ser si o no sino otra pregunta: cual de los tres la necesita, y que pierde otro si la agregamos.</w:t>
       </w:r>
     </w:p>
     <w:p>
@@ -808,7 +834,7 @@
           <w:color w:val="4A4A49"/>
           <w:sz w:val="22"/>
         </w:rPr>
-        <w:t xml:space="preserve"> — 4 vinetas.</w:t>
+        <w:t xml:space="preserve"> — 5 vinetas.</w:t>
       </w:r>
     </w:p>
     <w:p>
@@ -864,6 +890,19 @@
       </w:r>
     </w:p>
     <w:p>
+      <w:pPr>
+        <w:pStyle w:val="ListBullet2"/>
+      </w:pPr>
+      <w:r>
+        <w:rPr>
+          <w:b w:val="0"/>
+          <w:color w:val="4A4A49"/>
+          <w:sz w:val="22"/>
+        </w:rPr>
+        <w:t>ON DELETE SET NULL deja la fila huerfana con la columna en nulo.</w:t>
+      </w:r>
+    </w:p>
+    <w:p>
       <w:r>
         <w:rPr>
           <w:b/>
@@ -878,7 +917,7 @@
           <w:color w:val="4A4A49"/>
           <w:sz w:val="22"/>
         </w:rPr>
-        <w:t xml:space="preserve"> — 2 vinetas.</w:t>
+        <w:t xml:space="preserve"> — 4 vinetas.</w:t>
       </w:r>
     </w:p>
     <w:p>
@@ -1082,7 +1121,7 @@
           <w:color w:val="4A4A49"/>
           <w:sz w:val="22"/>
         </w:rPr>
-        <w:t>Convenciones de nombres del curso, y hay que exigirlas desde hoy porque el taller se corrige ejecutando el guion en el PostgreSQL que ExamLab trae en el navegador.</w:t>
+        <w:t>Convenciones de nombres del curso.</w:t>
       </w:r>
     </w:p>
     <w:p>
@@ -1099,6 +1138,19 @@
       </w:r>
     </w:p>
     <w:p>
+      <w:pPr>
+        <w:pStyle w:val="ListBullet2"/>
+      </w:pPr>
+      <w:r>
+        <w:rPr>
+          <w:b w:val="0"/>
+          <w:color w:val="4A4A49"/>
+          <w:sz w:val="22"/>
+        </w:rPr>
+        <w:t>Fuera de la lamina (habla de la practica): Convenciones de nombres del curso, y hay que exigirlas desde hoy porque el taller se corrige ejecutando el guion en el PostgreSQL que PostgreSQL en el navegador trae en el navegador.</w:t>
+      </w:r>
+    </w:p>
+    <w:p>
       <w:r>
         <w:rPr>
           <w:b/>
@@ -1113,7 +1165,7 @@
           <w:color w:val="4A4A49"/>
           <w:sz w:val="22"/>
         </w:rPr>
-        <w:t xml:space="preserve"> — 2 vinetas.</w:t>
+        <w:t xml:space="preserve"> — 4 vinetas.</w:t>
       </w:r>
     </w:p>
     <w:p>
@@ -1131,7 +1183,7 @@
           <w:color w:val="4A4A49"/>
           <w:sz w:val="22"/>
         </w:rPr>
-        <w:t xml:space="preserve"> — 2 vinetas.</w:t>
+        <w:t xml:space="preserve"> — 3 vinetas.</w:t>
       </w:r>
     </w:p>
     <w:p>
@@ -1144,7 +1196,7 @@
           <w:color w:val="4A4A49"/>
           <w:sz w:val="22"/>
         </w:rPr>
-        <w:t>En DB Fiddle, sin cuenta y en menos de un minuto, se ejecuta el guion completo de CREATE TABLE con claves primarias, foraneas y CHECK, se insertan Ana Perez, Luna y su cita, se corre el JOIN de las tres tablas y, sobre todo, se provoca el error de integridad en vivo insertando una cita con id_mascota inexistente para que el grupo lea el mensaje real del motor.</w:t>
+        <w:t>Sobre lo que se puede demostrar con herramientas gratuitas conviene ser preciso.</w:t>
       </w:r>
     </w:p>
     <w:p>
@@ -1157,7 +1209,7 @@
           <w:color w:val="4A4A49"/>
           <w:sz w:val="22"/>
         </w:rPr>
-        <w:t>Lo que DB Fiddle no da es persistencia: cada ejecucion recrea el esquema desde cero y no hay usuarios ni roles reales, razon por la cual la Clase 2 trabaja con matriz documentada.</w:t>
+        <w:t>En DB Fiddle, sin cuenta y en menos de un minuto, se ejecuta el guion completo de CREATE TABLE con claves primarias, foraneas y CHECK, se insertan Ana Perez, Luna y su cita, se corre el JOIN de las tres tablas y, sobre todo, se provoca el error de integridad en vivo insertando una cita con id_mascota inexistente para que el grupo lea el mensaje real del motor.</w:t>
       </w:r>
     </w:p>
     <w:p>
@@ -1170,7 +1222,7 @@
           <w:color w:val="4A4A49"/>
           <w:sz w:val="22"/>
         </w:rPr>
-        <w:t>Oracle Live SQL exige cuenta gratuita pero conserva esquema y guiones entre sesiones y admite bloques PL/SQL, que es lo que se necesitara desde la Clase 3; conviene que el estudiante la cree hoy y no el dia que la necesite. draw.io corre en el navegador, no pide cuenta y exporta PNG, el formato que pide ExamLab.</w:t>
+        <w:t>Lo que DB Fiddle no da es persistencia: cada ejecucion recrea el esquema desde cero y no hay usuarios ni roles reales, razon por la cual la Clase 2 trabaja con matriz documentada.</w:t>
       </w:r>
     </w:p>
     <w:p>
@@ -1183,7 +1235,33 @@
           <w:color w:val="4A4A49"/>
           <w:sz w:val="22"/>
         </w:rPr>
-        <w:t>De ahi sale la regla operativa del curso: la fuente de verdad es el archivo sql en la carpeta del proyecto, nunca la pestana del navegador, y el estudiante va bien si reconstruye el esquema completo en menos de cinco minutos pegando su propio guion.</w:t>
+        <w:t>Oracle Live SQL exige cuenta gratuita pero conserva esquema y guiones entre sesiones y admite bloques PL/SQL, que es lo que se necesitara desde la Clase 3; conviene que el estudiante la cree hoy y no el dia que la necesite. draw.io corre en el navegador, no pide cuenta y exporta PNG, el formato que pide PostgreSQL en el navegador.</w:t>
+      </w:r>
+    </w:p>
+    <w:p>
+      <w:pPr>
+        <w:pStyle w:val="ListBullet2"/>
+      </w:pPr>
+      <w:r>
+        <w:rPr>
+          <w:b w:val="0"/>
+          <w:color w:val="4A4A49"/>
+          <w:sz w:val="22"/>
+        </w:rPr>
+        <w:t>De ahi sale la regla operativa del curso: la fuente de verdad es el archivo sql en la carpeta del proyecto, nunca la pestana del navegador, y el estudiante va bien si reconstruye el esquema completo en menos de cinco minutos pegando su propio guion. draw.io y Excalidraw: son pizarras para pensar el modelo a mano alzada, sin instalar nada.</w:t>
+      </w:r>
+    </w:p>
+    <w:p>
+      <w:pPr>
+        <w:pStyle w:val="ListBullet2"/>
+      </w:pPr>
+      <w:r>
+        <w:rPr>
+          <w:b w:val="0"/>
+          <w:color w:val="4A4A49"/>
+          <w:sz w:val="22"/>
+        </w:rPr>
+        <w:t>Fuera de la lamina (habla de la practica): Sobre lo que se puede demostrar con herramientas gratuitas conviene ser preciso, porque de eso depende que el taller no se atore.</w:t>
       </w:r>
     </w:p>
     <w:p>
@@ -1214,7 +1292,7 @@
           <w:color w:val="4A4A49"/>
           <w:sz w:val="22"/>
         </w:rPr>
-        <w:t>Ultimo tramo, y es el que decide si el taller se entrega o no: como pasa el estudiante del dibujo a lo que la plataforma califica.</w:t>
+        <w:t>Ultimo tramo.</w:t>
       </w:r>
     </w:p>
     <w:p>
@@ -1254,6 +1332,19 @@
           <w:sz w:val="22"/>
         </w:rPr>
         <w:t>La demo debe terminar exactamente ahi, y deja los cuatro pasos proyectados mientras el grupo trabaja.</w:t>
+      </w:r>
+    </w:p>
+    <w:p>
+      <w:pPr>
+        <w:pStyle w:val="ListBullet2"/>
+      </w:pPr>
+      <w:r>
+        <w:rPr>
+          <w:b w:val="0"/>
+          <w:color w:val="4A4A49"/>
+          <w:sz w:val="22"/>
+        </w:rPr>
+        <w:t>Fuera de la lamina (habla de la practica): Ultimo tramo, y es el que decide si el taller se entrega o no: como pasa el estudiante del dibujo a lo que la plataforma califica.</w:t>
       </w:r>
     </w:p>
     <w:p>

--- a/Bases de Datos II/Kit docente/Clase 1/Guion Docente Clase 1 - Revision BD I y arranque VetCare.docx
+++ b/Bases de Datos II/Kit docente/Clase 1/Guion Docente Clase 1 - Revision BD I y arranque VetCare.docx
@@ -326,7 +326,696 @@
           <w:color w:val="4A4A49"/>
           <w:sz w:val="22"/>
         </w:rPr>
-        <w:t>[Slide 5] El cliente: la clinica Huellitas (1/2)</w:t>
+        <w:t>El cliente: la clinica Huellitas</w:t>
+      </w:r>
+      <w:r>
+        <w:rPr>
+          <w:b w:val="0"/>
+          <w:color w:val="4A4A49"/>
+          <w:sz w:val="22"/>
+        </w:rPr>
+        <w:t xml:space="preserve"> — 5 vinetas.</w:t>
+      </w:r>
+    </w:p>
+    <w:p>
+      <w:pPr>
+        <w:pStyle w:val="ListBullet2"/>
+      </w:pPr>
+      <w:r>
+        <w:rPr>
+          <w:b w:val="0"/>
+          <w:color w:val="4A4A49"/>
+          <w:sz w:val="22"/>
+        </w:rPr>
+        <w:t>Antes de dibujar una sola tabla hay que decir para quien se dibuja.</w:t>
+      </w:r>
+    </w:p>
+    <w:p>
+      <w:pPr>
+        <w:pStyle w:val="ListBullet2"/>
+      </w:pPr>
+      <w:r>
+        <w:rPr>
+          <w:b w:val="0"/>
+          <w:color w:val="4A4A49"/>
+          <w:sz w:val="22"/>
+        </w:rPr>
+        <w:t>Hay que fijar la nomenclatura en voz alta porque el material la usa con precision y el estudiante la mezcla: la clínica es la CLINICA, es decir el cliente que tiene el problema; la clínica es el SISTEMA que se le construye, y la base de la clínica es concretamente la base de datos de ese sistema, que es lo que se hace en esta asignatura.</w:t>
+      </w:r>
+    </w:p>
+    <w:p>
+      <w:pPr>
+        <w:pStyle w:val="ListBullet2"/>
+      </w:pPr>
+      <w:r>
+        <w:rPr>
+          <w:b w:val="0"/>
+          <w:color w:val="4A4A49"/>
+          <w:sz w:val="22"/>
+        </w:rPr>
+        <w:t>Programacion II construye la aplicacion para el mismo cliente y Seminario disena sus planos, asi que un estudiante que curse dos de las tres materias trabaja el mismo caso desde dos angulos.</w:t>
+      </w:r>
+    </w:p>
+    <w:p>
+      <w:pPr>
+        <w:pStyle w:val="ListBullet2"/>
+      </w:pPr>
+      <w:r>
+        <w:rPr>
+          <w:b w:val="0"/>
+          <w:color w:val="4A4A49"/>
+          <w:sz w:val="22"/>
+        </w:rPr>
+        <w:t>Los tres interesados son la herramienta de decision mas util que se le puede dar hoy al estudiante, y estan en la diapositiva por eso.</w:t>
+      </w:r>
+    </w:p>
+    <w:p>
+      <w:pPr>
+        <w:pStyle w:val="ListBullet2"/>
+      </w:pPr>
+      <w:r>
+        <w:rPr>
+          <w:b w:val="0"/>
+          <w:color w:val="4A4A49"/>
+          <w:sz w:val="22"/>
+        </w:rPr>
+        <w:t>El dueno de la clinica quiere metricas del negocio.</w:t>
+      </w:r>
+    </w:p>
+    <w:p>
+      <w:pPr>
+        <w:pStyle w:val="ListBullet2"/>
+      </w:pPr>
+      <w:r>
+        <w:rPr>
+          <w:b w:val="0"/>
+          <w:color w:val="4A4A49"/>
+          <w:sz w:val="22"/>
+        </w:rPr>
+        <w:t>La recepcionista quiere agendar rapido y con pocos clics.</w:t>
+      </w:r>
+    </w:p>
+    <w:p>
+      <w:pPr>
+        <w:pStyle w:val="ListBullet2"/>
+      </w:pPr>
+      <w:r>
+        <w:rPr>
+          <w:b w:val="0"/>
+          <w:color w:val="4A4A49"/>
+          <w:sz w:val="22"/>
+        </w:rPr>
+        <w:t>El veterinario quiere el historial del paciente a la mano durante la consulta.</w:t>
+      </w:r>
+    </w:p>
+    <w:p>
+      <w:pPr>
+        <w:pStyle w:val="ListBullet2"/>
+      </w:pPr>
+      <w:r>
+        <w:rPr>
+          <w:b w:val="0"/>
+          <w:color w:val="4A4A49"/>
+          <w:sz w:val="22"/>
+        </w:rPr>
+        <w:t>Lo importante, y hay que subrayarlo, es que esos intereses ENTRAN EN CONFLICTO: pedir mas datos en el formulario de la cita da mejores metricas al dueno y le hace mas lento el trabajo a la recepcionista.</w:t>
+      </w:r>
+    </w:p>
+    <w:p>
+      <w:pPr>
+        <w:pStyle w:val="ListBullet2"/>
+      </w:pPr>
+      <w:r>
+        <w:rPr>
+          <w:b w:val="0"/>
+          <w:color w:val="4A4A49"/>
+          <w:sz w:val="22"/>
+        </w:rPr>
+        <w:t>Ahi esta la diferencia entre un modelo copiado y uno decidido.</w:t>
+      </w:r>
+    </w:p>
+    <w:p>
+      <w:pPr>
+        <w:pStyle w:val="ListBullet2"/>
+      </w:pPr>
+      <w:r>
+        <w:rPr>
+          <w:b w:val="0"/>
+          <w:color w:val="4A4A49"/>
+          <w:sz w:val="22"/>
+        </w:rPr>
+        <w:t>Fuera de la lamina (habla de la practica): Antes de dibujar una sola tabla hay que decir para quien se dibuja, porque el taller de hoy y los enunciados de las quince clases estan escritos sobre un cliente concreto y con nombre. la clínica Veterinaria atiende un alto volumen de pacientes y lleva toda su gestion en carpetas de papel.</w:t>
+      </w:r>
+    </w:p>
+    <w:p>
+      <w:pPr>
+        <w:pStyle w:val="ListBullet2"/>
+      </w:pPr>
+      <w:r>
+        <w:rPr>
+          <w:b w:val="0"/>
+          <w:color w:val="4A4A49"/>
+          <w:sz w:val="22"/>
+        </w:rPr>
+        <w:t>Fuera de la lamina (habla de la practica): La administracion reporta tres problemas y conviene enunciarlos tal cual, porque cada uno se traduce despues en una decision de esquema: se extravian fichas de pacientes, y esa es la razon de que el expediente tenga que vivir en una fila con clave primaria y no en un papel; buscar un historial en el archivo fisico genera filas en la sala de espera, que es el motivo por el que en la Clase 7 se habla de indices y no como un tema abstracto de rendimiento; y no hay metricas, no saben cuantas especies atienden al mes, que es exactamente la consulta agregada que aparece en el taller de la Clase 6.</w:t>
+      </w:r>
+    </w:p>
+    <w:p>
+      <w:pPr>
+        <w:pStyle w:val="ListBullet2"/>
+      </w:pPr>
+      <w:r>
+        <w:rPr>
+          <w:b w:val="0"/>
+          <w:color w:val="4A4A49"/>
+          <w:sz w:val="22"/>
+        </w:rPr>
+        <w:t>Fuera de la lamina (habla de la practica): Un curso de bases de datos que no nombra al cliente convierte cada taller en un ejercicio suelto; nombrarlo hace que el estudiante pueda decidir por si mismo si un dato sobra.</w:t>
+      </w:r>
+    </w:p>
+    <w:p>
+      <w:pPr>
+        <w:pStyle w:val="ListBullet2"/>
+      </w:pPr>
+      <w:r>
+        <w:rPr>
+          <w:b w:val="0"/>
+          <w:color w:val="4A4A49"/>
+          <w:sz w:val="22"/>
+        </w:rPr>
+        <w:t>Fuera de la lamina (habla de la practica): Cuando en un taller un estudiante pregunte si una columna sobra, la respuesta del docente no deberia ser si o no sino otra pregunta: cual de los tres la necesita, y que pierde otro si la agregamos.</w:t>
+      </w:r>
+    </w:p>
+    <w:p>
+      <w:r>
+        <w:rPr>
+          <w:b/>
+          <w:color w:val="4A4A49"/>
+          <w:sz w:val="22"/>
+        </w:rPr>
+        <w:t>Por que esto no es Bases de Datos I, y el vocabulario minimo (1/2)</w:t>
+      </w:r>
+      <w:r>
+        <w:rPr>
+          <w:b w:val="0"/>
+          <w:color w:val="4A4A49"/>
+          <w:sz w:val="22"/>
+        </w:rPr>
+        <w:t xml:space="preserve"> — 4 vinetas.</w:t>
+      </w:r>
+    </w:p>
+    <w:p>
+      <w:pPr>
+        <w:pStyle w:val="ListBullet2"/>
+      </w:pPr>
+      <w:r>
+        <w:rPr>
+          <w:b w:val="0"/>
+          <w:color w:val="4A4A49"/>
+          <w:sz w:val="22"/>
+        </w:rPr>
+        <w:t>Esta clase parece repetir Bases de Datos I y no lo hace.</w:t>
+      </w:r>
+    </w:p>
+    <w:p>
+      <w:pPr>
+        <w:pStyle w:val="ListBullet2"/>
+      </w:pPr>
+      <w:r>
+        <w:rPr>
+          <w:b w:val="0"/>
+          <w:color w:val="4A4A49"/>
+          <w:sz w:val="22"/>
+        </w:rPr>
+        <w:t>Conviene fijar el vocabulario operativo antes de dibujar nada.</w:t>
+      </w:r>
+    </w:p>
+    <w:p>
+      <w:pPr>
+        <w:pStyle w:val="ListBullet2"/>
+      </w:pPr>
+      <w:r>
+        <w:rPr>
+          <w:b w:val="0"/>
+          <w:color w:val="4A4A49"/>
+          <w:sz w:val="22"/>
+        </w:rPr>
+        <w:t>Conviene desactivar una trampa de vocabulario: la palabra dominio se usara hoy con dos sentidos, el de un atributo y el del proyecto, que es la clínica.</w:t>
+      </w:r>
+    </w:p>
+    <w:p>
+      <w:r>
+        <w:rPr>
+          <w:b/>
+          <w:color w:val="4A4A49"/>
+          <w:sz w:val="22"/>
+        </w:rPr>
+        <w:t>Por que esto no es Bases de Datos I, y el vocabulario minimo (2/2)</w:t>
+      </w:r>
+      <w:r>
+        <w:rPr>
+          <w:b w:val="0"/>
+          <w:color w:val="4A4A49"/>
+          <w:sz w:val="22"/>
+        </w:rPr>
+        <w:t xml:space="preserve"> — 2 vinetas.</w:t>
+      </w:r>
+    </w:p>
+    <w:p>
+      <w:r>
+        <w:rPr>
+          <w:b/>
+          <w:color w:val="4A4A49"/>
+          <w:sz w:val="22"/>
+        </w:rPr>
+        <w:t>Nivel conceptual y nivel fisico: dos vistas del mismo modelo</w:t>
+      </w:r>
+      <w:r>
+        <w:rPr>
+          <w:b w:val="0"/>
+          <w:color w:val="4A4A49"/>
+          <w:sz w:val="22"/>
+        </w:rPr>
+        <w:t xml:space="preserve"> — 4 vinetas.</w:t>
+      </w:r>
+    </w:p>
+    <w:p>
+      <w:pPr>
+        <w:pStyle w:val="ListBullet2"/>
+      </w:pPr>
+      <w:r>
+        <w:rPr>
+          <w:b w:val="0"/>
+          <w:color w:val="4A4A49"/>
+          <w:sz w:val="22"/>
+        </w:rPr>
+        <w:t>Antes de cualquier otra cosa hay que separar dos niveles que el estudiante mezcla y que hoy se recorren los dos.</w:t>
+      </w:r>
+    </w:p>
+    <w:p>
+      <w:pPr>
+        <w:pStyle w:val="ListBullet2"/>
+      </w:pPr>
+      <w:r>
+        <w:rPr>
+          <w:b w:val="0"/>
+          <w:color w:val="4A4A49"/>
+          <w:sz w:val="22"/>
+        </w:rPr>
+        <w:t>Conviene decirlo en voz alta porque explica por que se exige tipo y longitud en el diagrama: no es decoracion, es lo que hace traducible el dibujo.</w:t>
+      </w:r>
+    </w:p>
+    <w:p>
+      <w:r>
+        <w:rPr>
+          <w:b/>
+          <w:color w:val="4A4A49"/>
+          <w:sz w:val="22"/>
+        </w:rPr>
+        <w:t>Clave primaria: natural o sustituta</w:t>
+      </w:r>
+      <w:r>
+        <w:rPr>
+          <w:b w:val="0"/>
+          <w:color w:val="4A4A49"/>
+          <w:sz w:val="22"/>
+        </w:rPr>
+        <w:t xml:space="preserve"> — 6 vinetas.</w:t>
+      </w:r>
+    </w:p>
+    <w:p>
+      <w:pPr>
+        <w:pStyle w:val="ListBullet2"/>
+      </w:pPr>
+      <w:r>
+        <w:rPr>
+          <w:b w:val="0"/>
+          <w:color w:val="4A4A49"/>
+          <w:sz w:val="22"/>
+        </w:rPr>
+        <w:t>Eso no es estilo, es una restriccion que el motor verifica en cada INSERT y UPDATE y que rechaza con error.</w:t>
+      </w:r>
+    </w:p>
+    <w:p>
+      <w:pPr>
+        <w:pStyle w:val="ListBullet2"/>
+      </w:pPr>
+      <w:r>
+        <w:rPr>
+          <w:b w:val="0"/>
+          <w:color w:val="4A4A49"/>
+          <w:sz w:val="22"/>
+        </w:rPr>
+        <w:t>La natural ahorra un JOIN cuando se busca por ella; la sustituta gana cuando el dato natural cambia, se repite o todavia no existe.</w:t>
+      </w:r>
+    </w:p>
+    <w:p>
+      <w:pPr>
+        <w:pStyle w:val="ListBullet2"/>
+      </w:pPr>
+      <w:r>
+        <w:rPr>
+          <w:b w:val="0"/>
+          <w:color w:val="4A4A49"/>
+          <w:sz w:val="22"/>
+        </w:rPr>
+        <w:t>Por eso el esquema usa identificadores sustitutos y guarda el dato natural aparte con unicidad:.</w:t>
+      </w:r>
+    </w:p>
+    <w:p>
+      <w:pPr>
+        <w:pStyle w:val="ListBullet2"/>
+      </w:pPr>
+      <w:r>
+        <w:rPr>
+          <w:b w:val="0"/>
+          <w:color w:val="4A4A49"/>
+          <w:sz w:val="22"/>
+        </w:rPr>
+        <w:t>UNIQUE impide dos duenos con la misma cedula, permite dejarla nula un rato y permite corregirla sin tocar las filas de mascota que apuntan al dueno.</w:t>
+      </w:r>
+    </w:p>
+    <w:p>
+      <w:r>
+        <w:rPr>
+          <w:b/>
+          <w:color w:val="4A4A49"/>
+          <w:sz w:val="22"/>
+        </w:rPr>
+        <w:t>Clave primaria: natural o sustituta — sintaxis</w:t>
+      </w:r>
+      <w:r>
+        <w:rPr>
+          <w:b w:val="0"/>
+          <w:color w:val="4A4A49"/>
+          <w:sz w:val="22"/>
+        </w:rPr>
+        <w:t xml:space="preserve"> — 7 vinetas.</w:t>
+      </w:r>
+    </w:p>
+    <w:p>
+      <w:r>
+        <w:rPr>
+          <w:b/>
+          <w:color w:val="4A4A49"/>
+          <w:sz w:val="22"/>
+        </w:rPr>
+        <w:t>Normalizacion 1FN-3FN: primero la enfermedad (1/2)</w:t>
+      </w:r>
+      <w:r>
+        <w:rPr>
+          <w:b w:val="0"/>
+          <w:color w:val="4A4A49"/>
+          <w:sz w:val="22"/>
+        </w:rPr>
+        <w:t xml:space="preserve"> — 6 vinetas.</w:t>
+      </w:r>
+    </w:p>
+    <w:p>
+      <w:pPr>
+        <w:pStyle w:val="ListBullet2"/>
+      </w:pPr>
+      <w:r>
+        <w:rPr>
+          <w:b w:val="0"/>
+          <w:color w:val="4A4A49"/>
+          <w:sz w:val="22"/>
+        </w:rPr>
+        <w:t>Supongamos que el estudiante guarda el telefono del dueno dentro de cada fila de cita.</w:t>
+      </w:r>
+    </w:p>
+    <w:p>
+      <w:pPr>
+        <w:pStyle w:val="ListBullet2"/>
+      </w:pPr>
+      <w:r>
+        <w:rPr>
+          <w:b w:val="0"/>
+          <w:color w:val="4A4A49"/>
+          <w:sz w:val="22"/>
+        </w:rPr>
+        <w:t>Aparecen tres anomalias.</w:t>
+      </w:r>
+    </w:p>
+    <w:p>
+      <w:pPr>
+        <w:pStyle w:val="ListBullet2"/>
+      </w:pPr>
+      <w:r>
+        <w:rPr>
+          <w:b w:val="0"/>
+          <w:color w:val="4A4A49"/>
+          <w:sz w:val="22"/>
+        </w:rPr>
+        <w:t>Leidas asi, las tres formas normales son tres vacunas.</w:t>
+      </w:r>
+    </w:p>
+    <w:p>
+      <w:r>
+        <w:rPr>
+          <w:b/>
+          <w:color w:val="4A4A49"/>
+          <w:sz w:val="22"/>
+        </w:rPr>
+        <w:t>Normalizacion 1FN-3FN: primero la enfermedad (2/2)</w:t>
+      </w:r>
+      <w:r>
+        <w:rPr>
+          <w:b w:val="0"/>
+          <w:color w:val="4A4A49"/>
+          <w:sz w:val="22"/>
+        </w:rPr>
+        <w:t xml:space="preserve"> — 4 vinetas.</w:t>
+      </w:r>
+    </w:p>
+    <w:p>
+      <w:r>
+        <w:rPr>
+          <w:b/>
+          <w:color w:val="4A4A49"/>
+          <w:sz w:val="22"/>
+        </w:rPr>
+        <w:t>Clave foranea, borrado y por que la FK no basta (1/2)</w:t>
+      </w:r>
+      <w:r>
+        <w:rPr>
+          <w:b w:val="0"/>
+          <w:color w:val="4A4A49"/>
+          <w:sz w:val="22"/>
+        </w:rPr>
+        <w:t xml:space="preserve"> — 5 vinetas.</w:t>
+      </w:r>
+    </w:p>
+    <w:p>
+      <w:pPr>
+        <w:pStyle w:val="ListBullet2"/>
+      </w:pPr>
+      <w:r>
+        <w:rPr>
+          <w:b w:val="0"/>
+          <w:color w:val="4A4A49"/>
+          <w:sz w:val="22"/>
+        </w:rPr>
+        <w:t>Lo que casi nunca se explica es la otra mitad: que pasa al borrar el padre.</w:t>
+      </w:r>
+    </w:p>
+    <w:p>
+      <w:pPr>
+        <w:pStyle w:val="ListBullet2"/>
+      </w:pPr>
+      <w:r>
+        <w:rPr>
+          <w:b w:val="0"/>
+          <w:color w:val="4A4A49"/>
+          <w:sz w:val="22"/>
+        </w:rPr>
+        <w:t>Al declarar la clave foranea se elige el comportamiento</w:t>
+      </w:r>
+    </w:p>
+    <w:p>
+      <w:pPr>
+        <w:pStyle w:val="ListBullet2"/>
+      </w:pPr>
+      <w:r>
+        <w:rPr>
+          <w:b w:val="0"/>
+          <w:color w:val="4A4A49"/>
+          <w:sz w:val="22"/>
+        </w:rPr>
+        <w:t>RESTRICT o NO ACTION impide borrar el dueno mientras tenga mascotas, CASCADE borra las filas hijas en cadena y SET NULL deja la referencia nula.</w:t>
+      </w:r>
+    </w:p>
+    <w:p>
+      <w:pPr>
+        <w:pStyle w:val="ListBullet2"/>
+      </w:pPr>
+      <w:r>
+        <w:rPr>
+          <w:b w:val="0"/>
+          <w:color w:val="4A4A49"/>
+          <w:sz w:val="22"/>
+        </w:rPr>
+        <w:t>Esa baja logica es la que obliga a validar en la Clase 3 que una mascota inactiva no agende, porque la clave foranea la sigue aceptando: el identificador existe, el negocio no lo quiere.</w:t>
+      </w:r>
+    </w:p>
+    <w:p>
+      <w:pPr>
+        <w:pStyle w:val="ListBullet2"/>
+      </w:pPr>
+      <w:r>
+        <w:rPr>
+          <w:b w:val="0"/>
+          <w:color w:val="4A4A49"/>
+          <w:sz w:val="22"/>
+        </w:rPr>
+        <w:t>ON DELETE SET NULL deja la fila huerfana con la columna en nulo.</w:t>
+      </w:r>
+    </w:p>
+    <w:p>
+      <w:r>
+        <w:rPr>
+          <w:b/>
+          <w:color w:val="4A4A49"/>
+          <w:sz w:val="22"/>
+        </w:rPr>
+        <w:t>Clave foranea, borrado y por que la FK no basta (2/2)</w:t>
+      </w:r>
+      <w:r>
+        <w:rPr>
+          <w:b w:val="0"/>
+          <w:color w:val="4A4A49"/>
+          <w:sz w:val="22"/>
+        </w:rPr>
+        <w:t xml:space="preserve"> — 4 vinetas.</w:t>
+      </w:r>
+    </w:p>
+    <w:p>
+      <w:r>
+        <w:rPr>
+          <w:b/>
+          <w:color w:val="4A4A49"/>
+          <w:sz w:val="22"/>
+        </w:rPr>
+        <w:t>Clave foranea, borrado y por que la FK no... — sintaxis</w:t>
+      </w:r>
+      <w:r>
+        <w:rPr>
+          <w:b w:val="0"/>
+          <w:color w:val="4A4A49"/>
+          <w:sz w:val="22"/>
+        </w:rPr>
+        <w:t xml:space="preserve"> — 2 vinetas.</w:t>
+      </w:r>
+    </w:p>
+    <w:p>
+      <w:r>
+        <w:rPr>
+          <w:b/>
+          <w:color w:val="4A4A49"/>
+          <w:sz w:val="22"/>
+        </w:rPr>
+        <w:t>Baja logica: activa CHAR(1) en vez de DELETE</w:t>
+      </w:r>
+      <w:r>
+        <w:rPr>
+          <w:b w:val="0"/>
+          <w:color w:val="4A4A49"/>
+          <w:sz w:val="22"/>
+        </w:rPr>
+        <w:t xml:space="preserve"> — 4 vinetas.</w:t>
+      </w:r>
+    </w:p>
+    <w:p>
+      <w:pPr>
+        <w:pStyle w:val="ListBullet2"/>
+      </w:pPr>
+      <w:r>
+        <w:rPr>
+          <w:b w:val="0"/>
+          <w:color w:val="4A4A49"/>
+          <w:sz w:val="22"/>
+        </w:rPr>
+        <w:t>Conviene detenerse en la baja logica porque es la decision que sostiene medio semestre y casi nunca se explica.</w:t>
+      </w:r>
+    </w:p>
+    <w:p>
+      <w:pPr>
+        <w:pStyle w:val="ListBullet2"/>
+      </w:pPr>
+      <w:r>
+        <w:rPr>
+          <w:b w:val="0"/>
+          <w:color w:val="4A4A49"/>
+          <w:sz w:val="22"/>
+        </w:rPr>
+        <w:t>Lo que se hace es marcar la fila como inactiva: activa CHAR(1) DEFAULT 'S' CHECK (activa IN ('S','N')), y las consultas del dia a dia filtran WHERE activa = 'S'.</w:t>
+      </w:r>
+    </w:p>
+    <w:p>
+      <w:pPr>
+        <w:pStyle w:val="ListBullet2"/>
+      </w:pPr>
+      <w:r>
+        <w:rPr>
+          <w:b w:val="0"/>
+          <w:color w:val="4A4A49"/>
+          <w:sz w:val="22"/>
+        </w:rPr>
+        <w:t>La consecuencia que hay que subrayar, porque es la que abre la Clase 3, es que la clave foranea NO defiende esa regla: para el motor, la mascota inactiva existe y su identificador es valido, asi que aceptara sin chistar una cita nueva sobre ella.</w:t>
+      </w:r>
+    </w:p>
+    <w:p>
+      <w:pPr>
+        <w:pStyle w:val="ListBullet2"/>
+      </w:pPr>
+      <w:r>
+        <w:rPr>
+          <w:b w:val="0"/>
+          <w:color w:val="4A4A49"/>
+          <w:sz w:val="22"/>
+        </w:rPr>
+        <w:t>Si el estudiante sale hoy con DELETE en la cabeza, en la Clase 3 no va a entender por que hace falta sp_agendar_cita.</w:t>
+      </w:r>
+    </w:p>
+    <w:p>
+      <w:r>
+        <w:rPr>
+          <w:b/>
+          <w:color w:val="4A4A49"/>
+          <w:sz w:val="22"/>
+        </w:rPr>
+        <w:t>Que separa un diagrama ER de un dibujo (1/2)</w:t>
+      </w:r>
+      <w:r>
+        <w:rPr>
+          <w:b w:val="0"/>
+          <w:color w:val="4A4A49"/>
+          <w:sz w:val="22"/>
+        </w:rPr>
+        <w:t xml:space="preserve"> — 5 vinetas.</w:t>
+      </w:r>
+    </w:p>
+    <w:p>
+      <w:pPr>
+        <w:pStyle w:val="ListBullet2"/>
+      </w:pPr>
+      <w:r>
+        <w:rPr>
+          <w:b w:val="0"/>
+          <w:color w:val="4A4A49"/>
+          <w:sz w:val="22"/>
+        </w:rPr>
+        <w:t>Eso se materializa como consulta.id_cita NOT NULL UNIQUE, no como una clave foranea simple, y decidirlo hoy evita la pregunta que aparece en la Clase 3 cuando alguien intenta registrar la consulta antes de la cita.</w:t>
+      </w:r>
+    </w:p>
+    <w:p>
+      <w:r>
+        <w:rPr>
+          <w:b/>
+          <w:color w:val="4A4A49"/>
+          <w:sz w:val="22"/>
+        </w:rPr>
+        <w:t>Que separa un diagrama ER de un dibujo (2/2)</w:t>
       </w:r>
       <w:r>
         <w:rPr>
@@ -338,185 +1027,21 @@
       </w:r>
     </w:p>
     <w:p>
-      <w:pPr>
-        <w:pStyle w:val="ListBullet2"/>
-      </w:pPr>
+      <w:r>
+        <w:rPr>
+          <w:b/>
+          <w:color w:val="4A4A49"/>
+          <w:sz w:val="22"/>
+        </w:rPr>
+        <w:t>Tipos de datos: donde se pagan las facturas mas caras (1/2)</w:t>
+      </w:r>
       <w:r>
         <w:rPr>
           <w:b w:val="0"/>
           <w:color w:val="4A4A49"/>
           <w:sz w:val="22"/>
         </w:rPr>
-        <w:t>Antes de dibujar una sola tabla hay que decir para quien se dibuja.</w:t>
-      </w:r>
-    </w:p>
-    <w:p>
-      <w:pPr>
-        <w:pStyle w:val="ListBullet2"/>
-      </w:pPr>
-      <w:r>
-        <w:rPr>
-          <w:b w:val="0"/>
-          <w:color w:val="4A4A49"/>
-          <w:sz w:val="22"/>
-        </w:rPr>
-        <w:t>La Clinica Veterinaria Huellitas atiende un alto volumen de pacientes y lleva toda su gestion en carpetas de papel.</w:t>
-      </w:r>
-    </w:p>
-    <w:p>
-      <w:pPr>
-        <w:pStyle w:val="ListBullet2"/>
-      </w:pPr>
-      <w:r>
-        <w:rPr>
-          <w:b w:val="0"/>
-          <w:color w:val="4A4A49"/>
-          <w:sz w:val="22"/>
-        </w:rPr>
-        <w:t>Hay que fijar la nomenclatura en voz alta porque el material la usa con precision y el estudiante la mezcla: Huellitas es la CLINICA, es decir el cliente que tiene el problema</w:t>
-      </w:r>
-    </w:p>
-    <w:p>
-      <w:pPr>
-        <w:pStyle w:val="ListBullet2"/>
-      </w:pPr>
-      <w:r>
-        <w:rPr>
-          <w:b w:val="0"/>
-          <w:color w:val="4A4A49"/>
-          <w:sz w:val="22"/>
-        </w:rPr>
-        <w:t>Programacion II construye la aplicacion para el mismo cliente y Seminario disena sus planos, asi que un estudiante que curse dos de las tres materias trabaja el mismo caso desde dos angulos.</w:t>
-      </w:r>
-    </w:p>
-    <w:p>
-      <w:pPr>
-        <w:pStyle w:val="ListBullet2"/>
-      </w:pPr>
-      <w:r>
-        <w:rPr>
-          <w:b w:val="0"/>
-          <w:color w:val="4A4A49"/>
-          <w:sz w:val="22"/>
-        </w:rPr>
-        <w:t>Los tres interesados son la herramienta de decision mas util que se le puede dar hoy al estudiante, y estan en la diapositiva por eso.</w:t>
-      </w:r>
-    </w:p>
-    <w:p>
-      <w:pPr>
-        <w:pStyle w:val="ListBullet2"/>
-      </w:pPr>
-      <w:r>
-        <w:rPr>
-          <w:b w:val="0"/>
-          <w:color w:val="4A4A49"/>
-          <w:sz w:val="22"/>
-        </w:rPr>
-        <w:t>El dueno de la clinica quiere metricas del negocio.</w:t>
-      </w:r>
-    </w:p>
-    <w:p>
-      <w:pPr>
-        <w:pStyle w:val="ListBullet2"/>
-      </w:pPr>
-      <w:r>
-        <w:rPr>
-          <w:b w:val="0"/>
-          <w:color w:val="4A4A49"/>
-          <w:sz w:val="22"/>
-        </w:rPr>
-        <w:t>La recepcionista quiere agendar rapido y con pocos clics.</w:t>
-      </w:r>
-    </w:p>
-    <w:p>
-      <w:pPr>
-        <w:pStyle w:val="ListBullet2"/>
-      </w:pPr>
-      <w:r>
-        <w:rPr>
-          <w:b w:val="0"/>
-          <w:color w:val="4A4A49"/>
-          <w:sz w:val="22"/>
-        </w:rPr>
-        <w:t>El veterinario quiere el historial del paciente a la mano durante la consulta.</w:t>
-      </w:r>
-    </w:p>
-    <w:p>
-      <w:pPr>
-        <w:pStyle w:val="ListBullet2"/>
-      </w:pPr>
-      <w:r>
-        <w:rPr>
-          <w:b w:val="0"/>
-          <w:color w:val="4A4A49"/>
-          <w:sz w:val="22"/>
-        </w:rPr>
-        <w:t>Lo importante, y hay que subrayarlo, es que esos intereses ENTRAN EN CONFLICTO: pedir mas datos en el formulario de la cita da mejores metricas al dueno y le hace mas lento el trabajo a la recepcionista.</w:t>
-      </w:r>
-    </w:p>
-    <w:p>
-      <w:pPr>
-        <w:pStyle w:val="ListBullet2"/>
-      </w:pPr>
-      <w:r>
-        <w:rPr>
-          <w:b w:val="0"/>
-          <w:color w:val="4A4A49"/>
-          <w:sz w:val="22"/>
-        </w:rPr>
-        <w:t>Ahi esta la diferencia entre un modelo copiado y uno decidido.</w:t>
-      </w:r>
-    </w:p>
-    <w:p>
-      <w:pPr>
-        <w:pStyle w:val="ListBullet2"/>
-      </w:pPr>
-      <w:r>
-        <w:rPr>
-          <w:b w:val="0"/>
-          <w:color w:val="4A4A49"/>
-          <w:sz w:val="22"/>
-        </w:rPr>
-        <w:t>Fuera de la lamina (habla de la practica): Antes de dibujar una sola tabla hay que decir para quien se dibuja, porque el taller de hoy y los enunciados de las quince clases estan escritos sobre un cliente concreto y con nombre.</w:t>
-      </w:r>
-    </w:p>
-    <w:p>
-      <w:pPr>
-        <w:pStyle w:val="ListBullet2"/>
-      </w:pPr>
-      <w:r>
-        <w:rPr>
-          <w:b w:val="0"/>
-          <w:color w:val="4A4A49"/>
-          <w:sz w:val="22"/>
-        </w:rPr>
-        <w:t>Fuera de la lamina (habla de la practica): La administracion reporta tres problemas y conviene enunciarlos tal cual, porque cada uno se traduce despues en una decision de esquema: se extravian fichas de pacientes, y esa es la razon de que el expediente tenga que vivir en una fila con clave primaria y no en un papel; buscar un historial en el archivo fisico genera filas en la sala de espera, que es el motivo por el que en la Clase 7 se habla de indices y no como un tema abstracto de rendimiento; y no hay metricas, no saben cuantas especies atienden al mes, que es exactamente la consulta agregada que aparece en el taller de la Clase 6.</w:t>
-      </w:r>
-    </w:p>
-    <w:p>
-      <w:pPr>
-        <w:pStyle w:val="ListBullet2"/>
-      </w:pPr>
-      <w:r>
-        <w:rPr>
-          <w:b w:val="0"/>
-          <w:color w:val="4A4A49"/>
-          <w:sz w:val="22"/>
-        </w:rPr>
-        <w:t>Fuera de la lamina (habla de la practica): Un curso de bases de datos que no nombra al cliente convierte cada taller en un ejercicio suelto; nombrarlo hace que el estudiante pueda decidir por si mismo si un dato sobra.</w:t>
-      </w:r>
-    </w:p>
-    <w:p>
-      <w:pPr>
-        <w:pStyle w:val="ListBullet2"/>
-      </w:pPr>
-      <w:r>
-        <w:rPr>
-          <w:b w:val="0"/>
-          <w:color w:val="4A4A49"/>
-          <w:sz w:val="22"/>
-        </w:rPr>
-        <w:t>Fuera de la lamina (habla de la practica): Cuando en un taller un estudiante pregunte si una columna sobra, la respuesta del docente no deberia ser si o no sino otra pregunta: cual de los tres la necesita, y que pierde otro si la agregamos.</w:t>
+        <w:t xml:space="preserve"> — 4 vinetas.</w:t>
       </w:r>
     </w:p>
     <w:p>
@@ -526,7 +1051,7 @@
           <w:color w:val="4A4A49"/>
           <w:sz w:val="22"/>
         </w:rPr>
-        <w:t>[Slide 6] El cliente: la clinica Huellitas (2/2)</w:t>
+        <w:t>Tipos de datos: donde se pagan las facturas mas caras (2/2)</w:t>
       </w:r>
       <w:r>
         <w:rPr>
@@ -544,7 +1069,7 @@
           <w:color w:val="4A4A49"/>
           <w:sz w:val="22"/>
         </w:rPr>
-        <w:t>[Slide 7] Por que esto no es Bases de Datos I, y el vocabulario minimo (1/2)</w:t>
+        <w:t>Convenciones de nombres para que el DDL corra a la primera (1/2)</w:t>
       </w:r>
       <w:r>
         <w:rPr>
@@ -565,7 +1090,7 @@
           <w:color w:val="4A4A49"/>
           <w:sz w:val="22"/>
         </w:rPr>
-        <w:t>Esta clase parece repetir Bases de Datos I y no lo hace.</w:t>
+        <w:t>Convenciones de nombres del curso.</w:t>
       </w:r>
     </w:p>
     <w:p>
@@ -578,7 +1103,7 @@
           <w:color w:val="4A4A49"/>
           <w:sz w:val="22"/>
         </w:rPr>
-        <w:t>Conviene fijar el vocabulario operativo antes de dibujar nada.</w:t>
+        <w:t>Identificadores sustitutos uniformes con el patron id_&lt;entidad&gt;, el mismo nombre en la tabla propia y en la que la referencia, para que el JOIN se escriba sin buscar como se llamo la columna alla.</w:t>
       </w:r>
     </w:p>
     <w:p>
@@ -591,7 +1116,7 @@
           <w:color w:val="4A4A49"/>
           <w:sz w:val="22"/>
         </w:rPr>
-        <w:t>Conviene desactivar una trampa de vocabulario: la palabra dominio se usara hoy con dos sentidos, el de un atributo y el del proyecto, que es la clinica Huellitas.</w:t>
+        <w:t>Fuera de la lamina (habla de la practica): Convenciones de nombres del curso, y hay que exigirlas desde hoy porque el taller se corrige ejecutando el guion en el PostgreSQL que PostgreSQL en el navegador trae en el navegador.</w:t>
       </w:r>
     </w:p>
     <w:p>
@@ -601,25 +1126,7 @@
           <w:color w:val="4A4A49"/>
           <w:sz w:val="22"/>
         </w:rPr>
-        <w:t>[Slide 8] Por que esto no es Bases de Datos I, y el vocabulario minimo (2/2)</w:t>
-      </w:r>
-      <w:r>
-        <w:rPr>
-          <w:b w:val="0"/>
-          <w:color w:val="4A4A49"/>
-          <w:sz w:val="22"/>
-        </w:rPr>
-        <w:t xml:space="preserve"> — 2 vinetas.</w:t>
-      </w:r>
-    </w:p>
-    <w:p>
-      <w:r>
-        <w:rPr>
-          <w:b/>
-          <w:color w:val="4A4A49"/>
-          <w:sz w:val="22"/>
-        </w:rPr>
-        <w:t>[Slide 9] Nivel conceptual y nivel fisico: dos vistas del mismo modelo</w:t>
+        <w:t>Convenciones de nombres para que el DDL corra a la primera (2/2)</w:t>
       </w:r>
       <w:r>
         <w:rPr>
@@ -631,16 +1138,21 @@
       </w:r>
     </w:p>
     <w:p>
-      <w:pPr>
-        <w:pStyle w:val="ListBullet2"/>
-      </w:pPr>
+      <w:r>
+        <w:rPr>
+          <w:b/>
+          <w:color w:val="4A4A49"/>
+          <w:sz w:val="22"/>
+        </w:rPr>
+        <w:t>Herramientas del dia y que se puede demostrar con cada una</w:t>
+      </w:r>
       <w:r>
         <w:rPr>
           <w:b w:val="0"/>
           <w:color w:val="4A4A49"/>
           <w:sz w:val="22"/>
         </w:rPr>
-        <w:t>Antes de cualquier otra cosa hay que separar dos niveles que el estudiante mezcla y que hoy se recorren los dos.</w:t>
+        <w:t xml:space="preserve"> — 3 vinetas.</w:t>
       </w:r>
     </w:p>
     <w:p>
@@ -653,7 +1165,72 @@
           <w:color w:val="4A4A49"/>
           <w:sz w:val="22"/>
         </w:rPr>
-        <w:t>Conviene decirlo en voz alta porque explica por que se exige tipo y longitud en el diagrama: no es decoracion, es lo que hace traducible el dibujo.</w:t>
+        <w:t>Sobre lo que se puede demostrar con herramientas gratuitas conviene ser preciso.</w:t>
+      </w:r>
+    </w:p>
+    <w:p>
+      <w:pPr>
+        <w:pStyle w:val="ListBullet2"/>
+      </w:pPr>
+      <w:r>
+        <w:rPr>
+          <w:b w:val="0"/>
+          <w:color w:val="4A4A49"/>
+          <w:sz w:val="22"/>
+        </w:rPr>
+        <w:t>En DB Fiddle, sin cuenta y en menos de un minuto, se ejecuta el guion completo de CREATE TABLE con claves primarias, foraneas y CHECK, se insertan Ana Perez, Luna y su cita, se corre el JOIN de las tres tablas y, sobre todo, se provoca el error de integridad en vivo insertando una cita con id_mascota inexistente para que el grupo lea el mensaje real del motor.</w:t>
+      </w:r>
+    </w:p>
+    <w:p>
+      <w:pPr>
+        <w:pStyle w:val="ListBullet2"/>
+      </w:pPr>
+      <w:r>
+        <w:rPr>
+          <w:b w:val="0"/>
+          <w:color w:val="4A4A49"/>
+          <w:sz w:val="22"/>
+        </w:rPr>
+        <w:t>Lo que DB Fiddle no da es persistencia: cada ejecucion recrea el esquema desde cero y no hay usuarios ni roles reales, razon por la cual la Clase 2 trabaja con matriz documentada.</w:t>
+      </w:r>
+    </w:p>
+    <w:p>
+      <w:pPr>
+        <w:pStyle w:val="ListBullet2"/>
+      </w:pPr>
+      <w:r>
+        <w:rPr>
+          <w:b w:val="0"/>
+          <w:color w:val="4A4A49"/>
+          <w:sz w:val="22"/>
+        </w:rPr>
+        <w:t>Oracle Live SQL exige cuenta gratuita pero conserva esquema y guiones entre sesiones y admite bloques PL/SQL, que es lo que se necesitara desde la Clase 3; conviene que el estudiante la cree hoy y no el dia que la necesite. draw.io corre en el navegador, no pide cuenta y exporta PNG, el formato que pide PostgreSQL en el navegador.</w:t>
+      </w:r>
+    </w:p>
+    <w:p>
+      <w:pPr>
+        <w:pStyle w:val="ListBullet2"/>
+      </w:pPr>
+      <w:r>
+        <w:rPr>
+          <w:b w:val="0"/>
+          <w:color w:val="4A4A49"/>
+          <w:sz w:val="22"/>
+        </w:rPr>
+        <w:t>De ahi sale la regla operativa del curso: la fuente de verdad es el archivo sql en la carpeta del proyecto, nunca la pestana del navegador, y el estudiante va bien si reconstruye el esquema completo en menos de cinco minutos pegando su propio guion. draw.io y Excalidraw: son pizarras para pensar el modelo a mano alzada, sin instalar nada.</w:t>
+      </w:r>
+    </w:p>
+    <w:p>
+      <w:pPr>
+        <w:pStyle w:val="ListBullet2"/>
+      </w:pPr>
+      <w:r>
+        <w:rPr>
+          <w:b w:val="0"/>
+          <w:color w:val="4A4A49"/>
+          <w:sz w:val="22"/>
+        </w:rPr>
+        <w:t>Fuera de la lamina (habla de la practica): Sobre lo que se puede demostrar con herramientas gratuitas conviene ser preciso, porque de eso depende que el taller no se atore.</w:t>
       </w:r>
     </w:p>
     <w:p>
@@ -663,7 +1240,7 @@
           <w:color w:val="4A4A49"/>
           <w:sz w:val="22"/>
         </w:rPr>
-        <w:t>[Slide 10] Clave primaria: natural o sustituta</w:t>
+        <w:t>Del ER dibujado al codigo Mermaid</w:t>
       </w:r>
       <w:r>
         <w:rPr>
@@ -671,7 +1248,7 @@
           <w:color w:val="4A4A49"/>
           <w:sz w:val="22"/>
         </w:rPr>
-        <w:t xml:space="preserve"> — 6 vinetas.</w:t>
+        <w:t xml:space="preserve"> — 3 vinetas.</w:t>
       </w:r>
     </w:p>
     <w:p>
@@ -684,7 +1261,7 @@
           <w:color w:val="4A4A49"/>
           <w:sz w:val="22"/>
         </w:rPr>
-        <w:t>Eso no es estilo, es una restriccion que el motor verifica en cada INSERT y UPDATE y que rechaza con error.</w:t>
+        <w:t>Ultimo tramo.</w:t>
       </w:r>
     </w:p>
     <w:p>
@@ -697,7 +1274,7 @@
           <w:color w:val="4A4A49"/>
           <w:sz w:val="22"/>
         </w:rPr>
-        <w:t>La natural ahorra un JOIN cuando se busca por ella; la sustituta gana cuando el dato natural cambia, se repite o todavia no existe.</w:t>
+        <w:t>Eso no significa que haya que dibujar escribiendo codigo, y conviene decirlo asi para que nadie se bloquee: el camino corto es disenar visual en draw.io o Excalidraw, que es donde se piensa el modelo, y despues pedirle a una IA que traduzca ese boceto a Mermaid.</w:t>
       </w:r>
     </w:p>
     <w:p>
@@ -710,7 +1287,7 @@
           <w:color w:val="4A4A49"/>
           <w:sz w:val="22"/>
         </w:rPr>
-        <w:t>Por eso el esquema usa identificadores sustitutos y guarda el dato natural aparte con unicidad:.</w:t>
+        <w:t>El PNG exportado se conserva en la carpeta del proyecto para el informe, pero no reemplaza la respuesta en la plataforma.</w:t>
       </w:r>
     </w:p>
     <w:p>
@@ -723,7 +1300,20 @@
           <w:color w:val="4A4A49"/>
           <w:sz w:val="22"/>
         </w:rPr>
-        <w:t>UNIQUE impide dos duenos con la misma cedula, permite dejarla nula un rato y permite corregirla sin tocar las filas de mascota que apuntan al dueno.</w:t>
+        <w:t>La demo debe terminar exactamente ahi, y deja los cuatro pasos proyectados mientras el grupo trabaja.</w:t>
+      </w:r>
+    </w:p>
+    <w:p>
+      <w:pPr>
+        <w:pStyle w:val="ListBullet2"/>
+      </w:pPr>
+      <w:r>
+        <w:rPr>
+          <w:b w:val="0"/>
+          <w:color w:val="4A4A49"/>
+          <w:sz w:val="22"/>
+        </w:rPr>
+        <w:t>Fuera de la lamina (habla de la practica): Ultimo tramo, y es el que decide si el taller se entrega o no: como pasa el estudiante del dibujo a lo que la plataforma califica.</w:t>
       </w:r>
     </w:p>
     <w:p>
@@ -733,100 +1323,7 @@
           <w:color w:val="4A4A49"/>
           <w:sz w:val="22"/>
         </w:rPr>
-        <w:t>[Slide 11] Clave primaria: natural o sustituta — sintaxis</w:t>
-      </w:r>
-      <w:r>
-        <w:rPr>
-          <w:b w:val="0"/>
-          <w:color w:val="4A4A49"/>
-          <w:sz w:val="22"/>
-        </w:rPr>
-        <w:t xml:space="preserve"> — 7 vinetas.</w:t>
-      </w:r>
-    </w:p>
-    <w:p>
-      <w:r>
-        <w:rPr>
-          <w:b/>
-          <w:color w:val="4A4A49"/>
-          <w:sz w:val="22"/>
-        </w:rPr>
-        <w:t>[Slide 12] Normalizacion 1FN-3FN: primero la enfermedad (1/2)</w:t>
-      </w:r>
-      <w:r>
-        <w:rPr>
-          <w:b w:val="0"/>
-          <w:color w:val="4A4A49"/>
-          <w:sz w:val="22"/>
-        </w:rPr>
-        <w:t xml:space="preserve"> — 6 vinetas.</w:t>
-      </w:r>
-    </w:p>
-    <w:p>
-      <w:pPr>
-        <w:pStyle w:val="ListBullet2"/>
-      </w:pPr>
-      <w:r>
-        <w:rPr>
-          <w:b w:val="0"/>
-          <w:color w:val="4A4A49"/>
-          <w:sz w:val="22"/>
-        </w:rPr>
-        <w:t>Supongamos que el estudiante guarda el telefono del dueno dentro de cada fila de cita.</w:t>
-      </w:r>
-    </w:p>
-    <w:p>
-      <w:pPr>
-        <w:pStyle w:val="ListBullet2"/>
-      </w:pPr>
-      <w:r>
-        <w:rPr>
-          <w:b w:val="0"/>
-          <w:color w:val="4A4A49"/>
-          <w:sz w:val="22"/>
-        </w:rPr>
-        <w:t>Aparecen tres anomalias.</w:t>
-      </w:r>
-    </w:p>
-    <w:p>
-      <w:pPr>
-        <w:pStyle w:val="ListBullet2"/>
-      </w:pPr>
-      <w:r>
-        <w:rPr>
-          <w:b w:val="0"/>
-          <w:color w:val="4A4A49"/>
-          <w:sz w:val="22"/>
-        </w:rPr>
-        <w:t>Leidas asi, las tres formas normales son tres vacunas.</w:t>
-      </w:r>
-    </w:p>
-    <w:p>
-      <w:r>
-        <w:rPr>
-          <w:b/>
-          <w:color w:val="4A4A49"/>
-          <w:sz w:val="22"/>
-        </w:rPr>
-        <w:t>[Slide 13] Normalizacion 1FN-3FN: primero la enfermedad (2/2)</w:t>
-      </w:r>
-      <w:r>
-        <w:rPr>
-          <w:b w:val="0"/>
-          <w:color w:val="4A4A49"/>
-          <w:sz w:val="22"/>
-        </w:rPr>
-        <w:t xml:space="preserve"> — 4 vinetas.</w:t>
-      </w:r>
-    </w:p>
-    <w:p>
-      <w:r>
-        <w:rPr>
-          <w:b/>
-          <w:color w:val="4A4A49"/>
-          <w:sz w:val="22"/>
-        </w:rPr>
-        <w:t>[Slide 14] Clave foranea, borrado y por que la FK no basta (1/2)</w:t>
+        <w:t>Preguntas frecuentes del grupo</w:t>
       </w:r>
       <w:r>
         <w:rPr>
@@ -847,534 +1344,6 @@
           <w:color w:val="4A4A49"/>
           <w:sz w:val="22"/>
         </w:rPr>
-        <w:t>Lo que casi nunca se explica es la otra mitad: que pasa al borrar el padre.</w:t>
-      </w:r>
-    </w:p>
-    <w:p>
-      <w:pPr>
-        <w:pStyle w:val="ListBullet2"/>
-      </w:pPr>
-      <w:r>
-        <w:rPr>
-          <w:b w:val="0"/>
-          <w:color w:val="4A4A49"/>
-          <w:sz w:val="22"/>
-        </w:rPr>
-        <w:t>Al declarar la clave foranea se elige el comportamiento</w:t>
-      </w:r>
-    </w:p>
-    <w:p>
-      <w:pPr>
-        <w:pStyle w:val="ListBullet2"/>
-      </w:pPr>
-      <w:r>
-        <w:rPr>
-          <w:b w:val="0"/>
-          <w:color w:val="4A4A49"/>
-          <w:sz w:val="22"/>
-        </w:rPr>
-        <w:t>RESTRICT o NO ACTION impide borrar el dueno mientras tenga mascotas, CASCADE borra las filas hijas en cadena y SET NULL deja la referencia nula.</w:t>
-      </w:r>
-    </w:p>
-    <w:p>
-      <w:pPr>
-        <w:pStyle w:val="ListBullet2"/>
-      </w:pPr>
-      <w:r>
-        <w:rPr>
-          <w:b w:val="0"/>
-          <w:color w:val="4A4A49"/>
-          <w:sz w:val="22"/>
-        </w:rPr>
-        <w:t>Esa baja logica es la que obliga a validar en la Clase 3 que una mascota inactiva no agende, porque la clave foranea la sigue aceptando: el identificador existe, el negocio no lo quiere.</w:t>
-      </w:r>
-    </w:p>
-    <w:p>
-      <w:pPr>
-        <w:pStyle w:val="ListBullet2"/>
-      </w:pPr>
-      <w:r>
-        <w:rPr>
-          <w:b w:val="0"/>
-          <w:color w:val="4A4A49"/>
-          <w:sz w:val="22"/>
-        </w:rPr>
-        <w:t>ON DELETE SET NULL deja la fila huerfana con la columna en nulo.</w:t>
-      </w:r>
-    </w:p>
-    <w:p>
-      <w:r>
-        <w:rPr>
-          <w:b/>
-          <w:color w:val="4A4A49"/>
-          <w:sz w:val="22"/>
-        </w:rPr>
-        <w:t>[Slide 15] Clave foranea, borrado y por que la FK no basta (2/2)</w:t>
-      </w:r>
-      <w:r>
-        <w:rPr>
-          <w:b w:val="0"/>
-          <w:color w:val="4A4A49"/>
-          <w:sz w:val="22"/>
-        </w:rPr>
-        <w:t xml:space="preserve"> — 4 vinetas.</w:t>
-      </w:r>
-    </w:p>
-    <w:p>
-      <w:r>
-        <w:rPr>
-          <w:b/>
-          <w:color w:val="4A4A49"/>
-          <w:sz w:val="22"/>
-        </w:rPr>
-        <w:t>[Slide 16] Clave foranea, borrado y por que la FK no... — sintaxis</w:t>
-      </w:r>
-      <w:r>
-        <w:rPr>
-          <w:b w:val="0"/>
-          <w:color w:val="4A4A49"/>
-          <w:sz w:val="22"/>
-        </w:rPr>
-        <w:t xml:space="preserve"> — 2 vinetas.</w:t>
-      </w:r>
-    </w:p>
-    <w:p>
-      <w:r>
-        <w:rPr>
-          <w:b/>
-          <w:color w:val="4A4A49"/>
-          <w:sz w:val="22"/>
-        </w:rPr>
-        <w:t>[Slide 17] Baja logica: activa CHAR(1) en vez de DELETE</w:t>
-      </w:r>
-      <w:r>
-        <w:rPr>
-          <w:b w:val="0"/>
-          <w:color w:val="4A4A49"/>
-          <w:sz w:val="22"/>
-        </w:rPr>
-        <w:t xml:space="preserve"> — 4 vinetas.</w:t>
-      </w:r>
-    </w:p>
-    <w:p>
-      <w:pPr>
-        <w:pStyle w:val="ListBullet2"/>
-      </w:pPr>
-      <w:r>
-        <w:rPr>
-          <w:b w:val="0"/>
-          <w:color w:val="4A4A49"/>
-          <w:sz w:val="22"/>
-        </w:rPr>
-        <w:t>Conviene detenerse en la baja logica porque es la decision que sostiene medio semestre y casi nunca se explica.</w:t>
-      </w:r>
-    </w:p>
-    <w:p>
-      <w:pPr>
-        <w:pStyle w:val="ListBullet2"/>
-      </w:pPr>
-      <w:r>
-        <w:rPr>
-          <w:b w:val="0"/>
-          <w:color w:val="4A4A49"/>
-          <w:sz w:val="22"/>
-        </w:rPr>
-        <w:t>Lo que se hace es marcar la fila como inactiva: activa CHAR(1) DEFAULT 'S' CHECK (activa IN ('S','N')), y las consultas del dia a dia filtran WHERE activa = 'S'.</w:t>
-      </w:r>
-    </w:p>
-    <w:p>
-      <w:pPr>
-        <w:pStyle w:val="ListBullet2"/>
-      </w:pPr>
-      <w:r>
-        <w:rPr>
-          <w:b w:val="0"/>
-          <w:color w:val="4A4A49"/>
-          <w:sz w:val="22"/>
-        </w:rPr>
-        <w:t>La consecuencia que hay que subrayar, porque es la que abre la Clase 3, es que la clave foranea NO defiende esa regla: para el motor, la mascota inactiva existe y su identificador es valido, asi que aceptara sin chistar una cita nueva sobre ella.</w:t>
-      </w:r>
-    </w:p>
-    <w:p>
-      <w:pPr>
-        <w:pStyle w:val="ListBullet2"/>
-      </w:pPr>
-      <w:r>
-        <w:rPr>
-          <w:b w:val="0"/>
-          <w:color w:val="4A4A49"/>
-          <w:sz w:val="22"/>
-        </w:rPr>
-        <w:t>Si el estudiante sale hoy con DELETE en la cabeza, en la Clase 3 no va a entender por que hace falta sp_agendar_cita.</w:t>
-      </w:r>
-    </w:p>
-    <w:p>
-      <w:r>
-        <w:rPr>
-          <w:b/>
-          <w:color w:val="4A4A49"/>
-          <w:sz w:val="22"/>
-        </w:rPr>
-        <w:t>[Slide 18] Que separa un diagrama ER de un dibujo (1/2)</w:t>
-      </w:r>
-      <w:r>
-        <w:rPr>
-          <w:b w:val="0"/>
-          <w:color w:val="4A4A49"/>
-          <w:sz w:val="22"/>
-        </w:rPr>
-        <w:t xml:space="preserve"> — 5 vinetas.</w:t>
-      </w:r>
-    </w:p>
-    <w:p>
-      <w:pPr>
-        <w:pStyle w:val="ListBullet2"/>
-      </w:pPr>
-      <w:r>
-        <w:rPr>
-          <w:b w:val="0"/>
-          <w:color w:val="4A4A49"/>
-          <w:sz w:val="22"/>
-        </w:rPr>
-        <w:t>Eso se materializa como consulta.id_cita NOT NULL UNIQUE, no como una clave foranea simple, y decidirlo hoy evita la pregunta que aparece en la Clase 3 cuando alguien intenta registrar la consulta antes de la cita.</w:t>
-      </w:r>
-    </w:p>
-    <w:p>
-      <w:r>
-        <w:rPr>
-          <w:b/>
-          <w:color w:val="4A4A49"/>
-          <w:sz w:val="22"/>
-        </w:rPr>
-        <w:t>[Slide 19] Que separa un diagrama ER de un dibujo (2/2)</w:t>
-      </w:r>
-      <w:r>
-        <w:rPr>
-          <w:b w:val="0"/>
-          <w:color w:val="4A4A49"/>
-          <w:sz w:val="22"/>
-        </w:rPr>
-        <w:t xml:space="preserve"> — 3 vinetas.</w:t>
-      </w:r>
-    </w:p>
-    <w:p>
-      <w:r>
-        <w:rPr>
-          <w:b/>
-          <w:color w:val="4A4A49"/>
-          <w:sz w:val="22"/>
-        </w:rPr>
-        <w:t>[Slide 20] Tipos de datos: donde se pagan las facturas mas caras (1/2)</w:t>
-      </w:r>
-      <w:r>
-        <w:rPr>
-          <w:b w:val="0"/>
-          <w:color w:val="4A4A49"/>
-          <w:sz w:val="22"/>
-        </w:rPr>
-        <w:t xml:space="preserve"> — 4 vinetas.</w:t>
-      </w:r>
-    </w:p>
-    <w:p>
-      <w:r>
-        <w:rPr>
-          <w:b/>
-          <w:color w:val="4A4A49"/>
-          <w:sz w:val="22"/>
-        </w:rPr>
-        <w:t>[Slide 21] Tipos de datos: donde se pagan las facturas mas caras (2/2)</w:t>
-      </w:r>
-      <w:r>
-        <w:rPr>
-          <w:b w:val="0"/>
-          <w:color w:val="4A4A49"/>
-          <w:sz w:val="22"/>
-        </w:rPr>
-        <w:t xml:space="preserve"> — 3 vinetas.</w:t>
-      </w:r>
-    </w:p>
-    <w:p>
-      <w:r>
-        <w:rPr>
-          <w:b/>
-          <w:color w:val="4A4A49"/>
-          <w:sz w:val="22"/>
-        </w:rPr>
-        <w:t>[Slide 22] Convenciones de nombres para que el DDL corra a la primera (1/2)</w:t>
-      </w:r>
-      <w:r>
-        <w:rPr>
-          <w:b w:val="0"/>
-          <w:color w:val="4A4A49"/>
-          <w:sz w:val="22"/>
-        </w:rPr>
-        <w:t xml:space="preserve"> — 4 vinetas.</w:t>
-      </w:r>
-    </w:p>
-    <w:p>
-      <w:pPr>
-        <w:pStyle w:val="ListBullet2"/>
-      </w:pPr>
-      <w:r>
-        <w:rPr>
-          <w:b w:val="0"/>
-          <w:color w:val="4A4A49"/>
-          <w:sz w:val="22"/>
-        </w:rPr>
-        <w:t>Convenciones de nombres del curso.</w:t>
-      </w:r>
-    </w:p>
-    <w:p>
-      <w:pPr>
-        <w:pStyle w:val="ListBullet2"/>
-      </w:pPr>
-      <w:r>
-        <w:rPr>
-          <w:b w:val="0"/>
-          <w:color w:val="4A4A49"/>
-          <w:sz w:val="22"/>
-        </w:rPr>
-        <w:t>Identificadores sustitutos uniformes con el patron id_&lt;entidad&gt;, el mismo nombre en la tabla propia y en la que la referencia, para que el JOIN se escriba sin buscar como se llamo la columna alla.</w:t>
-      </w:r>
-    </w:p>
-    <w:p>
-      <w:pPr>
-        <w:pStyle w:val="ListBullet2"/>
-      </w:pPr>
-      <w:r>
-        <w:rPr>
-          <w:b w:val="0"/>
-          <w:color w:val="4A4A49"/>
-          <w:sz w:val="22"/>
-        </w:rPr>
-        <w:t>Fuera de la lamina (habla de la practica): Convenciones de nombres del curso, y hay que exigirlas desde hoy porque el taller se corrige ejecutando el guion en el PostgreSQL que PostgreSQL en el navegador trae en el navegador.</w:t>
-      </w:r>
-    </w:p>
-    <w:p>
-      <w:r>
-        <w:rPr>
-          <w:b/>
-          <w:color w:val="4A4A49"/>
-          <w:sz w:val="22"/>
-        </w:rPr>
-        <w:t>[Slide 23] Convenciones de nombres para que el DDL corra a la primera (2/2)</w:t>
-      </w:r>
-      <w:r>
-        <w:rPr>
-          <w:b w:val="0"/>
-          <w:color w:val="4A4A49"/>
-          <w:sz w:val="22"/>
-        </w:rPr>
-        <w:t xml:space="preserve"> — 4 vinetas.</w:t>
-      </w:r>
-    </w:p>
-    <w:p>
-      <w:r>
-        <w:rPr>
-          <w:b/>
-          <w:color w:val="4A4A49"/>
-          <w:sz w:val="22"/>
-        </w:rPr>
-        <w:t>[Slide 24] Herramientas del dia y que se puede demostrar con cada una</w:t>
-      </w:r>
-      <w:r>
-        <w:rPr>
-          <w:b w:val="0"/>
-          <w:color w:val="4A4A49"/>
-          <w:sz w:val="22"/>
-        </w:rPr>
-        <w:t xml:space="preserve"> — 3 vinetas.</w:t>
-      </w:r>
-    </w:p>
-    <w:p>
-      <w:pPr>
-        <w:pStyle w:val="ListBullet2"/>
-      </w:pPr>
-      <w:r>
-        <w:rPr>
-          <w:b w:val="0"/>
-          <w:color w:val="4A4A49"/>
-          <w:sz w:val="22"/>
-        </w:rPr>
-        <w:t>Sobre lo que se puede demostrar con herramientas gratuitas conviene ser preciso.</w:t>
-      </w:r>
-    </w:p>
-    <w:p>
-      <w:pPr>
-        <w:pStyle w:val="ListBullet2"/>
-      </w:pPr>
-      <w:r>
-        <w:rPr>
-          <w:b w:val="0"/>
-          <w:color w:val="4A4A49"/>
-          <w:sz w:val="22"/>
-        </w:rPr>
-        <w:t>En DB Fiddle, sin cuenta y en menos de un minuto, se ejecuta el guion completo de CREATE TABLE con claves primarias, foraneas y CHECK, se insertan Ana Perez, Luna y su cita, se corre el JOIN de las tres tablas y, sobre todo, se provoca el error de integridad en vivo insertando una cita con id_mascota inexistente para que el grupo lea el mensaje real del motor.</w:t>
-      </w:r>
-    </w:p>
-    <w:p>
-      <w:pPr>
-        <w:pStyle w:val="ListBullet2"/>
-      </w:pPr>
-      <w:r>
-        <w:rPr>
-          <w:b w:val="0"/>
-          <w:color w:val="4A4A49"/>
-          <w:sz w:val="22"/>
-        </w:rPr>
-        <w:t>Lo que DB Fiddle no da es persistencia: cada ejecucion recrea el esquema desde cero y no hay usuarios ni roles reales, razon por la cual la Clase 2 trabaja con matriz documentada.</w:t>
-      </w:r>
-    </w:p>
-    <w:p>
-      <w:pPr>
-        <w:pStyle w:val="ListBullet2"/>
-      </w:pPr>
-      <w:r>
-        <w:rPr>
-          <w:b w:val="0"/>
-          <w:color w:val="4A4A49"/>
-          <w:sz w:val="22"/>
-        </w:rPr>
-        <w:t>Oracle Live SQL exige cuenta gratuita pero conserva esquema y guiones entre sesiones y admite bloques PL/SQL, que es lo que se necesitara desde la Clase 3; conviene que el estudiante la cree hoy y no el dia que la necesite. draw.io corre en el navegador, no pide cuenta y exporta PNG, el formato que pide PostgreSQL en el navegador.</w:t>
-      </w:r>
-    </w:p>
-    <w:p>
-      <w:pPr>
-        <w:pStyle w:val="ListBullet2"/>
-      </w:pPr>
-      <w:r>
-        <w:rPr>
-          <w:b w:val="0"/>
-          <w:color w:val="4A4A49"/>
-          <w:sz w:val="22"/>
-        </w:rPr>
-        <w:t>De ahi sale la regla operativa del curso: la fuente de verdad es el archivo sql en la carpeta del proyecto, nunca la pestana del navegador, y el estudiante va bien si reconstruye el esquema completo en menos de cinco minutos pegando su propio guion. draw.io y Excalidraw: son pizarras para pensar el modelo a mano alzada, sin instalar nada.</w:t>
-      </w:r>
-    </w:p>
-    <w:p>
-      <w:pPr>
-        <w:pStyle w:val="ListBullet2"/>
-      </w:pPr>
-      <w:r>
-        <w:rPr>
-          <w:b w:val="0"/>
-          <w:color w:val="4A4A49"/>
-          <w:sz w:val="22"/>
-        </w:rPr>
-        <w:t>Fuera de la lamina (habla de la practica): Sobre lo que se puede demostrar con herramientas gratuitas conviene ser preciso, porque de eso depende que el taller no se atore.</w:t>
-      </w:r>
-    </w:p>
-    <w:p>
-      <w:r>
-        <w:rPr>
-          <w:b/>
-          <w:color w:val="4A4A49"/>
-          <w:sz w:val="22"/>
-        </w:rPr>
-        <w:t>[Slide 25] Del ER dibujado al codigo Mermaid</w:t>
-      </w:r>
-      <w:r>
-        <w:rPr>
-          <w:b w:val="0"/>
-          <w:color w:val="4A4A49"/>
-          <w:sz w:val="22"/>
-        </w:rPr>
-        <w:t xml:space="preserve"> — 3 vinetas.</w:t>
-      </w:r>
-    </w:p>
-    <w:p>
-      <w:pPr>
-        <w:pStyle w:val="ListBullet2"/>
-      </w:pPr>
-      <w:r>
-        <w:rPr>
-          <w:b w:val="0"/>
-          <w:color w:val="4A4A49"/>
-          <w:sz w:val="22"/>
-        </w:rPr>
-        <w:t>Ultimo tramo.</w:t>
-      </w:r>
-    </w:p>
-    <w:p>
-      <w:pPr>
-        <w:pStyle w:val="ListBullet2"/>
-      </w:pPr>
-      <w:r>
-        <w:rPr>
-          <w:b w:val="0"/>
-          <w:color w:val="4A4A49"/>
-          <w:sz w:val="22"/>
-        </w:rPr>
-        <w:t>Eso no significa que haya que dibujar escribiendo codigo, y conviene decirlo asi para que nadie se bloquee: el camino corto es disenar visual en draw.io o Excalidraw, que es donde se piensa el modelo, y despues pedirle a una IA que traduzca ese boceto a Mermaid.</w:t>
-      </w:r>
-    </w:p>
-    <w:p>
-      <w:pPr>
-        <w:pStyle w:val="ListBullet2"/>
-      </w:pPr>
-      <w:r>
-        <w:rPr>
-          <w:b w:val="0"/>
-          <w:color w:val="4A4A49"/>
-          <w:sz w:val="22"/>
-        </w:rPr>
-        <w:t>El PNG exportado se conserva en la carpeta del PI para el informe, pero no reemplaza la respuesta en la plataforma.</w:t>
-      </w:r>
-    </w:p>
-    <w:p>
-      <w:pPr>
-        <w:pStyle w:val="ListBullet2"/>
-      </w:pPr>
-      <w:r>
-        <w:rPr>
-          <w:b w:val="0"/>
-          <w:color w:val="4A4A49"/>
-          <w:sz w:val="22"/>
-        </w:rPr>
-        <w:t>La demo debe terminar exactamente ahi, y deja los cuatro pasos proyectados mientras el grupo trabaja.</w:t>
-      </w:r>
-    </w:p>
-    <w:p>
-      <w:pPr>
-        <w:pStyle w:val="ListBullet2"/>
-      </w:pPr>
-      <w:r>
-        <w:rPr>
-          <w:b w:val="0"/>
-          <w:color w:val="4A4A49"/>
-          <w:sz w:val="22"/>
-        </w:rPr>
-        <w:t>Fuera de la lamina (habla de la practica): Ultimo tramo, y es el que decide si el taller se entrega o no: como pasa el estudiante del dibujo a lo que la plataforma califica.</w:t>
-      </w:r>
-    </w:p>
-    <w:p>
-      <w:r>
-        <w:rPr>
-          <w:b/>
-          <w:color w:val="4A4A49"/>
-          <w:sz w:val="22"/>
-        </w:rPr>
-        <w:t>[Slide 26] Preguntas frecuentes del grupo</w:t>
-      </w:r>
-      <w:r>
-        <w:rPr>
-          <w:b w:val="0"/>
-          <w:color w:val="4A4A49"/>
-          <w:sz w:val="22"/>
-        </w:rPr>
-        <w:t xml:space="preserve"> — 5 vinetas.</w:t>
-      </w:r>
-    </w:p>
-    <w:p>
-      <w:pPr>
-        <w:pStyle w:val="ListBullet2"/>
-      </w:pPr>
-      <w:r>
-        <w:rPr>
-          <w:b w:val="0"/>
-          <w:color w:val="4A4A49"/>
-          <w:sz w:val="22"/>
-        </w:rPr>
         <w:t>Tres preguntas aparecen casi siempre y conviene tener la respuesta lista.</w:t>
       </w:r>
     </w:p>
@@ -1411,7 +1380,7 @@
           <w:color w:val="4A4A49"/>
           <w:sz w:val="22"/>
         </w:rPr>
-        <w:t>[Slide 27] El patron de tabla: PK, obligatorios y dominio cerrado</w:t>
+        <w:t>El patron de tabla: PK, obligatorios y dominio cerrado</w:t>
       </w:r>
       <w:r>
         <w:rPr>
@@ -1429,7 +1398,7 @@
           <w:color w:val="4A4A49"/>
           <w:sz w:val="22"/>
         </w:rPr>
-        <w:t>[Slide 28] La clave foranea y que pasa al borrar el padre</w:t>
+        <w:t>La clave foranea y que pasa al borrar el padre</w:t>
       </w:r>
       <w:r>
         <w:rPr>
@@ -1447,7 +1416,7 @@
           <w:color w:val="4A4A49"/>
           <w:sz w:val="22"/>
         </w:rPr>
-        <w:t>[Slide 29] Integridad referencial: el error que devuelve el motor</w:t>
+        <w:t>Integridad referencial: el error que devuelve el motor</w:t>
       </w:r>
       <w:r>
         <w:rPr>
@@ -1465,7 +1434,7 @@
           <w:color w:val="4A4A49"/>
           <w:sz w:val="22"/>
         </w:rPr>
-        <w:t>[Slide 30] El JOIN de tres tablas</w:t>
+        <w:t>El JOIN de tres tablas</w:t>
       </w:r>
       <w:r>
         <w:rPr>
@@ -1483,7 +1452,7 @@
           <w:color w:val="4A4A49"/>
           <w:sz w:val="22"/>
         </w:rPr>
-        <w:t>[Slide 31] Lo que el DDL NO puede defender solo</w:t>
+        <w:t>Lo que el DDL NO puede defender solo</w:t>
       </w:r>
       <w:r>
         <w:rPr>
@@ -1572,7 +1541,7 @@
           <w:color w:val="4A4A49"/>
           <w:sz w:val="22"/>
         </w:rPr>
-        <w:t>Portada · Clase 1 · Revision BD I · Arranque VetCare DB</w:t>
+        <w:t>Portada · Clase 1 · Revision BD I · Arranque la base de la clínica</w:t>
       </w:r>
     </w:p>
     <w:p>
@@ -1611,7 +1580,7 @@
           <w:color w:val="4A4A49"/>
           <w:sz w:val="22"/>
         </w:rPr>
-        <w:t>El cliente · Clínica Veterinaria «Huellitas»</w:t>
+        <w:t>El cliente · la clínica Veterinaria</w:t>
       </w:r>
     </w:p>
     <w:p>
@@ -1624,20 +1593,7 @@
           <w:color w:val="4A4A49"/>
           <w:sz w:val="22"/>
         </w:rPr>
-        <w:t>El cliente: la clinica Huellitas (1/2)</w:t>
-      </w:r>
-    </w:p>
-    <w:p>
-      <w:pPr>
-        <w:pStyle w:val="ListNumber"/>
-      </w:pPr>
-      <w:r>
-        <w:rPr>
-          <w:b w:val="0"/>
-          <w:color w:val="4A4A49"/>
-          <w:sz w:val="22"/>
-        </w:rPr>
-        <w:t>El cliente: la clinica Huellitas (2/2)</w:t>
+        <w:t>El cliente: la clínica</w:t>
       </w:r>
     </w:p>
     <w:p>
@@ -1975,7 +1931,7 @@
           <w:color w:val="4A4A49"/>
           <w:sz w:val="22"/>
         </w:rPr>
-        <w:t>ER minimo VetCare (con cardinalidad)</w:t>
+        <w:t>ER minimo la clínica (con cardinalidad)</w:t>
       </w:r>
     </w:p>
     <w:p>
@@ -2324,7 +2280,7 @@
           <w:color w:val="1A1C1D"/>
           <w:sz w:val="32"/>
         </w:rPr>
-        <w:t>35-55 · Demo paso a paso · [Slide 34][Slide 35]</w:t>
+        <w:t>35-55 · Demo paso a paso · [Slide 33][Slide 34]</w:t>
       </w:r>
     </w:p>
     <w:p>
@@ -2380,7 +2336,7 @@
           <w:color w:val="4A4A49"/>
           <w:sz w:val="22"/>
         </w:rPr>
-        <w:t xml:space="preserve"> [Slide 35] — es la parte que el estudiante no adivina: pase el boceto a codigo Mermaid con ayuda de una IA, peguelo en la pregunta de diagrama y muestrelo renderizado.</w:t>
+        <w:t xml:space="preserve"> [Slide 34] — es la parte que el estudiante no adivina: pase el boceto a codigo Mermaid con ayuda de una IA, peguelo en la pregunta de diagrama y muestrelo renderizado.</w:t>
       </w:r>
     </w:p>
     <w:p>
@@ -2901,7 +2857,7 @@
           <w:color w:val="1A1C1D"/>
           <w:sz w:val="32"/>
         </w:rPr>
-        <w:t>115-120 · Cierre · [Slide 36]</w:t>
+        <w:t>115-120 · Cierre · [Slide 35]</w:t>
       </w:r>
     </w:p>
     <w:p>
@@ -2929,7 +2885,7 @@
           <w:color w:val="4A4A49"/>
           <w:sz w:val="22"/>
         </w:rPr>
-        <w:t>Proyectar [Slide 36] slide de cierre. Dudas finales.</w:t>
+        <w:t>Proyectar [Slide 35] slide de cierre. Dudas finales.</w:t>
       </w:r>
     </w:p>
     <w:p>

--- a/Bases de Datos II/Kit docente/Clase 1/Guion Docente Clase 1 - Revision BD I y arranque VetCare.docx
+++ b/Bases de Datos II/Kit docente/Clase 1/Guion Docente Clase 1 - Revision BD I y arranque VetCare.docx
@@ -2488,7 +2488,7 @@
               <a:graphicData uri="http://schemas.openxmlformats.org/drawingml/2006/picture">
                 <pic:pic>
                   <pic:nvPicPr>
-                    <pic:cNvPr id="0" name="salida-join-vetcare.png"/>
+                    <pic:cNvPr id="0" name="salida-join-clinica.png"/>
                     <pic:cNvPicPr/>
                   </pic:nvPicPr>
                   <pic:blipFill>
@@ -2908,7 +2908,7 @@
           <w:color w:val="4A4A49"/>
           <w:sz w:val="22"/>
         </w:rPr>
-        <w:t>Carpeta Codigo/ — archivo 01_arranque_vetcare.sql.</w:t>
+        <w:t>Carpeta Codigo/ — archivo 01_arranque_clinica.sql.</w:t>
       </w:r>
     </w:p>
     <w:p>
